--- a/01-电源电路/02-开关电源/LLC谐振变换器/半桥LLC谐振电路/半桥LLC谐振电路.docx
+++ b/01-电源电路/02-开关电源/LLC谐振变换器/半桥LLC谐振电路/半桥LLC谐振电路.docx
@@ -2441,6 +2441,20 @@
     </w:p>
     <w:bookmarkEnd w:id="26"/>
     <w:bookmarkEnd w:id="27"/>
+    <w:p>
+      <w:pPr>
+        <w:spacing w:before="360"/>
+        <w:jc w:val="center"/>
+      </w:pPr>
+      <w:r>
+        <w:rPr>
+          <w:rFonts w:ascii="Times New Roman" w:hAnsi="Times New Roman"/>
+          <w:color w:val="555555"/>
+          <w:sz w:val="21"/>
+        </w:rPr>
+        <w:t>材料收集者：杜文杰</w:t>
+      </w:r>
+    </w:p>
     <w:sectPr>
       <w:headerReference r:id="rId9" w:type="default"/>
       <w:footerReference r:id="rId10" w:type="default"/>

--- a/01-电源电路/02-开关电源/LLC谐振变换器/半桥LLC谐振电路/半桥LLC谐振电路.docx
+++ b/01-电源电路/02-开关电源/LLC谐振变换器/半桥LLC谐振电路/半桥LLC谐振电路.docx
@@ -1,6 +1,6 @@
 
 <file path=word/document.xml><?xml version="1.0" encoding="utf-8"?>
-<w:document xmlns:w="http://schemas.openxmlformats.org/wordprocessingml/2006/main" xmlns:m="http://schemas.openxmlformats.org/officeDocument/2006/math" xmlns:r="http://schemas.openxmlformats.org/officeDocument/2006/relationships" xmlns:o="urn:schemas-microsoft-com:office:office" xmlns:v="urn:schemas-microsoft-com:vml" xmlns:w10="urn:schemas-microsoft-com:office:word" xmlns:a="http://schemas.openxmlformats.org/drawingml/2006/main" xmlns:pic="http://schemas.openxmlformats.org/drawingml/2006/picture" xmlns:wp="http://schemas.openxmlformats.org/drawingml/2006/wordprocessingDrawing">
+<w:document xmlns:m="http://schemas.openxmlformats.org/officeDocument/2006/math" xmlns:r="http://schemas.openxmlformats.org/officeDocument/2006/relationships" xmlns:w="http://schemas.openxmlformats.org/wordprocessingml/2006/main" xmlns:o="urn:schemas-microsoft-com:office:office" xmlns:v="urn:schemas-microsoft-com:vml" xmlns:w10="urn:schemas-microsoft-com:office:word" xmlns:a="http://schemas.openxmlformats.org/drawingml/2006/main" xmlns:pic="http://schemas.openxmlformats.org/drawingml/2006/picture" xmlns:wp="http://schemas.openxmlformats.org/drawingml/2006/wordprocessingDrawing">
   <w:body>
     <w:bookmarkStart w:id="27" w:name="半桥-llc-谐振电路"/>
     <w:p>
@@ -9,16 +9,19 @@
       </w:pPr>
       <w:r>
         <w:rPr>
-          <w:rFonts w:hint="eastAsia"/>
+          <w:rFonts w:hint="eastAsia" w:eastAsia="黑体"/>
         </w:rPr>
         <w:t xml:space="preserve">半桥</w:t>
       </w:r>
       <w:r>
+        <w:rPr>
+          <w:rFonts w:eastAsia="黑体"/>
+        </w:rPr>
         <w:t xml:space="preserve"> LLC </w:t>
       </w:r>
       <w:r>
         <w:rPr>
-          <w:rFonts w:hint="eastAsia"/>
+          <w:rFonts w:hint="eastAsia" w:eastAsia="黑体"/>
         </w:rPr>
         <w:t xml:space="preserve">谐振电路</w:t>
       </w:r>
@@ -30,7 +33,7 @@
       </w:pPr>
       <w:r>
         <w:rPr>
-          <w:rFonts w:hint="eastAsia"/>
+          <w:rFonts w:hint="eastAsia" w:eastAsia="黑体"/>
         </w:rPr>
         <w:t xml:space="preserve">拓扑描述</w:t>
       </w:r>
@@ -41,74 +44,98 @@
       </w:pPr>
       <w:r>
         <w:rPr>
-          <w:rFonts w:hint="eastAsia"/>
+          <w:rFonts w:hint="eastAsia" w:eastAsia="黑体"/>
         </w:rPr>
         <w:t xml:space="preserve">电路由两个开关管</w:t>
       </w:r>
       <w:r>
+        <w:rPr>
+          <w:rFonts w:eastAsia="黑体"/>
+        </w:rPr>
         <w:t xml:space="preserve"> Q1、Q2 </w:t>
       </w:r>
       <w:r>
         <w:rPr>
-          <w:rFonts w:hint="eastAsia"/>
+          <w:rFonts w:hint="eastAsia" w:eastAsia="黑体"/>
         </w:rPr>
         <w:t xml:space="preserve">构成的半桥桥臂、谐振电感</w:t>
       </w:r>
       <w:r>
+        <w:rPr>
+          <w:rFonts w:eastAsia="黑体"/>
+        </w:rPr>
         <w:t xml:space="preserve"> </w:t>
       </w:r>
       <w:r>
         <w:rPr>
-          <w:rFonts w:hint="eastAsia"/>
+          <w:rFonts w:hint="eastAsia" w:eastAsia="黑体"/>
         </w:rPr>
         <w:t xml:space="preserve">Lr、谐振电容</w:t>
       </w:r>
       <w:r>
+        <w:rPr>
+          <w:rFonts w:eastAsia="黑体"/>
+        </w:rPr>
         <w:t xml:space="preserve"> </w:t>
       </w:r>
       <w:r>
         <w:rPr>
-          <w:rFonts w:hint="eastAsia"/>
+          <w:rFonts w:hint="eastAsia" w:eastAsia="黑体"/>
         </w:rPr>
         <w:t xml:space="preserve">Cr、励磁电感</w:t>
       </w:r>
       <w:r>
+        <w:rPr>
+          <w:rFonts w:eastAsia="黑体"/>
+        </w:rPr>
         <w:t xml:space="preserve"> </w:t>
       </w:r>
       <w:r>
         <w:rPr>
-          <w:rFonts w:hint="eastAsia"/>
+          <w:rFonts w:hint="eastAsia" w:eastAsia="黑体"/>
         </w:rPr>
         <w:t xml:space="preserve">Lm、隔离变压器</w:t>
       </w:r>
       <w:r>
+        <w:rPr>
+          <w:rFonts w:eastAsia="黑体"/>
+        </w:rPr>
         <w:t xml:space="preserve"> </w:t>
       </w:r>
       <w:r>
         <w:rPr>
-          <w:rFonts w:hint="eastAsia"/>
+          <w:rFonts w:hint="eastAsia" w:eastAsia="黑体"/>
         </w:rPr>
         <w:t xml:space="preserve">T，以及副边整流二极管</w:t>
       </w:r>
       <w:r>
+        <w:rPr>
+          <w:rFonts w:eastAsia="黑体"/>
+        </w:rPr>
         <w:t xml:space="preserve"> D1、D2 </w:t>
       </w:r>
       <w:r>
         <w:rPr>
-          <w:rFonts w:hint="eastAsia"/>
+          <w:rFonts w:hint="eastAsia" w:eastAsia="黑体"/>
         </w:rPr>
         <w:t xml:space="preserve">与输出滤波电容</w:t>
       </w:r>
       <w:r>
+        <w:rPr>
+          <w:rFonts w:eastAsia="黑体"/>
+        </w:rPr>
         <w:t xml:space="preserve"> C </w:t>
       </w:r>
       <w:r>
         <w:rPr>
-          <w:rFonts w:hint="eastAsia"/>
+          <w:rFonts w:hint="eastAsia" w:eastAsia="黑体"/>
         </w:rPr>
         <w:t xml:space="preserve">构成。关键节点如下：输入节点</w:t>
       </w:r>
       <w:r>
+        <w:rPr>
+          <w:rFonts w:eastAsia="黑体"/>
+        </w:rPr>
         <w:t xml:space="preserve"> </w:t>
       </w:r>
       <m:oMath>
@@ -129,83 +156,110 @@
         </m:sSub>
       </m:oMath>
       <w:r>
+        <w:rPr>
+          <w:rFonts w:eastAsia="黑体"/>
+        </w:rPr>
         <w:t xml:space="preserve"> </w:t>
       </w:r>
       <w:r>
         <w:rPr>
-          <w:rFonts w:hint="eastAsia"/>
+          <w:rFonts w:hint="eastAsia" w:eastAsia="黑体"/>
         </w:rPr>
         <w:t xml:space="preserve">接上管</w:t>
       </w:r>
       <w:r>
+        <w:rPr>
+          <w:rFonts w:eastAsia="黑体"/>
+        </w:rPr>
         <w:t xml:space="preserve"> Q1 </w:t>
       </w:r>
       <w:r>
         <w:rPr>
-          <w:rFonts w:hint="eastAsia"/>
+          <w:rFonts w:hint="eastAsia" w:eastAsia="黑体"/>
         </w:rPr>
         <w:t xml:space="preserve">的漏极；半桥中点（开关节点）由</w:t>
       </w:r>
       <w:r>
+        <w:rPr>
+          <w:rFonts w:eastAsia="黑体"/>
+        </w:rPr>
         <w:t xml:space="preserve"> Q1 </w:t>
       </w:r>
       <w:r>
         <w:rPr>
-          <w:rFonts w:hint="eastAsia"/>
+          <w:rFonts w:hint="eastAsia" w:eastAsia="黑体"/>
         </w:rPr>
         <w:t xml:space="preserve">的源极与</w:t>
       </w:r>
       <w:r>
+        <w:rPr>
+          <w:rFonts w:eastAsia="黑体"/>
+        </w:rPr>
         <w:t xml:space="preserve"> Q2 </w:t>
       </w:r>
       <w:r>
         <w:rPr>
-          <w:rFonts w:hint="eastAsia"/>
+          <w:rFonts w:hint="eastAsia" w:eastAsia="黑体"/>
         </w:rPr>
         <w:t xml:space="preserve">的漏极相连而成，并经谐振网络接变压器初级；下管</w:t>
       </w:r>
       <w:r>
+        <w:rPr>
+          <w:rFonts w:eastAsia="黑体"/>
+        </w:rPr>
         <w:t xml:space="preserve"> Q2 </w:t>
       </w:r>
       <w:r>
         <w:rPr>
-          <w:rFonts w:hint="eastAsia"/>
+          <w:rFonts w:hint="eastAsia" w:eastAsia="黑体"/>
         </w:rPr>
         <w:t xml:space="preserve">的源极接地（原边地）；谐振网络由</w:t>
       </w:r>
       <w:r>
+        <w:rPr>
+          <w:rFonts w:eastAsia="黑体"/>
+        </w:rPr>
         <w:t xml:space="preserve"> Lr、Cr </w:t>
       </w:r>
       <w:r>
         <w:rPr>
-          <w:rFonts w:hint="eastAsia"/>
+          <w:rFonts w:hint="eastAsia" w:eastAsia="黑体"/>
         </w:rPr>
         <w:t xml:space="preserve">串联且与</w:t>
       </w:r>
       <w:r>
+        <w:rPr>
+          <w:rFonts w:eastAsia="黑体"/>
+        </w:rPr>
         <w:t xml:space="preserve"> </w:t>
       </w:r>
       <w:r>
         <w:rPr>
-          <w:rFonts w:hint="eastAsia"/>
+          <w:rFonts w:hint="eastAsia" w:eastAsia="黑体"/>
         </w:rPr>
         <w:t xml:space="preserve">Lm（并接于变压器初级）构成，变压器初级一端经谐振网络接半桥中点、另一端接原边地；变压器次级采用中心抽头，中心抽头接副边地，两端分别经二极管</w:t>
       </w:r>
       <w:r>
+        <w:rPr>
+          <w:rFonts w:eastAsia="黑体"/>
+        </w:rPr>
         <w:t xml:space="preserve"> D1、D2 </w:t>
       </w:r>
       <w:r>
         <w:rPr>
-          <w:rFonts w:hint="eastAsia"/>
+          <w:rFonts w:hint="eastAsia" w:eastAsia="黑体"/>
         </w:rPr>
         <w:t xml:space="preserve">整流后汇于输出节点，输出电容</w:t>
       </w:r>
       <w:r>
+        <w:rPr>
+          <w:rFonts w:eastAsia="黑体"/>
+        </w:rPr>
         <w:t xml:space="preserve"> C </w:t>
       </w:r>
       <w:r>
         <w:rPr>
-          <w:rFonts w:hint="eastAsia"/>
+          <w:rFonts w:hint="eastAsia" w:eastAsia="黑体"/>
         </w:rPr>
         <w:t xml:space="preserve">一端接输出节点、另一端接副边地并接负载。</w:t>
       </w:r>
@@ -214,133 +268,175 @@
       <w:pPr/>
       <w:r>
         <w:rPr>
-          <w:rFonts w:hint="eastAsia"/>
+          <w:rFonts w:hint="eastAsia" w:eastAsia="黑体"/>
         </w:rPr>
         <w:t xml:space="preserve">各元件管脚连接：上管</w:t>
       </w:r>
       <w:r>
+        <w:rPr>
+          <w:rFonts w:eastAsia="黑体"/>
+        </w:rPr>
         <w:t xml:space="preserve"> Q1 </w:t>
       </w:r>
       <w:r>
         <w:rPr>
-          <w:rFonts w:hint="eastAsia"/>
+          <w:rFonts w:hint="eastAsia" w:eastAsia="黑体"/>
         </w:rPr>
         <w:t xml:space="preserve">的漏极接输入节点、源极接半桥中点、栅极</w:t>
       </w:r>
       <w:r>
+        <w:rPr>
+          <w:rFonts w:eastAsia="黑体"/>
+        </w:rPr>
         <w:t xml:space="preserve"> G </w:t>
       </w:r>
       <w:r>
         <w:rPr>
-          <w:rFonts w:hint="eastAsia"/>
+          <w:rFonts w:hint="eastAsia" w:eastAsia="黑体"/>
         </w:rPr>
         <w:t xml:space="preserve">接驱动信号；下管</w:t>
       </w:r>
       <w:r>
+        <w:rPr>
+          <w:rFonts w:eastAsia="黑体"/>
+        </w:rPr>
         <w:t xml:space="preserve"> Q2 </w:t>
       </w:r>
       <w:r>
         <w:rPr>
-          <w:rFonts w:hint="eastAsia"/>
+          <w:rFonts w:hint="eastAsia" w:eastAsia="黑体"/>
         </w:rPr>
         <w:t xml:space="preserve">的漏极接半桥中点、源极接原边地、栅极接与</w:t>
       </w:r>
       <w:r>
+        <w:rPr>
+          <w:rFonts w:eastAsia="黑体"/>
+        </w:rPr>
         <w:t xml:space="preserve"> Q1 </w:t>
       </w:r>
       <w:r>
         <w:rPr>
-          <w:rFonts w:hint="eastAsia"/>
+          <w:rFonts w:hint="eastAsia" w:eastAsia="黑体"/>
         </w:rPr>
         <w:t xml:space="preserve">互补的驱动信号；谐振电感</w:t>
       </w:r>
       <w:r>
+        <w:rPr>
+          <w:rFonts w:eastAsia="黑体"/>
+        </w:rPr>
         <w:t xml:space="preserve"> Lr </w:t>
       </w:r>
       <w:r>
         <w:rPr>
-          <w:rFonts w:hint="eastAsia"/>
+          <w:rFonts w:hint="eastAsia" w:eastAsia="黑体"/>
         </w:rPr>
         <w:t xml:space="preserve">一端接半桥中点、另一端接谐振电容</w:t>
       </w:r>
       <w:r>
+        <w:rPr>
+          <w:rFonts w:eastAsia="黑体"/>
+        </w:rPr>
         <w:t xml:space="preserve"> </w:t>
       </w:r>
       <w:r>
         <w:rPr>
-          <w:rFonts w:hint="eastAsia"/>
+          <w:rFonts w:hint="eastAsia" w:eastAsia="黑体"/>
         </w:rPr>
         <w:t xml:space="preserve">Cr；谐振电容</w:t>
       </w:r>
       <w:r>
+        <w:rPr>
+          <w:rFonts w:eastAsia="黑体"/>
+        </w:rPr>
         <w:t xml:space="preserve"> Cr </w:t>
       </w:r>
       <w:r>
         <w:rPr>
-          <w:rFonts w:hint="eastAsia"/>
+          <w:rFonts w:hint="eastAsia" w:eastAsia="黑体"/>
         </w:rPr>
         <w:t xml:space="preserve">一端接</w:t>
       </w:r>
       <w:r>
+        <w:rPr>
+          <w:rFonts w:eastAsia="黑体"/>
+        </w:rPr>
         <w:t xml:space="preserve"> </w:t>
       </w:r>
       <w:r>
         <w:rPr>
-          <w:rFonts w:hint="eastAsia"/>
+          <w:rFonts w:hint="eastAsia" w:eastAsia="黑体"/>
         </w:rPr>
         <w:t xml:space="preserve">Lr、另一端接变压器初级一端（或原边地）；励磁电感</w:t>
       </w:r>
       <w:r>
+        <w:rPr>
+          <w:rFonts w:eastAsia="黑体"/>
+        </w:rPr>
         <w:t xml:space="preserve"> Lm </w:t>
       </w:r>
       <w:r>
         <w:rPr>
-          <w:rFonts w:hint="eastAsia"/>
+          <w:rFonts w:hint="eastAsia" w:eastAsia="黑体"/>
         </w:rPr>
         <w:t xml:space="preserve">并在变压器初级两端；变压器</w:t>
       </w:r>
       <w:r>
+        <w:rPr>
+          <w:rFonts w:eastAsia="黑体"/>
+        </w:rPr>
         <w:t xml:space="preserve"> T </w:t>
       </w:r>
       <w:r>
         <w:rPr>
-          <w:rFonts w:hint="eastAsia"/>
+          <w:rFonts w:hint="eastAsia" w:eastAsia="黑体"/>
         </w:rPr>
         <w:t xml:space="preserve">的初级并接</w:t>
       </w:r>
       <w:r>
+        <w:rPr>
+          <w:rFonts w:eastAsia="黑体"/>
+        </w:rPr>
         <w:t xml:space="preserve"> </w:t>
       </w:r>
       <w:r>
         <w:rPr>
-          <w:rFonts w:hint="eastAsia"/>
+          <w:rFonts w:hint="eastAsia" w:eastAsia="黑体"/>
         </w:rPr>
         <w:t xml:space="preserve">Lm，次级中心抽头接副边地，次级两端分别接二极管</w:t>
       </w:r>
       <w:r>
+        <w:rPr>
+          <w:rFonts w:eastAsia="黑体"/>
+        </w:rPr>
         <w:t xml:space="preserve"> D1、D2 </w:t>
       </w:r>
       <w:r>
         <w:rPr>
-          <w:rFonts w:hint="eastAsia"/>
+          <w:rFonts w:hint="eastAsia" w:eastAsia="黑体"/>
         </w:rPr>
         <w:t xml:space="preserve">的阳极；二极管</w:t>
       </w:r>
       <w:r>
+        <w:rPr>
+          <w:rFonts w:eastAsia="黑体"/>
+        </w:rPr>
         <w:t xml:space="preserve"> D1、D2 </w:t>
       </w:r>
       <w:r>
         <w:rPr>
-          <w:rFonts w:hint="eastAsia"/>
+          <w:rFonts w:hint="eastAsia" w:eastAsia="黑体"/>
         </w:rPr>
         <w:t xml:space="preserve">的阴极并接输出节点；输出电容</w:t>
       </w:r>
       <w:r>
+        <w:rPr>
+          <w:rFonts w:eastAsia="黑体"/>
+        </w:rPr>
         <w:t xml:space="preserve"> C </w:t>
       </w:r>
       <w:r>
         <w:rPr>
-          <w:rFonts w:hint="eastAsia"/>
+          <w:rFonts w:hint="eastAsia" w:eastAsia="黑体"/>
         </w:rPr>
         <w:t xml:space="preserve">一端接输出节点、另一端接副边地。</w:t>
       </w:r>
@@ -349,25 +445,31 @@
       <w:pPr/>
       <w:r>
         <w:rPr>
-          <w:rFonts w:hint="eastAsia"/>
+          <w:rFonts w:hint="eastAsia" w:eastAsia="黑体"/>
         </w:rPr>
         <w:t xml:space="preserve">就组态而言，这是由半桥臂驱动</w:t>
       </w:r>
       <w:r>
+        <w:rPr>
+          <w:rFonts w:eastAsia="黑体"/>
+        </w:rPr>
         <w:t xml:space="preserve"> Lr-Cr-Lm </w:t>
       </w:r>
       <w:r>
         <w:rPr>
-          <w:rFonts w:hint="eastAsia"/>
+          <w:rFonts w:hint="eastAsia" w:eastAsia="黑体"/>
         </w:rPr>
         <w:t xml:space="preserve">谐振网络、经带中心抽头的变压器全波整流的半桥</w:t>
       </w:r>
       <w:r>
+        <w:rPr>
+          <w:rFonts w:eastAsia="黑体"/>
+        </w:rPr>
         <w:t xml:space="preserve"> LLC </w:t>
       </w:r>
       <w:r>
         <w:rPr>
-          <w:rFonts w:hint="eastAsia"/>
+          <w:rFonts w:hint="eastAsia" w:eastAsia="黑体"/>
         </w:rPr>
         <w:t xml:space="preserve">谐振变换器，利用谐振实现软开关，实现高效率的隔离降压输出。</w:t>
       </w:r>
@@ -380,7 +482,7 @@
       </w:pPr>
       <w:r>
         <w:rPr>
-          <w:rFonts w:hint="eastAsia"/>
+          <w:rFonts w:hint="eastAsia" w:eastAsia="黑体"/>
         </w:rPr>
         <w:t xml:space="preserve">工作原理</w:t>
       </w:r>
@@ -391,16 +493,19 @@
       </w:pPr>
       <w:r>
         <w:rPr>
-          <w:rFonts w:hint="eastAsia"/>
+          <w:rFonts w:hint="eastAsia" w:eastAsia="黑体"/>
         </w:rPr>
         <w:t xml:space="preserve">半桥以接近谐振频率的方波驱动，谐振网络在开关管两端形成正弦电流，使开关管在零电压开通（ZVS）。变压器的励磁电感参与谐振，副边整流二极管零电流关断，从而大幅降低开关损耗与</w:t>
       </w:r>
       <w:r>
+        <w:rPr>
+          <w:rFonts w:eastAsia="黑体"/>
+        </w:rPr>
         <w:t xml:space="preserve"> </w:t>
       </w:r>
       <w:r>
         <w:rPr>
-          <w:rFonts w:hint="eastAsia"/>
+          <w:rFonts w:hint="eastAsia" w:eastAsia="黑体"/>
         </w:rPr>
         <w:t xml:space="preserve">EMI，实现高效隔离变换。</w:t>
       </w:r>
@@ -413,7 +518,7 @@
       </w:pPr>
       <w:r>
         <w:rPr>
-          <w:rFonts w:hint="eastAsia"/>
+          <w:rFonts w:hint="eastAsia" w:eastAsia="黑体"/>
         </w:rPr>
         <w:t xml:space="preserve">关键计算公式</w:t>
       </w:r>
@@ -427,7 +532,7 @@
       </w:pPr>
       <w:r>
         <w:rPr>
-          <w:rFonts w:hint="eastAsia"/>
+          <w:rFonts w:hint="eastAsia" w:eastAsia="黑体"/>
         </w:rPr>
         <w:t xml:space="preserve">谐振频率：</w:t>
       </w:r>
@@ -522,7 +627,7 @@
       </w:pPr>
       <w:r>
         <w:rPr>
-          <w:rFonts w:hint="eastAsia"/>
+          <w:rFonts w:hint="eastAsia" w:eastAsia="黑体"/>
         </w:rPr>
         <w:t xml:space="preserve">第二谐振频率（含励磁电感）：</w:t>
       </w:r>
@@ -647,7 +752,7 @@
       </w:pPr>
       <w:r>
         <w:rPr>
-          <w:rFonts w:hint="eastAsia"/>
+          <w:rFonts w:hint="eastAsia" w:eastAsia="黑体"/>
         </w:rPr>
         <w:t xml:space="preserve">归一化电感比：</w:t>
       </w:r>
@@ -716,7 +821,7 @@
       </w:pPr>
       <w:r>
         <w:rPr>
-          <w:rFonts w:hint="eastAsia"/>
+          <w:rFonts w:hint="eastAsia" w:eastAsia="黑体"/>
         </w:rPr>
         <w:t xml:space="preserve">品质因数：</w:t>
       </w:r>
@@ -817,20 +922,26 @@
       </w:pPr>
       <w:r>
         <w:rPr>
-          <w:rFonts w:hint="eastAsia"/>
+          <w:rFonts w:hint="eastAsia" w:eastAsia="黑体"/>
         </w:rPr>
         <w:t xml:space="preserve">直流电压增益（近似，n</w:t>
       </w:r>
       <w:r>
+        <w:rPr>
+          <w:rFonts w:eastAsia="黑体"/>
+        </w:rPr>
         <w:t xml:space="preserve"> </w:t>
       </w:r>
       <w:r>
         <w:rPr>
-          <w:rFonts w:hint="eastAsia"/>
+          <w:rFonts w:hint="eastAsia" w:eastAsia="黑体"/>
         </w:rPr>
         <w:t xml:space="preserve">为副边/原边匝比</w:t>
       </w:r>
       <w:r>
+        <w:rPr>
+          <w:rFonts w:eastAsia="黑体"/>
+        </w:rPr>
         <w:t xml:space="preserve"> </w:t>
       </w:r>
       <m:oMath>
@@ -876,7 +987,7 @@
       </m:oMath>
       <w:r>
         <w:rPr>
-          <w:rFonts w:hint="eastAsia"/>
+          <w:rFonts w:hint="eastAsia" w:eastAsia="黑体"/>
         </w:rPr>
         <w:t xml:space="preserve">）：</w:t>
       </w:r>
@@ -988,7 +1099,7 @@
             </w:pPr>
             <w:r>
               <w:rPr>
-                <w:rFonts w:hint="eastAsia"/>
+                <w:rFonts w:hint="eastAsia" w:eastAsia="黑体"/>
               </w:rPr>
               <w:t xml:space="preserve">符号</w:t>
             </w:r>
@@ -1002,7 +1113,7 @@
             </w:pPr>
             <w:r>
               <w:rPr>
-                <w:rFonts w:hint="eastAsia"/>
+                <w:rFonts w:hint="eastAsia" w:eastAsia="黑体"/>
               </w:rPr>
               <w:t xml:space="preserve">含义</w:t>
             </w:r>
@@ -1016,7 +1127,7 @@
             </w:pPr>
             <w:r>
               <w:rPr>
-                <w:rFonts w:hint="eastAsia"/>
+                <w:rFonts w:hint="eastAsia" w:eastAsia="黑体"/>
               </w:rPr>
               <w:t xml:space="preserve">单位</w:t>
             </w:r>
@@ -1045,6 +1156,9 @@
               </m:sSub>
             </m:oMath>
             <w:r>
+              <w:rPr>
+                <w:rFonts w:eastAsia="黑体"/>
+              </w:rPr>
               <w:t xml:space="preserve">​</w:t>
             </w:r>
           </w:p>
@@ -1057,7 +1171,7 @@
             </w:pPr>
             <w:r>
               <w:rPr>
-                <w:rFonts w:hint="eastAsia"/>
+                <w:rFonts w:hint="eastAsia" w:eastAsia="黑体"/>
               </w:rPr>
               <w:t xml:space="preserve">谐振电感</w:t>
             </w:r>
@@ -1070,6 +1184,9 @@
               <w:pStyle w:val="Compact"/>
             </w:pPr>
             <w:r>
+              <w:rPr>
+                <w:rFonts w:eastAsia="黑体"/>
+              </w:rPr>
               <w:t xml:space="preserve">H</w:t>
             </w:r>
           </w:p>
@@ -1097,6 +1214,9 @@
               </m:sSub>
             </m:oMath>
             <w:r>
+              <w:rPr>
+                <w:rFonts w:eastAsia="黑体"/>
+              </w:rPr>
               <w:t xml:space="preserve">​</w:t>
             </w:r>
           </w:p>
@@ -1109,7 +1229,7 @@
             </w:pPr>
             <w:r>
               <w:rPr>
-                <w:rFonts w:hint="eastAsia"/>
+                <w:rFonts w:hint="eastAsia" w:eastAsia="黑体"/>
               </w:rPr>
               <w:t xml:space="preserve">谐振电容</w:t>
             </w:r>
@@ -1122,6 +1242,9 @@
               <w:pStyle w:val="Compact"/>
             </w:pPr>
             <w:r>
+              <w:rPr>
+                <w:rFonts w:eastAsia="黑体"/>
+              </w:rPr>
               <w:t xml:space="preserve">F</w:t>
             </w:r>
           </w:p>
@@ -1149,6 +1272,9 @@
               </m:sSub>
             </m:oMath>
             <w:r>
+              <w:rPr>
+                <w:rFonts w:eastAsia="黑体"/>
+              </w:rPr>
               <w:t xml:space="preserve">​</w:t>
             </w:r>
           </w:p>
@@ -1161,7 +1287,7 @@
             </w:pPr>
             <w:r>
               <w:rPr>
-                <w:rFonts w:hint="eastAsia"/>
+                <w:rFonts w:hint="eastAsia" w:eastAsia="黑体"/>
               </w:rPr>
               <w:t xml:space="preserve">磁化电感</w:t>
             </w:r>
@@ -1174,6 +1300,9 @@
               <w:pStyle w:val="Compact"/>
             </w:pPr>
             <w:r>
+              <w:rPr>
+                <w:rFonts w:eastAsia="黑体"/>
+              </w:rPr>
               <w:t xml:space="preserve">H</w:t>
             </w:r>
           </w:p>
@@ -1201,6 +1330,9 @@
               </m:sSub>
             </m:oMath>
             <w:r>
+              <w:rPr>
+                <w:rFonts w:eastAsia="黑体"/>
+              </w:rPr>
               <w:t xml:space="preserve">​</w:t>
             </w:r>
           </w:p>
@@ -1213,7 +1345,7 @@
             </w:pPr>
             <w:r>
               <w:rPr>
-                <w:rFonts w:hint="eastAsia"/>
+                <w:rFonts w:hint="eastAsia" w:eastAsia="黑体"/>
               </w:rPr>
               <w:t xml:space="preserve">谐振频率</w:t>
             </w:r>
@@ -1226,6 +1358,9 @@
               <w:pStyle w:val="Compact"/>
             </w:pPr>
             <w:r>
+              <w:rPr>
+                <w:rFonts w:eastAsia="黑体"/>
+              </w:rPr>
               <w:t xml:space="preserve">Hz</w:t>
             </w:r>
           </w:p>
@@ -1253,6 +1388,9 @@
               </m:sSub>
             </m:oMath>
             <w:r>
+              <w:rPr>
+                <w:rFonts w:eastAsia="黑体"/>
+              </w:rPr>
               <w:t xml:space="preserve">​</w:t>
             </w:r>
           </w:p>
@@ -1265,7 +1403,7 @@
             </w:pPr>
             <w:r>
               <w:rPr>
-                <w:rFonts w:hint="eastAsia"/>
+                <w:rFonts w:hint="eastAsia" w:eastAsia="黑体"/>
               </w:rPr>
               <w:t xml:space="preserve">第二谐振频率</w:t>
             </w:r>
@@ -1278,6 +1416,9 @@
               <w:pStyle w:val="Compact"/>
             </w:pPr>
             <w:r>
+              <w:rPr>
+                <w:rFonts w:eastAsia="黑体"/>
+              </w:rPr>
               <w:t xml:space="preserve">Hz</w:t>
             </w:r>
           </w:p>
@@ -1305,6 +1446,9 @@
               </m:sSub>
             </m:oMath>
             <w:r>
+              <w:rPr>
+                <w:rFonts w:eastAsia="黑体"/>
+              </w:rPr>
               <w:t xml:space="preserve">​</w:t>
             </w:r>
           </w:p>
@@ -1317,7 +1461,7 @@
             </w:pPr>
             <w:r>
               <w:rPr>
-                <w:rFonts w:hint="eastAsia"/>
+                <w:rFonts w:hint="eastAsia" w:eastAsia="黑体"/>
               </w:rPr>
               <w:t xml:space="preserve">折合到原边的负载电阻</w:t>
             </w:r>
@@ -1330,6 +1474,9 @@
               <w:pStyle w:val="Compact"/>
             </w:pPr>
             <w:r>
+              <w:rPr>
+                <w:rFonts w:eastAsia="黑体"/>
+              </w:rPr>
               <w:t xml:space="preserve">Ω</w:t>
             </w:r>
           </w:p>
@@ -1348,6 +1495,9 @@
               </m:r>
             </m:oMath>
             <w:r>
+              <w:rPr>
+                <w:rFonts w:eastAsia="黑体"/>
+              </w:rPr>
               <w:t xml:space="preserve">​</w:t>
             </w:r>
           </w:p>
@@ -1360,7 +1510,7 @@
             </w:pPr>
             <w:r>
               <w:rPr>
-                <w:rFonts w:hint="eastAsia"/>
+                <w:rFonts w:hint="eastAsia" w:eastAsia="黑体"/>
               </w:rPr>
               <w:t xml:space="preserve">品质因数</w:t>
             </w:r>
@@ -1373,6 +1523,9 @@
               <w:pStyle w:val="Compact"/>
             </w:pPr>
             <w:r>
+              <w:rPr>
+                <w:rFonts w:eastAsia="黑体"/>
+              </w:rPr>
               <w:t xml:space="preserve">—</w:t>
             </w:r>
           </w:p>
@@ -1391,6 +1544,9 @@
               </m:r>
             </m:oMath>
             <w:r>
+              <w:rPr>
+                <w:rFonts w:eastAsia="黑体"/>
+              </w:rPr>
               <w:t xml:space="preserve">​</w:t>
             </w:r>
           </w:p>
@@ -1403,7 +1559,7 @@
             </w:pPr>
             <w:r>
               <w:rPr>
-                <w:rFonts w:hint="eastAsia"/>
+                <w:rFonts w:hint="eastAsia" w:eastAsia="黑体"/>
               </w:rPr>
               <w:t xml:space="preserve">谐振网络电压增益</w:t>
             </w:r>
@@ -1416,6 +1572,9 @@
               <w:pStyle w:val="Compact"/>
             </w:pPr>
             <w:r>
+              <w:rPr>
+                <w:rFonts w:eastAsia="黑体"/>
+              </w:rPr>
               <w:t xml:space="preserve">—</w:t>
             </w:r>
           </w:p>
@@ -1434,6 +1593,9 @@
               </m:r>
             </m:oMath>
             <w:r>
+              <w:rPr>
+                <w:rFonts w:eastAsia="黑体"/>
+              </w:rPr>
               <w:t xml:space="preserve">​</w:t>
             </w:r>
           </w:p>
@@ -1446,7 +1608,7 @@
             </w:pPr>
             <w:r>
               <w:rPr>
-                <w:rFonts w:hint="eastAsia"/>
+                <w:rFonts w:hint="eastAsia" w:eastAsia="黑体"/>
               </w:rPr>
               <w:t xml:space="preserve">变压器匝比（副边/原边）</w:t>
             </w:r>
@@ -1459,6 +1621,9 @@
               <w:pStyle w:val="Compact"/>
             </w:pPr>
             <w:r>
+              <w:rPr>
+                <w:rFonts w:eastAsia="黑体"/>
+              </w:rPr>
               <w:t xml:space="preserve">—</w:t>
             </w:r>
           </w:p>
@@ -1473,7 +1638,7 @@
       </w:pPr>
       <w:r>
         <w:rPr>
-          <w:rFonts w:hint="eastAsia"/>
+          <w:rFonts w:hint="eastAsia" w:eastAsia="黑体"/>
         </w:rPr>
         <w:t xml:space="preserve">元件调整影响</w:t>
       </w:r>
@@ -1488,6 +1653,7 @@
       </w:pPr>
       <w:r>
         <w:rPr>
+          <w:rFonts w:eastAsia="黑体"/>
           <w:b/>
           <w:bCs/>
         </w:rPr>
@@ -1495,7 +1661,7 @@
       </w:r>
       <w:r>
         <w:rPr>
-          <w:rFonts w:hint="eastAsia"/>
+          <w:rFonts w:hint="eastAsia" w:eastAsia="黑体"/>
           <w:b/>
           <w:bCs/>
         </w:rPr>
@@ -1503,24 +1669,34 @@
       </w:r>
       <w:r>
         <w:rPr>
+          <w:rFonts w:eastAsia="黑体"/>
           <w:b/>
           <w:bCs/>
         </w:rPr>
         <w:t xml:space="preserve"> Cr↑</w:t>
       </w:r>
       <w:r>
+        <w:rPr>
+          <w:rFonts w:eastAsia="黑体"/>
+        </w:rPr>
         <w:t xml:space="preserve"> </w:t>
       </w:r>
       <w:r>
+        <w:rPr>
+          <w:rFonts w:eastAsia="黑体"/>
+        </w:rPr>
         <w:t xml:space="preserve">→ </w:t>
       </w:r>
       <w:r>
         <w:rPr>
-          <w:rFonts w:hint="eastAsia"/>
+          <w:rFonts w:hint="eastAsia" w:eastAsia="黑体"/>
         </w:rPr>
         <w:t xml:space="preserve">谐振频率</w:t>
       </w:r>
       <w:r>
+        <w:rPr>
+          <w:rFonts w:eastAsia="黑体"/>
+        </w:rPr>
         <w:t xml:space="preserve"> </w:t>
       </w:r>
       <m:oMath>
@@ -1538,11 +1714,14 @@
         </m:sSub>
       </m:oMath>
       <w:r>
+        <w:rPr>
+          <w:rFonts w:eastAsia="黑体"/>
+        </w:rPr>
         <w:t xml:space="preserve"> </w:t>
       </w:r>
       <w:r>
         <w:rPr>
-          <w:rFonts w:hint="eastAsia"/>
+          <w:rFonts w:hint="eastAsia" w:eastAsia="黑体"/>
         </w:rPr>
         <w:t xml:space="preserve">下降，工作频率需相应降低。</w:t>
       </w:r>
@@ -1557,20 +1736,27 @@
       </w:pPr>
       <w:r>
         <w:rPr>
+          <w:rFonts w:eastAsia="黑体"/>
           <w:b/>
           <w:bCs/>
         </w:rPr>
         <w:t xml:space="preserve">Lm↑</w:t>
       </w:r>
       <w:r>
+        <w:rPr>
+          <w:rFonts w:eastAsia="黑体"/>
+        </w:rPr>
         <w:t xml:space="preserve"> </w:t>
       </w:r>
       <w:r>
+        <w:rPr>
+          <w:rFonts w:eastAsia="黑体"/>
+        </w:rPr>
         <w:t xml:space="preserve">→ </w:t>
       </w:r>
       <w:r>
         <w:rPr>
-          <w:rFonts w:hint="eastAsia"/>
+          <w:rFonts w:hint="eastAsia" w:eastAsia="黑体"/>
         </w:rPr>
         <w:t xml:space="preserve">励磁电流减小、损耗降低，但增益调节范围变窄。</w:t>
       </w:r>
@@ -1585,6 +1771,7 @@
       </w:pPr>
       <w:r>
         <w:rPr>
+          <w:rFonts w:eastAsia="黑体"/>
           <w:b/>
           <w:bCs/>
         </w:rPr>
@@ -1592,25 +1779,31 @@
       </w:r>
       <w:r>
         <w:rPr>
-          <w:rFonts w:hint="eastAsia"/>
+          <w:rFonts w:hint="eastAsia" w:eastAsia="黑体"/>
         </w:rPr>
         <w:t xml:space="preserve">（负载变重或</w:t>
       </w:r>
       <w:r>
+        <w:rPr>
+          <w:rFonts w:eastAsia="黑体"/>
+        </w:rPr>
         <w:t xml:space="preserve"> Lr/Cr </w:t>
       </w:r>
       <w:r>
         <w:rPr>
-          <w:rFonts w:hint="eastAsia"/>
+          <w:rFonts w:hint="eastAsia" w:eastAsia="黑体"/>
         </w:rPr>
         <w:t xml:space="preserve">比增大）→</w:t>
       </w:r>
       <w:r>
+        <w:rPr>
+          <w:rFonts w:eastAsia="黑体"/>
+        </w:rPr>
         <w:t xml:space="preserve"> </w:t>
       </w:r>
       <w:r>
         <w:rPr>
-          <w:rFonts w:hint="eastAsia"/>
+          <w:rFonts w:hint="eastAsia" w:eastAsia="黑体"/>
         </w:rPr>
         <w:t xml:space="preserve">增益峰变陡，环路更易振荡。</w:t>
       </w:r>
@@ -1625,7 +1818,7 @@
       </w:pPr>
       <w:r>
         <w:rPr>
-          <w:rFonts w:hint="eastAsia"/>
+          <w:rFonts w:hint="eastAsia" w:eastAsia="黑体"/>
           <w:b/>
           <w:bCs/>
         </w:rPr>
@@ -1633,6 +1826,7 @@
       </w:r>
       <w:r>
         <w:rPr>
+          <w:rFonts w:eastAsia="黑体"/>
           <w:b/>
           <w:bCs/>
         </w:rPr>
@@ -1640,7 +1834,7 @@
       </w:r>
       <w:r>
         <w:rPr>
-          <w:rFonts w:hint="eastAsia"/>
+          <w:rFonts w:hint="eastAsia" w:eastAsia="黑体"/>
           <w:b/>
           <w:bCs/>
         </w:rPr>
@@ -1648,6 +1842,7 @@
       </w:r>
       <w:r>
         <w:rPr>
+          <w:rFonts w:eastAsia="黑体"/>
           <w:b/>
           <w:bCs/>
         </w:rPr>
@@ -1655,7 +1850,7 @@
       </w:r>
       <w:r>
         <w:rPr>
-          <w:rFonts w:hint="eastAsia"/>
+          <w:rFonts w:hint="eastAsia" w:eastAsia="黑体"/>
           <w:b/>
           <w:bCs/>
         </w:rPr>
@@ -1663,11 +1858,14 @@
       </w:r>
       <w:r>
         <w:rPr>
-          <w:rFonts w:hint="eastAsia"/>
+          <w:rFonts w:hint="eastAsia" w:eastAsia="黑体"/>
         </w:rPr>
         <w:t xml:space="preserve">：过高则增益下降、过低进入容性区失去</w:t>
       </w:r>
       <w:r>
+        <w:rPr>
+          <w:rFonts w:eastAsia="黑体"/>
+        </w:rPr>
         <w:t xml:space="preserve"> ZVS。</w:t>
       </w:r>
     </w:p>
@@ -1681,20 +1879,27 @@
       </w:pPr>
       <w:r>
         <w:rPr>
+          <w:rFonts w:eastAsia="黑体"/>
           <w:b/>
           <w:bCs/>
         </w:rPr>
         <w:t xml:space="preserve">k↑</w:t>
       </w:r>
       <w:r>
+        <w:rPr>
+          <w:rFonts w:eastAsia="黑体"/>
+        </w:rPr>
         <w:t xml:space="preserve"> </w:t>
       </w:r>
       <w:r>
+        <w:rPr>
+          <w:rFonts w:eastAsia="黑体"/>
+        </w:rPr>
         <w:t xml:space="preserve">→ </w:t>
       </w:r>
       <w:r>
         <w:rPr>
-          <w:rFonts w:hint="eastAsia"/>
+          <w:rFonts w:hint="eastAsia" w:eastAsia="黑体"/>
         </w:rPr>
         <w:t xml:space="preserve">增益曲线更平缓，但谐振电流与关断损耗减小。</w:t>
       </w:r>
@@ -1707,7 +1912,7 @@
       </w:pPr>
       <w:r>
         <w:rPr>
-          <w:rFonts w:hint="eastAsia"/>
+          <w:rFonts w:hint="eastAsia" w:eastAsia="黑体"/>
         </w:rPr>
         <w:t xml:space="preserve">典型参数示例</w:t>
       </w:r>
@@ -1722,11 +1927,14 @@
       </w:pPr>
       <w:r>
         <w:rPr>
-          <w:rFonts w:hint="eastAsia"/>
+          <w:rFonts w:hint="eastAsia" w:eastAsia="黑体"/>
         </w:rPr>
         <w:t xml:space="preserve">取</w:t>
       </w:r>
       <w:r>
+        <w:rPr>
+          <w:rFonts w:eastAsia="黑体"/>
+        </w:rPr>
         <w:t xml:space="preserve"> </w:t>
       </w:r>
       <m:oMath>
@@ -1766,6 +1974,9 @@
         </m:r>
       </m:oMath>
       <w:r>
+        <w:rPr>
+          <w:rFonts w:eastAsia="黑体"/>
+        </w:rPr>
         <w:t xml:space="preserve">、</w:t>
       </w:r>
       <m:oMath>
@@ -1803,7 +2014,7 @@
       </m:oMath>
       <w:r>
         <w:rPr>
-          <w:rFonts w:hint="eastAsia"/>
+          <w:rFonts w:hint="eastAsia" w:eastAsia="黑体"/>
         </w:rPr>
         <w:t xml:space="preserve">：</w:t>
       </w:r>
@@ -1933,6 +2144,9 @@
         </m:r>
       </m:oMath>
       <w:r>
+        <w:rPr>
+          <w:rFonts w:eastAsia="黑体"/>
+        </w:rPr>
         <w:t xml:space="preserve">。</w:t>
       </w:r>
     </w:p>
@@ -1946,11 +2160,14 @@
       </w:pPr>
       <w:r>
         <w:rPr>
-          <w:rFonts w:hint="eastAsia"/>
+          <w:rFonts w:hint="eastAsia" w:eastAsia="黑体"/>
         </w:rPr>
         <w:t xml:space="preserve">取</w:t>
       </w:r>
       <w:r>
+        <w:rPr>
+          <w:rFonts w:eastAsia="黑体"/>
+        </w:rPr>
         <w:t xml:space="preserve"> </w:t>
       </w:r>
       <m:oMath>
@@ -1990,6 +2207,9 @@
         </m:r>
       </m:oMath>
       <w:r>
+        <w:rPr>
+          <w:rFonts w:eastAsia="黑体"/>
+        </w:rPr>
         <w:t xml:space="preserve">、</w:t>
       </w:r>
       <m:oMath>
@@ -2030,7 +2250,7 @@
       </m:oMath>
       <w:r>
         <w:rPr>
-          <w:rFonts w:hint="eastAsia"/>
+          <w:rFonts w:hint="eastAsia" w:eastAsia="黑体"/>
         </w:rPr>
         <w:t xml:space="preserve">：</w:t>
       </w:r>
@@ -2160,6 +2380,9 @@
         </m:r>
       </m:oMath>
       <w:r>
+        <w:rPr>
+          <w:rFonts w:eastAsia="黑体"/>
+        </w:rPr>
         <w:t xml:space="preserve">。</w:t>
       </w:r>
     </w:p>
@@ -2171,7 +2394,7 @@
       </w:pPr>
       <w:r>
         <w:rPr>
-          <w:rFonts w:hint="eastAsia"/>
+          <w:rFonts w:hint="eastAsia" w:eastAsia="黑体"/>
         </w:rPr>
         <w:t xml:space="preserve">常见器件型号</w:t>
       </w:r>
@@ -2186,7 +2409,7 @@
       </w:pPr>
       <w:r>
         <w:rPr>
-          <w:rFonts w:hint="eastAsia"/>
+          <w:rFonts w:hint="eastAsia" w:eastAsia="黑体"/>
         </w:rPr>
         <w:t xml:space="preserve">开关管：IRFP460、STP20NM60、IPP60R190P6。</w:t>
       </w:r>
@@ -2201,7 +2424,7 @@
       </w:pPr>
       <w:r>
         <w:rPr>
-          <w:rFonts w:hint="eastAsia"/>
+          <w:rFonts w:hint="eastAsia" w:eastAsia="黑体"/>
         </w:rPr>
         <w:t xml:space="preserve">整流二极管：MBR20100、STPS20H100、SR5100。</w:t>
       </w:r>
@@ -2216,25 +2439,31 @@
       </w:pPr>
       <w:r>
         <w:rPr>
-          <w:rFonts w:hint="eastAsia"/>
+          <w:rFonts w:hint="eastAsia" w:eastAsia="黑体"/>
         </w:rPr>
         <w:t xml:space="preserve">控制</w:t>
       </w:r>
       <w:r>
+        <w:rPr>
+          <w:rFonts w:eastAsia="黑体"/>
+        </w:rPr>
         <w:t xml:space="preserve"> </w:t>
       </w:r>
       <w:r>
         <w:rPr>
-          <w:rFonts w:hint="eastAsia"/>
+          <w:rFonts w:hint="eastAsia" w:eastAsia="黑体"/>
         </w:rPr>
         <w:t xml:space="preserve">IC：UCC25600、L6599、NCP1396（半桥</w:t>
       </w:r>
       <w:r>
+        <w:rPr>
+          <w:rFonts w:eastAsia="黑体"/>
+        </w:rPr>
         <w:t xml:space="preserve"> LLC </w:t>
       </w:r>
       <w:r>
         <w:rPr>
-          <w:rFonts w:hint="eastAsia"/>
+          <w:rFonts w:hint="eastAsia" w:eastAsia="黑体"/>
         </w:rPr>
         <w:t xml:space="preserve">控制器）。</w:t>
       </w:r>
@@ -2247,7 +2476,7 @@
       </w:pPr>
       <w:r>
         <w:rPr>
-          <w:rFonts w:hint="eastAsia"/>
+          <w:rFonts w:hint="eastAsia" w:eastAsia="黑体"/>
         </w:rPr>
         <w:t xml:space="preserve">注意事项</w:t>
       </w:r>
@@ -2262,11 +2491,14 @@
       </w:pPr>
       <w:r>
         <w:rPr>
-          <w:rFonts w:hint="eastAsia"/>
+          <w:rFonts w:hint="eastAsia" w:eastAsia="黑体"/>
         </w:rPr>
         <w:t xml:space="preserve">需在容性区之外运行，保证开关管始终实现</w:t>
       </w:r>
       <w:r>
+        <w:rPr>
+          <w:rFonts w:eastAsia="黑体"/>
+        </w:rPr>
         <w:t xml:space="preserve"> ZVS。</w:t>
       </w:r>
     </w:p>
@@ -2280,16 +2512,19 @@
       </w:pPr>
       <w:r>
         <w:rPr>
-          <w:rFonts w:hint="eastAsia"/>
+          <w:rFonts w:hint="eastAsia" w:eastAsia="黑体"/>
         </w:rPr>
         <w:t xml:space="preserve">谐振电容</w:t>
       </w:r>
       <w:r>
+        <w:rPr>
+          <w:rFonts w:eastAsia="黑体"/>
+        </w:rPr>
         <w:t xml:space="preserve"> Cr </w:t>
       </w:r>
       <w:r>
         <w:rPr>
-          <w:rFonts w:hint="eastAsia"/>
+          <w:rFonts w:hint="eastAsia" w:eastAsia="黑体"/>
         </w:rPr>
         <w:t xml:space="preserve">承受高压与高频大电流，需选用低损耗、高耐压薄膜电容。</w:t>
       </w:r>
@@ -2304,16 +2539,19 @@
       </w:pPr>
       <w:r>
         <w:rPr>
-          <w:rFonts w:hint="eastAsia"/>
+          <w:rFonts w:hint="eastAsia" w:eastAsia="黑体"/>
         </w:rPr>
         <w:t xml:space="preserve">变压器漏感可充当</w:t>
       </w:r>
       <w:r>
+        <w:rPr>
+          <w:rFonts w:eastAsia="黑体"/>
+        </w:rPr>
         <w:t xml:space="preserve"> </w:t>
       </w:r>
       <w:r>
         <w:rPr>
-          <w:rFonts w:hint="eastAsia"/>
+          <w:rFonts w:hint="eastAsia" w:eastAsia="黑体"/>
         </w:rPr>
         <w:t xml:space="preserve">Lr，但需精确控制，避免参数漂移。</w:t>
       </w:r>
@@ -2328,7 +2566,7 @@
       </w:pPr>
       <w:r>
         <w:rPr>
-          <w:rFonts w:hint="eastAsia"/>
+          <w:rFonts w:hint="eastAsia" w:eastAsia="黑体"/>
         </w:rPr>
         <w:t xml:space="preserve">空载或短路时增益失控，需限制工作频率或加保护。</w:t>
       </w:r>
@@ -2341,7 +2579,7 @@
       </w:pPr>
       <w:r>
         <w:rPr>
-          <w:rFonts w:hint="eastAsia"/>
+          <w:rFonts w:hint="eastAsia" w:eastAsia="黑体"/>
         </w:rPr>
         <w:t xml:space="preserve">参考资料</w:t>
       </w:r>
@@ -2355,29 +2593,38 @@
         </w:numPr>
       </w:pPr>
       <w:r>
+        <w:rPr>
+          <w:rFonts w:eastAsia="黑体"/>
+        </w:rPr>
         <w:t xml:space="preserve">TI </w:t>
       </w:r>
       <w:r>
         <w:rPr>
-          <w:rFonts w:hint="eastAsia"/>
+          <w:rFonts w:hint="eastAsia" w:eastAsia="黑体"/>
         </w:rPr>
         <w:t xml:space="preserve">应用笔记</w:t>
       </w:r>
       <w:r>
+        <w:rPr>
+          <w:rFonts w:eastAsia="黑体"/>
+        </w:rPr>
         <w:t xml:space="preserve"> </w:t>
       </w:r>
       <w:r>
         <w:rPr>
-          <w:rFonts w:hint="eastAsia"/>
+          <w:rFonts w:hint="eastAsia" w:eastAsia="黑体"/>
         </w:rPr>
         <w:t xml:space="preserve">SLUP263（LLC</w:t>
       </w:r>
       <w:r>
+        <w:rPr>
+          <w:rFonts w:eastAsia="黑体"/>
+        </w:rPr>
         <w:t xml:space="preserve"> </w:t>
       </w:r>
       <w:r>
         <w:rPr>
-          <w:rFonts w:hint="eastAsia"/>
+          <w:rFonts w:hint="eastAsia" w:eastAsia="黑体"/>
         </w:rPr>
         <w:t xml:space="preserve">谐振变换器设计）。</w:t>
       </w:r>
@@ -2391,38 +2638,50 @@
         </w:numPr>
       </w:pPr>
       <w:r>
+        <w:rPr>
+          <w:rFonts w:eastAsia="黑体"/>
+        </w:rPr>
         <w:t xml:space="preserve">ST </w:t>
       </w:r>
       <w:r>
         <w:rPr>
-          <w:rFonts w:hint="eastAsia"/>
+          <w:rFonts w:hint="eastAsia" w:eastAsia="黑体"/>
         </w:rPr>
         <w:t xml:space="preserve">应用笔记</w:t>
       </w:r>
       <w:r>
+        <w:rPr>
+          <w:rFonts w:eastAsia="黑体"/>
+        </w:rPr>
         <w:t xml:space="preserve"> </w:t>
       </w:r>
       <w:r>
         <w:rPr>
-          <w:rFonts w:hint="eastAsia"/>
+          <w:rFonts w:hint="eastAsia" w:eastAsia="黑体"/>
         </w:rPr>
         <w:t xml:space="preserve">AN2450（L6599</w:t>
       </w:r>
       <w:r>
+        <w:rPr>
+          <w:rFonts w:eastAsia="黑体"/>
+        </w:rPr>
         <w:t xml:space="preserve"> </w:t>
       </w:r>
       <w:r>
         <w:rPr>
-          <w:rFonts w:hint="eastAsia"/>
+          <w:rFonts w:hint="eastAsia" w:eastAsia="黑体"/>
         </w:rPr>
         <w:t xml:space="preserve">半桥</w:t>
       </w:r>
       <w:r>
+        <w:rPr>
+          <w:rFonts w:eastAsia="黑体"/>
+        </w:rPr>
         <w:t xml:space="preserve"> </w:t>
       </w:r>
       <w:r>
         <w:rPr>
-          <w:rFonts w:hint="eastAsia"/>
+          <w:rFonts w:hint="eastAsia" w:eastAsia="黑体"/>
         </w:rPr>
         <w:t xml:space="preserve">LLC）。</w:t>
       </w:r>
@@ -2436,6 +2695,9 @@
         </w:numPr>
       </w:pPr>
       <w:r>
+        <w:rPr>
+          <w:rFonts w:eastAsia="黑体"/>
+        </w:rPr>
         <w:t xml:space="preserve">Wikipedia: Resonant converter。</w:t>
       </w:r>
     </w:p>
@@ -2448,11 +2710,11 @@
       </w:pPr>
       <w:r>
         <w:rPr>
-          <w:rFonts w:ascii="Times New Roman" w:hAnsi="Times New Roman"/>
+          <w:rFonts w:ascii="Times New Roman" w:hAnsi="Times New Roman" w:eastAsia="黑体"/>
           <w:color w:val="555555"/>
           <w:sz w:val="21"/>
         </w:rPr>
-        <w:t>材料收集者：杜文杰</w:t>
+        <w:t>材料收集者：杜文杰，WX手机：19519196569，QQ:3478827729</w:t>
       </w:r>
     </w:p>
     <w:sectPr>
@@ -2472,7 +2734,7 @@
 </file>
 
 <file path=word/footer1.xml><?xml version="1.0" encoding="utf-8"?>
-<w:ftr xmlns:m="http://schemas.openxmlformats.org/officeDocument/2006/math" xmlns:mc="http://schemas.openxmlformats.org/markup-compatibility/2006" xmlns:mo="http://schemas.microsoft.com/office/mac/office/2008/main" xmlns:mv="urn:schemas-microsoft-com:mac:vml" xmlns:o="urn:schemas-microsoft-com:office:office" xmlns:r="http://schemas.openxmlformats.org/officeDocument/2006/relationships" xmlns:v="urn:schemas-microsoft-com:vml" xmlns:w10="urn:schemas-microsoft-com:office:word" xmlns:w14="http://schemas.microsoft.com/office/word/2010/wordml" xmlns:w="http://schemas.openxmlformats.org/wordprocessingml/2006/main" xmlns:wne="http://schemas.microsoft.com/office/word/2006/wordml" xmlns:wp14="http://schemas.microsoft.com/office/word/2010/wordprocessingDrawing" xmlns:wp="http://schemas.openxmlformats.org/drawingml/2006/wordprocessingDrawing" xmlns:wpc="http://schemas.microsoft.com/office/word/2010/wordprocessingCanvas" xmlns:wpg="http://schemas.microsoft.com/office/word/2010/wordprocessingGroup" xmlns:wpi="http://schemas.microsoft.com/office/word/2010/wordprocessingInk" xmlns:wps="http://schemas.microsoft.com/office/word/2010/wordprocessingShape" mc:Ignorable="w14 wp14">
+<w:ftr xmlns:mc="http://schemas.openxmlformats.org/markup-compatibility/2006" xmlns:w="http://schemas.openxmlformats.org/wordprocessingml/2006/main" xmlns:m="http://schemas.openxmlformats.org/officeDocument/2006/math" xmlns:mo="http://schemas.microsoft.com/office/mac/office/2008/main" xmlns:mv="urn:schemas-microsoft-com:mac:vml" xmlns:o="urn:schemas-microsoft-com:office:office" xmlns:r="http://schemas.openxmlformats.org/officeDocument/2006/relationships" xmlns:v="urn:schemas-microsoft-com:vml" xmlns:w10="urn:schemas-microsoft-com:office:word" xmlns:w14="http://schemas.microsoft.com/office/word/2010/wordml" xmlns:wne="http://schemas.microsoft.com/office/word/2006/wordml" xmlns:wp14="http://schemas.microsoft.com/office/word/2010/wordprocessingDrawing" xmlns:wp="http://schemas.openxmlformats.org/drawingml/2006/wordprocessingDrawing" xmlns:wpc="http://schemas.microsoft.com/office/word/2010/wordprocessingCanvas" xmlns:wpg="http://schemas.microsoft.com/office/word/2010/wordprocessingGroup" xmlns:wpi="http://schemas.microsoft.com/office/word/2010/wordprocessingInk" xmlns:wps="http://schemas.microsoft.com/office/word/2010/wordprocessingShape" mc:Ignorable="w14 wp14">
   <w:p>
     <w:pPr>
       <w:pStyle w:val="Footer"/>
@@ -2480,12 +2742,14 @@
     </w:pPr>
     <w:r>
       <w:rPr>
+        <w:rFonts w:eastAsia="黑体"/>
         <w:sz w:val="18"/>
       </w:rPr>
       <w:t xml:space="preserve">第 </w:t>
     </w:r>
     <w:r>
       <w:rPr>
+        <w:rFonts w:eastAsia="黑体"/>
         <w:sz w:val="18"/>
       </w:rPr>
       <w:fldChar w:fldCharType="begin"/>
@@ -2494,6 +2758,7 @@
     </w:r>
     <w:r>
       <w:rPr>
+        <w:rFonts w:eastAsia="黑体"/>
         <w:sz w:val="18"/>
       </w:rPr>
       <w:t xml:space="preserve"> 页</w:t>
@@ -2507,6 +2772,9 @@
   <w:footnote w:type="continuationSeparator" w:id="0">
     <w:p>
       <w:r>
+        <w:rPr>
+          <w:rFonts w:eastAsia="黑体"/>
+        </w:rPr>
         <w:continuationSeparator/>
       </w:r>
     </w:p>
@@ -2514,6 +2782,9 @@
   <w:footnote w:type="separator" w:id="-1">
     <w:p>
       <w:r>
+        <w:rPr>
+          <w:rFonts w:eastAsia="黑体"/>
+        </w:rPr>
         <w:separator/>
       </w:r>
     </w:p>
@@ -2522,7 +2793,7 @@
 </file>
 
 <file path=word/header1.xml><?xml version="1.0" encoding="utf-8"?>
-<w:hdr xmlns:m="http://schemas.openxmlformats.org/officeDocument/2006/math" xmlns:mc="http://schemas.openxmlformats.org/markup-compatibility/2006" xmlns:mo="http://schemas.microsoft.com/office/mac/office/2008/main" xmlns:mv="urn:schemas-microsoft-com:mac:vml" xmlns:o="urn:schemas-microsoft-com:office:office" xmlns:r="http://schemas.openxmlformats.org/officeDocument/2006/relationships" xmlns:v="urn:schemas-microsoft-com:vml" xmlns:w10="urn:schemas-microsoft-com:office:word" xmlns:w14="http://schemas.microsoft.com/office/word/2010/wordml" xmlns:w="http://schemas.openxmlformats.org/wordprocessingml/2006/main" xmlns:wne="http://schemas.microsoft.com/office/word/2006/wordml" xmlns:wp14="http://schemas.microsoft.com/office/word/2010/wordprocessingDrawing" xmlns:wp="http://schemas.openxmlformats.org/drawingml/2006/wordprocessingDrawing" xmlns:wpc="http://schemas.microsoft.com/office/word/2010/wordprocessingCanvas" xmlns:wpg="http://schemas.microsoft.com/office/word/2010/wordprocessingGroup" xmlns:wpi="http://schemas.microsoft.com/office/word/2010/wordprocessingInk" xmlns:wps="http://schemas.microsoft.com/office/word/2010/wordprocessingShape" mc:Ignorable="w14 wp14">
+<w:hdr xmlns:mc="http://schemas.openxmlformats.org/markup-compatibility/2006" xmlns:w="http://schemas.openxmlformats.org/wordprocessingml/2006/main" xmlns:m="http://schemas.openxmlformats.org/officeDocument/2006/math" xmlns:mo="http://schemas.microsoft.com/office/mac/office/2008/main" xmlns:mv="urn:schemas-microsoft-com:mac:vml" xmlns:o="urn:schemas-microsoft-com:office:office" xmlns:r="http://schemas.openxmlformats.org/officeDocument/2006/relationships" xmlns:v="urn:schemas-microsoft-com:vml" xmlns:w10="urn:schemas-microsoft-com:office:word" xmlns:w14="http://schemas.microsoft.com/office/word/2010/wordml" xmlns:wne="http://schemas.microsoft.com/office/word/2006/wordml" xmlns:wp14="http://schemas.microsoft.com/office/word/2010/wordprocessingDrawing" xmlns:wp="http://schemas.openxmlformats.org/drawingml/2006/wordprocessingDrawing" xmlns:wpc="http://schemas.microsoft.com/office/word/2010/wordprocessingCanvas" xmlns:wpg="http://schemas.microsoft.com/office/word/2010/wordprocessingGroup" xmlns:wpi="http://schemas.microsoft.com/office/word/2010/wordprocessingInk" xmlns:wps="http://schemas.microsoft.com/office/word/2010/wordprocessingShape" mc:Ignorable="w14 wp14">
   <w:p>
     <w:pPr>
       <w:pStyle w:val="Header"/>
@@ -2530,7 +2801,7 @@
     </w:pPr>
     <w:r>
       <w:rPr>
-        <w:rFonts w:ascii="Times New Roman" w:hAnsi="Times New Roman"/>
+        <w:rFonts w:ascii="Times New Roman" w:hAnsi="Times New Roman" w:eastAsia="黑体"/>
         <w:sz w:val="18"/>
         <w:rFonts w:eastAsia="黑体"/>
         <w:rFonts w:eastAsia="黑体"/>
@@ -2542,7 +2813,7 @@
 </file>
 
 <file path=word/numbering.xml><?xml version="1.0" encoding="utf-8"?>
-<w:numbering xmlns:m="http://schemas.openxmlformats.org/officeDocument/2006/math" xmlns:mc="http://schemas.openxmlformats.org/markup-compatibility/2006" xmlns:mo="http://schemas.microsoft.com/office/mac/office/2008/main" xmlns:mv="urn:schemas-microsoft-com:mac:vml" xmlns:o="urn:schemas-microsoft-com:office:office" xmlns:r="http://schemas.openxmlformats.org/officeDocument/2006/relationships" xmlns:v="urn:schemas-microsoft-com:vml" xmlns:w="http://schemas.openxmlformats.org/wordprocessingml/2006/main" xmlns:w10="urn:schemas-microsoft-com:office:word" xmlns:w14="http://schemas.microsoft.com/office/word/2010/wordml" xmlns:wne="http://schemas.microsoft.com/office/word/2006/wordml" xmlns:wp="http://schemas.openxmlformats.org/drawingml/2006/wordprocessingDrawing" xmlns:wp14="http://schemas.microsoft.com/office/word/2010/wordprocessingDrawing" xmlns:wpc="http://schemas.microsoft.com/office/word/2010/wordprocessingCanvas" xmlns:wpg="http://schemas.microsoft.com/office/word/2010/wordprocessingGroup" xmlns:wpi="http://schemas.microsoft.com/office/word/2010/wordprocessingInk" xmlns:wps="http://schemas.microsoft.com/office/word/2010/wordprocessingShape" mc:Ignorable="w14 wp14">
+<w:numbering xmlns:mc="http://schemas.openxmlformats.org/markup-compatibility/2006" xmlns:w="http://schemas.openxmlformats.org/wordprocessingml/2006/main" xmlns:m="http://schemas.openxmlformats.org/officeDocument/2006/math" xmlns:mo="http://schemas.microsoft.com/office/mac/office/2008/main" xmlns:mv="urn:schemas-microsoft-com:mac:vml" xmlns:o="urn:schemas-microsoft-com:office:office" xmlns:r="http://schemas.openxmlformats.org/officeDocument/2006/relationships" xmlns:v="urn:schemas-microsoft-com:vml" xmlns:w10="urn:schemas-microsoft-com:office:word" xmlns:w14="http://schemas.microsoft.com/office/word/2010/wordml" xmlns:wne="http://schemas.microsoft.com/office/word/2006/wordml" xmlns:wp="http://schemas.openxmlformats.org/drawingml/2006/wordprocessingDrawing" xmlns:wp14="http://schemas.microsoft.com/office/word/2010/wordprocessingDrawing" xmlns:wpc="http://schemas.microsoft.com/office/word/2010/wordprocessingCanvas" xmlns:wpg="http://schemas.microsoft.com/office/word/2010/wordprocessingGroup" xmlns:wpi="http://schemas.microsoft.com/office/word/2010/wordprocessingInk" xmlns:wps="http://schemas.microsoft.com/office/word/2010/wordprocessingShape" mc:Ignorable="w14 wp14">
   <w:abstractNum w:abstractNumId="0">
     <w:nsid w:val="FFFFFF7C"/>
     <w:multiLevelType w:val="singleLevel"/>
@@ -2629,7 +2900,7 @@
         <w:ind w:hanging="360" w:left="1440"/>
       </w:pPr>
       <w:rPr>
-        <w:rFonts w:ascii="Symbol" w:hAnsi="Symbol" w:hint="default"/>
+        <w:rFonts w:ascii="Symbol" w:hAnsi="Symbol" w:hint="default" w:eastAsia="黑体"/>
       </w:rPr>
     </w:lvl>
   </w:abstractNum>
@@ -2650,7 +2921,7 @@
         <w:ind w:hanging="360" w:left="1080"/>
       </w:pPr>
       <w:rPr>
-        <w:rFonts w:ascii="Symbol" w:hAnsi="Symbol" w:hint="default"/>
+        <w:rFonts w:ascii="Symbol" w:hAnsi="Symbol" w:hint="default" w:eastAsia="黑体"/>
       </w:rPr>
     </w:lvl>
   </w:abstractNum>
@@ -2671,7 +2942,7 @@
         <w:ind w:hanging="360" w:left="720"/>
       </w:pPr>
       <w:rPr>
-        <w:rFonts w:ascii="Symbol" w:hAnsi="Symbol" w:hint="default"/>
+        <w:rFonts w:ascii="Symbol" w:hAnsi="Symbol" w:hint="default" w:eastAsia="黑体"/>
       </w:rPr>
     </w:lvl>
   </w:abstractNum>
@@ -2710,7 +2981,7 @@
         <w:ind w:hanging="360" w:left="360"/>
       </w:pPr>
       <w:rPr>
-        <w:rFonts w:ascii="Symbol" w:hAnsi="Symbol" w:hint="default"/>
+        <w:rFonts w:ascii="Symbol" w:hAnsi="Symbol" w:hint="default" w:eastAsia="黑体"/>
       </w:rPr>
     </w:lvl>
   </w:abstractNum>
@@ -2801,7 +3072,7 @@
         <w:ind w:left="720" w:hanging="360"/>
       </w:pPr>
       <w:rPr>
-        <w:rFonts w:ascii="Symbol" w:hAnsi="Symbol" w:cs="Symbol" w:hint="default"/>
+        <w:rFonts w:ascii="Symbol" w:hAnsi="Symbol" w:cs="Symbol" w:hint="default" w:eastAsia="黑体"/>
       </w:rPr>
     </w:lvl>
     <w:lvl w:ilvl="1">
@@ -2812,7 +3083,7 @@
         <w:ind w:left="1440" w:hanging="360"/>
       </w:pPr>
       <w:rPr>
-        <w:rFonts w:ascii="Courier New" w:hAnsi="Courier New" w:cs="Courier New" w:hint="default"/>
+        <w:rFonts w:ascii="Courier New" w:hAnsi="Courier New" w:cs="Courier New" w:hint="default" w:eastAsia="黑体"/>
       </w:rPr>
     </w:lvl>
     <w:lvl w:ilvl="2">
@@ -2823,7 +3094,7 @@
         <w:ind w:left="2160" w:hanging="360"/>
       </w:pPr>
       <w:rPr>
-        <w:rFonts w:ascii="Wingdings" w:hAnsi="Wingdings" w:cs="Wingdings" w:hint="default"/>
+        <w:rFonts w:ascii="Wingdings" w:hAnsi="Wingdings" w:cs="Wingdings" w:hint="default" w:eastAsia="黑体"/>
       </w:rPr>
     </w:lvl>
     <w:lvl w:ilvl="3">
@@ -2834,7 +3105,7 @@
         <w:ind w:left="2880" w:hanging="360"/>
       </w:pPr>
       <w:rPr>
-        <w:rFonts w:ascii="Symbol" w:hAnsi="Symbol" w:cs="Symbol" w:hint="default"/>
+        <w:rFonts w:ascii="Symbol" w:hAnsi="Symbol" w:cs="Symbol" w:hint="default" w:eastAsia="黑体"/>
       </w:rPr>
     </w:lvl>
     <w:lvl w:ilvl="4">
@@ -2845,7 +3116,7 @@
         <w:ind w:left="3600" w:hanging="360"/>
       </w:pPr>
       <w:rPr>
-        <w:rFonts w:ascii="Courier New" w:hAnsi="Courier New" w:cs="Courier New" w:hint="default"/>
+        <w:rFonts w:ascii="Courier New" w:hAnsi="Courier New" w:cs="Courier New" w:hint="default" w:eastAsia="黑体"/>
       </w:rPr>
     </w:lvl>
     <w:lvl w:ilvl="5">
@@ -2856,7 +3127,7 @@
         <w:ind w:left="4320" w:hanging="360"/>
       </w:pPr>
       <w:rPr>
-        <w:rFonts w:ascii="Wingdings" w:hAnsi="Wingdings" w:cs="Wingdings" w:hint="default"/>
+        <w:rFonts w:ascii="Wingdings" w:hAnsi="Wingdings" w:cs="Wingdings" w:hint="default" w:eastAsia="黑体"/>
       </w:rPr>
     </w:lvl>
     <w:lvl w:ilvl="6">
@@ -2867,7 +3138,7 @@
         <w:ind w:left="5040" w:hanging="360"/>
       </w:pPr>
       <w:rPr>
-        <w:rFonts w:ascii="Symbol" w:hAnsi="Symbol" w:cs="Symbol" w:hint="default"/>
+        <w:rFonts w:ascii="Symbol" w:hAnsi="Symbol" w:cs="Symbol" w:hint="default" w:eastAsia="黑体"/>
       </w:rPr>
     </w:lvl>
     <w:lvl w:ilvl="7">
@@ -2878,7 +3149,7 @@
         <w:ind w:left="5760" w:hanging="360"/>
       </w:pPr>
       <w:rPr>
-        <w:rFonts w:ascii="Courier New" w:hAnsi="Courier New" w:cs="Courier New" w:hint="default"/>
+        <w:rFonts w:ascii="Courier New" w:hAnsi="Courier New" w:cs="Courier New" w:hint="default" w:eastAsia="黑体"/>
       </w:rPr>
     </w:lvl>
     <w:lvl w:ilvl="8">
@@ -2889,7 +3160,7 @@
         <w:ind w:left="6480" w:hanging="360"/>
       </w:pPr>
       <w:rPr>
-        <w:rFonts w:ascii="Wingdings" w:hAnsi="Wingdings" w:cs="Wingdings" w:hint="default"/>
+        <w:rFonts w:ascii="Wingdings" w:hAnsi="Wingdings" w:cs="Wingdings" w:hint="default" w:eastAsia="黑体"/>
       </w:rPr>
     </w:lvl>
   </w:abstractNum>
@@ -2945,11 +3216,11 @@
 </file>
 
 <file path=word/styles.xml><?xml version="1.0" encoding="utf-8"?>
-<w:styles xmlns:mc="http://schemas.openxmlformats.org/markup-compatibility/2006" xmlns:r="http://schemas.openxmlformats.org/officeDocument/2006/relationships" xmlns:w="http://schemas.openxmlformats.org/wordprocessingml/2006/main" xmlns:w14="http://schemas.microsoft.com/office/word/2010/wordml" mc:Ignorable="w14">
+<w:styles xmlns:mc="http://schemas.openxmlformats.org/markup-compatibility/2006" xmlns:w="http://schemas.openxmlformats.org/wordprocessingml/2006/main" xmlns:r="http://schemas.openxmlformats.org/officeDocument/2006/relationships" xmlns:w14="http://schemas.microsoft.com/office/word/2010/wordml" mc:Ignorable="w14">
   <w:docDefaults>
     <w:rPrDefault>
       <w:rPr>
-        <w:rFonts w:asciiTheme="minorHAnsi" w:cstheme="minorBidi" w:eastAsiaTheme="minorEastAsia" w:hAnsiTheme="minorHAnsi"/>
+        <w:rFonts w:asciiTheme="minorHAnsi" w:cstheme="minorBidi" w:hAnsiTheme="minorHAnsi" w:eastAsia="黑体"/>
         <w:sz w:val="22"/>
         <w:szCs w:val="22"/>
         <w:lang w:bidi="ar-SA" w:eastAsia="en-US" w:val="en-US"/>
@@ -3171,7 +3442,7 @@
       <w:outlineLvl w:val="0"/>
     </w:pPr>
     <w:rPr>
-      <w:rFonts w:ascii="Times New Roman" w:asciiTheme="majorHAnsi" w:cstheme="majorBidi" w:eastAsia="黑体" w:eastAsiaTheme="majorEastAsia" w:hAnsi="Times New Roman" w:hAnsiTheme="majorHAnsi"/>
+      <w:rFonts w:ascii="Times New Roman" w:asciiTheme="majorHAnsi" w:cstheme="majorBidi" w:eastAsia="黑体" w:hAnsi="Times New Roman" w:hAnsiTheme="majorHAnsi"/>
       <w:b/>
       <w:bCs/>
       <w:color w:val="1F3864"/>
@@ -3195,7 +3466,7 @@
       <w:outlineLvl w:val="1"/>
     </w:pPr>
     <w:rPr>
-      <w:rFonts w:ascii="Times New Roman" w:asciiTheme="majorHAnsi" w:cstheme="majorBidi" w:eastAsia="黑体" w:eastAsiaTheme="majorEastAsia" w:hAnsi="Times New Roman" w:hAnsiTheme="majorHAnsi"/>
+      <w:rFonts w:ascii="Times New Roman" w:asciiTheme="majorHAnsi" w:cstheme="majorBidi" w:eastAsia="黑体" w:hAnsi="Times New Roman" w:hAnsiTheme="majorHAnsi"/>
       <w:b/>
       <w:bCs/>
       <w:color w:val="2E4E7E"/>
@@ -3219,7 +3490,7 @@
       <w:outlineLvl w:val="2"/>
     </w:pPr>
     <w:rPr>
-      <w:rFonts w:ascii="Times New Roman" w:asciiTheme="majorHAnsi" w:cstheme="majorBidi" w:eastAsia="黑体" w:eastAsiaTheme="majorEastAsia" w:hAnsi="Times New Roman" w:hAnsiTheme="majorHAnsi"/>
+      <w:rFonts w:ascii="Times New Roman" w:asciiTheme="majorHAnsi" w:cstheme="majorBidi" w:eastAsia="黑体" w:hAnsi="Times New Roman" w:hAnsiTheme="majorHAnsi"/>
       <w:b/>
       <w:bCs/>
       <w:color w:val="2E4E7E"/>
@@ -3243,7 +3514,7 @@
       <w:outlineLvl w:val="3"/>
     </w:pPr>
     <w:rPr>
-      <w:rFonts w:ascii="Times New Roman" w:asciiTheme="majorHAnsi" w:cstheme="majorBidi" w:eastAsia="黑体" w:eastAsiaTheme="majorEastAsia" w:hAnsi="Times New Roman" w:hAnsiTheme="majorHAnsi"/>
+      <w:rFonts w:ascii="Times New Roman" w:asciiTheme="majorHAnsi" w:cstheme="majorBidi" w:eastAsia="黑体" w:hAnsi="Times New Roman" w:hAnsiTheme="majorHAnsi"/>
       <w:b/>
       <w:bCs/>
       <w:i/>
@@ -3269,7 +3540,7 @@
       <w:outlineLvl w:val="4"/>
     </w:pPr>
     <w:rPr>
-      <w:rFonts w:ascii="Times New Roman" w:asciiTheme="majorHAnsi" w:cstheme="majorBidi" w:eastAsia="黑体" w:eastAsiaTheme="majorEastAsia" w:hAnsi="Times New Roman" w:hAnsiTheme="majorHAnsi"/>
+      <w:rFonts w:ascii="Times New Roman" w:asciiTheme="majorHAnsi" w:cstheme="majorBidi" w:eastAsia="黑体" w:hAnsi="Times New Roman" w:hAnsiTheme="majorHAnsi"/>
       <w:b/>
       <w:color w:val="333333"/>
       <w:sz w:val="22"/>
@@ -3292,7 +3563,7 @@
       <w:outlineLvl w:val="5"/>
     </w:pPr>
     <w:rPr>
-      <w:rFonts w:asciiTheme="majorHAnsi" w:cstheme="majorBidi" w:eastAsiaTheme="majorEastAsia" w:hAnsiTheme="majorHAnsi"/>
+      <w:rFonts w:asciiTheme="majorHAnsi" w:cstheme="majorBidi" w:hAnsiTheme="majorHAnsi" w:eastAsia="黑体"/>
       <w:i/>
       <w:iCs/>
       <w:color w:themeColor="accent1" w:themeShade="7F" w:val="243F60"/>
@@ -3315,7 +3586,7 @@
       <w:outlineLvl w:val="6"/>
     </w:pPr>
     <w:rPr>
-      <w:rFonts w:asciiTheme="majorHAnsi" w:cstheme="majorBidi" w:eastAsiaTheme="majorEastAsia" w:hAnsiTheme="majorHAnsi"/>
+      <w:rFonts w:asciiTheme="majorHAnsi" w:cstheme="majorBidi" w:hAnsiTheme="majorHAnsi" w:eastAsia="黑体"/>
       <w:i/>
       <w:iCs/>
       <w:color w:themeColor="text1" w:themeTint="BF" w:val="404040"/>
@@ -3338,7 +3609,7 @@
       <w:outlineLvl w:val="7"/>
     </w:pPr>
     <w:rPr>
-      <w:rFonts w:asciiTheme="majorHAnsi" w:cstheme="majorBidi" w:eastAsiaTheme="majorEastAsia" w:hAnsiTheme="majorHAnsi"/>
+      <w:rFonts w:asciiTheme="majorHAnsi" w:cstheme="majorBidi" w:hAnsiTheme="majorHAnsi" w:eastAsia="黑体"/>
       <w:color w:themeColor="accent1" w:val="4F81BD"/>
       <w:sz w:val="20"/>
       <w:szCs w:val="20"/>
@@ -3361,7 +3632,7 @@
       <w:outlineLvl w:val="8"/>
     </w:pPr>
     <w:rPr>
-      <w:rFonts w:asciiTheme="majorHAnsi" w:cstheme="majorBidi" w:eastAsiaTheme="majorEastAsia" w:hAnsiTheme="majorHAnsi"/>
+      <w:rFonts w:asciiTheme="majorHAnsi" w:cstheme="majorBidi" w:hAnsiTheme="majorHAnsi" w:eastAsia="黑体"/>
       <w:i/>
       <w:iCs/>
       <w:color w:themeColor="text1" w:themeTint="BF" w:val="404040"/>
@@ -3412,7 +3683,7 @@
     <w:uiPriority w:val="9"/>
     <w:rsid w:val="00FC693F"/>
     <w:rPr>
-      <w:rFonts w:asciiTheme="majorHAnsi" w:cstheme="majorBidi" w:eastAsiaTheme="majorEastAsia" w:hAnsiTheme="majorHAnsi"/>
+      <w:rFonts w:asciiTheme="majorHAnsi" w:cstheme="majorBidi" w:hAnsiTheme="majorHAnsi" w:eastAsia="黑体"/>
       <w:b/>
       <w:bCs/>
       <w:color w:themeColor="accent1" w:themeShade="BF" w:val="365F91"/>
@@ -3427,7 +3698,7 @@
     <w:uiPriority w:val="9"/>
     <w:rsid w:val="00FC693F"/>
     <w:rPr>
-      <w:rFonts w:asciiTheme="majorHAnsi" w:cstheme="majorBidi" w:eastAsiaTheme="majorEastAsia" w:hAnsiTheme="majorHAnsi"/>
+      <w:rFonts w:asciiTheme="majorHAnsi" w:cstheme="majorBidi" w:hAnsiTheme="majorHAnsi" w:eastAsia="黑体"/>
       <w:b/>
       <w:bCs/>
       <w:color w:themeColor="accent1" w:val="4F81BD"/>
@@ -3442,7 +3713,7 @@
     <w:uiPriority w:val="9"/>
     <w:rsid w:val="00FC693F"/>
     <w:rPr>
-      <w:rFonts w:asciiTheme="majorHAnsi" w:cstheme="majorBidi" w:eastAsiaTheme="majorEastAsia" w:hAnsiTheme="majorHAnsi"/>
+      <w:rFonts w:asciiTheme="majorHAnsi" w:cstheme="majorBidi" w:hAnsiTheme="majorHAnsi" w:eastAsia="黑体"/>
       <w:b/>
       <w:bCs/>
       <w:color w:themeColor="accent1" w:val="4F81BD"/>
@@ -3465,7 +3736,7 @@
       <w:contextualSpacing/>
     </w:pPr>
     <w:rPr>
-      <w:rFonts w:ascii="Times New Roman" w:asciiTheme="majorHAnsi" w:cstheme="majorBidi" w:eastAsia="黑体" w:eastAsiaTheme="majorEastAsia" w:hAnsi="Times New Roman" w:hAnsiTheme="majorHAnsi"/>
+      <w:rFonts w:ascii="Times New Roman" w:asciiTheme="majorHAnsi" w:cstheme="majorBidi" w:eastAsia="黑体" w:hAnsi="Times New Roman" w:hAnsiTheme="majorHAnsi"/>
       <w:b/>
       <w:color w:val="1F3864"/>
       <w:spacing w:val="5"/>
@@ -3481,7 +3752,7 @@
     <w:uiPriority w:val="10"/>
     <w:rsid w:val="00FC693F"/>
     <w:rPr>
-      <w:rFonts w:asciiTheme="majorHAnsi" w:cstheme="majorBidi" w:eastAsiaTheme="majorEastAsia" w:hAnsiTheme="majorHAnsi"/>
+      <w:rFonts w:asciiTheme="majorHAnsi" w:cstheme="majorBidi" w:hAnsiTheme="majorHAnsi" w:eastAsia="黑体"/>
       <w:color w:themeColor="text2" w:themeShade="BF" w:val="17365D"/>
       <w:spacing w:val="5"/>
       <w:kern w:val="28"/>
@@ -3503,7 +3774,7 @@
       </w:numPr>
     </w:pPr>
     <w:rPr>
-      <w:rFonts w:asciiTheme="majorHAnsi" w:cstheme="majorBidi" w:eastAsiaTheme="majorEastAsia" w:hAnsiTheme="majorHAnsi"/>
+      <w:rFonts w:asciiTheme="majorHAnsi" w:cstheme="majorBidi" w:hAnsiTheme="majorHAnsi" w:eastAsia="黑体"/>
       <w:i/>
       <w:iCs/>
       <w:color w:themeColor="accent1" w:val="4F81BD"/>
@@ -3519,7 +3790,7 @@
     <w:uiPriority w:val="11"/>
     <w:rsid w:val="00FC693F"/>
     <w:rPr>
-      <w:rFonts w:asciiTheme="majorHAnsi" w:cstheme="majorBidi" w:eastAsiaTheme="majorEastAsia" w:hAnsiTheme="majorHAnsi"/>
+      <w:rFonts w:asciiTheme="majorHAnsi" w:cstheme="majorBidi" w:hAnsiTheme="majorHAnsi" w:eastAsia="黑体"/>
       <w:i/>
       <w:iCs/>
       <w:color w:themeColor="accent1" w:val="4F81BD"/>
@@ -3586,6 +3857,7 @@
       <w:spacing w:after="120"/>
     </w:pPr>
     <w:rPr>
+      <w:rFonts w:eastAsia="黑体"/>
       <w:sz w:val="16"/>
       <w:szCs w:val="16"/>
     </w:rPr>
@@ -3597,6 +3869,7 @@
     <w:uiPriority w:val="99"/>
     <w:rsid w:val="00AA1D8D"/>
     <w:rPr>
+      <w:rFonts w:eastAsia="黑体"/>
       <w:sz w:val="16"/>
       <w:szCs w:val="16"/>
     </w:rPr>
@@ -3766,7 +4039,7 @@
       </w:tabs>
     </w:pPr>
     <w:rPr>
-      <w:rFonts w:ascii="Courier" w:hAnsi="Courier"/>
+      <w:rFonts w:ascii="Courier" w:hAnsi="Courier" w:eastAsia="黑体"/>
       <w:sz w:val="20"/>
       <w:szCs w:val="20"/>
     </w:rPr>
@@ -3778,7 +4051,7 @@
     <w:uiPriority w:val="99"/>
     <w:rsid w:val="0029639D"/>
     <w:rPr>
-      <w:rFonts w:ascii="Courier" w:hAnsi="Courier"/>
+      <w:rFonts w:ascii="Courier" w:hAnsi="Courier" w:eastAsia="黑体"/>
       <w:sz w:val="20"/>
       <w:szCs w:val="20"/>
     </w:rPr>
@@ -3814,6 +4087,7 @@
     <w:uiPriority w:val="29"/>
     <w:rsid w:val="00FC693F"/>
     <w:rPr>
+      <w:rFonts w:eastAsia="黑体"/>
       <w:i/>
       <w:iCs/>
       <w:color w:themeColor="text1" w:val="000000"/>
@@ -3827,7 +4101,7 @@
     <w:semiHidden/>
     <w:rsid w:val="00FC693F"/>
     <w:rPr>
-      <w:rFonts w:asciiTheme="majorHAnsi" w:cstheme="majorBidi" w:eastAsiaTheme="majorEastAsia" w:hAnsiTheme="majorHAnsi"/>
+      <w:rFonts w:asciiTheme="majorHAnsi" w:cstheme="majorBidi" w:hAnsiTheme="majorHAnsi" w:eastAsia="黑体"/>
       <w:b/>
       <w:bCs/>
       <w:i/>
@@ -3843,7 +4117,7 @@
     <w:semiHidden/>
     <w:rsid w:val="00FC693F"/>
     <w:rPr>
-      <w:rFonts w:asciiTheme="majorHAnsi" w:cstheme="majorBidi" w:eastAsiaTheme="majorEastAsia" w:hAnsiTheme="majorHAnsi"/>
+      <w:rFonts w:asciiTheme="majorHAnsi" w:cstheme="majorBidi" w:hAnsiTheme="majorHAnsi" w:eastAsia="黑体"/>
       <w:color w:themeColor="accent1" w:themeShade="7F" w:val="243F60"/>
     </w:rPr>
   </w:style>
@@ -3855,7 +4129,7 @@
     <w:semiHidden/>
     <w:rsid w:val="00FC693F"/>
     <w:rPr>
-      <w:rFonts w:asciiTheme="majorHAnsi" w:cstheme="majorBidi" w:eastAsiaTheme="majorEastAsia" w:hAnsiTheme="majorHAnsi"/>
+      <w:rFonts w:asciiTheme="majorHAnsi" w:cstheme="majorBidi" w:hAnsiTheme="majorHAnsi" w:eastAsia="黑体"/>
       <w:i/>
       <w:iCs/>
       <w:color w:themeColor="accent1" w:themeShade="7F" w:val="243F60"/>
@@ -3869,7 +4143,7 @@
     <w:semiHidden/>
     <w:rsid w:val="00FC693F"/>
     <w:rPr>
-      <w:rFonts w:asciiTheme="majorHAnsi" w:cstheme="majorBidi" w:eastAsiaTheme="majorEastAsia" w:hAnsiTheme="majorHAnsi"/>
+      <w:rFonts w:asciiTheme="majorHAnsi" w:cstheme="majorBidi" w:hAnsiTheme="majorHAnsi" w:eastAsia="黑体"/>
       <w:i/>
       <w:iCs/>
       <w:color w:themeColor="text1" w:themeTint="BF" w:val="404040"/>
@@ -3883,7 +4157,7 @@
     <w:semiHidden/>
     <w:rsid w:val="00FC693F"/>
     <w:rPr>
-      <w:rFonts w:asciiTheme="majorHAnsi" w:cstheme="majorBidi" w:eastAsiaTheme="majorEastAsia" w:hAnsiTheme="majorHAnsi"/>
+      <w:rFonts w:asciiTheme="majorHAnsi" w:cstheme="majorBidi" w:hAnsiTheme="majorHAnsi" w:eastAsia="黑体"/>
       <w:color w:themeColor="accent1" w:val="4F81BD"/>
       <w:sz w:val="20"/>
       <w:szCs w:val="20"/>
@@ -3897,7 +4171,7 @@
     <w:semiHidden/>
     <w:rsid w:val="00FC693F"/>
     <w:rPr>
-      <w:rFonts w:asciiTheme="majorHAnsi" w:cstheme="majorBidi" w:eastAsiaTheme="majorEastAsia" w:hAnsiTheme="majorHAnsi"/>
+      <w:rFonts w:asciiTheme="majorHAnsi" w:cstheme="majorBidi" w:hAnsiTheme="majorHAnsi" w:eastAsia="黑体"/>
       <w:i/>
       <w:iCs/>
       <w:color w:themeColor="text1" w:themeTint="BF" w:val="404040"/>
@@ -3918,6 +4192,7 @@
       <w:spacing w:line="240" w:lineRule="auto"/>
     </w:pPr>
     <w:rPr>
+      <w:rFonts w:eastAsia="黑体"/>
       <w:b/>
       <w:bCs/>
       <w:color w:themeColor="accent1" w:val="4F81BD"/>
@@ -3932,6 +4207,7 @@
     <w:qFormat/>
     <w:rsid w:val="00FC693F"/>
     <w:rPr>
+      <w:rFonts w:eastAsia="黑体"/>
       <w:b/>
       <w:bCs/>
     </w:rPr>
@@ -3943,6 +4219,7 @@
     <w:qFormat/>
     <w:rsid w:val="00FC693F"/>
     <w:rPr>
+      <w:rFonts w:eastAsia="黑体"/>
       <w:i/>
       <w:iCs/>
     </w:rPr>
@@ -3963,6 +4240,7 @@
       <w:ind w:left="936" w:right="936"/>
     </w:pPr>
     <w:rPr>
+      <w:rFonts w:eastAsia="黑体"/>
       <w:b/>
       <w:bCs/>
       <w:i/>
@@ -3977,6 +4255,7 @@
     <w:uiPriority w:val="30"/>
     <w:rsid w:val="00FC693F"/>
     <w:rPr>
+      <w:rFonts w:eastAsia="黑体"/>
       <w:b/>
       <w:bCs/>
       <w:i/>
@@ -3991,6 +4270,7 @@
     <w:qFormat/>
     <w:rsid w:val="00FC693F"/>
     <w:rPr>
+      <w:rFonts w:eastAsia="黑体"/>
       <w:i/>
       <w:iCs/>
       <w:color w:themeColor="text1" w:themeTint="7F" w:val="808080"/>
@@ -4003,6 +4283,7 @@
     <w:qFormat/>
     <w:rsid w:val="00FC693F"/>
     <w:rPr>
+      <w:rFonts w:eastAsia="黑体"/>
       <w:b/>
       <w:bCs/>
       <w:i/>
@@ -4017,6 +4298,7 @@
     <w:qFormat/>
     <w:rsid w:val="00FC693F"/>
     <w:rPr>
+      <w:rFonts w:eastAsia="黑体"/>
       <w:smallCaps/>
       <w:color w:themeColor="accent2" w:val="C0504D"/>
       <w:u w:val="single"/>
@@ -4029,6 +4311,7 @@
     <w:qFormat/>
     <w:rsid w:val="00FC693F"/>
     <w:rPr>
+      <w:rFonts w:eastAsia="黑体"/>
       <w:b/>
       <w:bCs/>
       <w:smallCaps/>
@@ -4044,6 +4327,7 @@
     <w:qFormat/>
     <w:rsid w:val="00FC693F"/>
     <w:rPr>
+      <w:rFonts w:eastAsia="黑体"/>
       <w:b/>
       <w:bCs/>
       <w:smallCaps/>
@@ -4098,6 +4382,7 @@
       <w:spacing w:after="0" w:line="240" w:lineRule="auto"/>
     </w:pPr>
     <w:rPr>
+      <w:rFonts w:eastAsia="黑体"/>
       <w:color w:themeColor="text1" w:themeShade="BF" w:val="000000"/>
     </w:rPr>
     <w:tblPr>
@@ -4120,6 +4405,7 @@
         <w:spacing w:after="0" w:before="0" w:line="240" w:lineRule="auto"/>
       </w:pPr>
       <w:rPr>
+        <w:rFonts w:eastAsia="黑体"/>
         <w:b/>
         <w:bCs/>
       </w:rPr>
@@ -4140,6 +4426,7 @@
         <w:spacing w:after="0" w:before="0" w:line="240" w:lineRule="auto"/>
       </w:pPr>
       <w:rPr>
+        <w:rFonts w:eastAsia="黑体"/>
         <w:b/>
         <w:bCs/>
       </w:rPr>
@@ -4157,12 +4444,14 @@
     </w:tblStylePr>
     <w:tblStylePr w:type="firstCol">
       <w:rPr>
+        <w:rFonts w:eastAsia="黑体"/>
         <w:b/>
         <w:bCs/>
       </w:rPr>
     </w:tblStylePr>
     <w:tblStylePr w:type="lastCol">
       <w:rPr>
+        <w:rFonts w:eastAsia="黑体"/>
         <w:b/>
         <w:bCs/>
       </w:rPr>
@@ -4201,6 +4490,7 @@
       <w:spacing w:after="0" w:line="240" w:lineRule="auto"/>
     </w:pPr>
     <w:rPr>
+      <w:rFonts w:eastAsia="黑体"/>
       <w:color w:themeColor="accent1" w:themeShade="BF" w:val="365F91"/>
     </w:rPr>
     <w:tblPr>
@@ -4223,6 +4513,7 @@
         <w:spacing w:after="0" w:before="0" w:line="240" w:lineRule="auto"/>
       </w:pPr>
       <w:rPr>
+        <w:rFonts w:eastAsia="黑体"/>
         <w:b/>
         <w:bCs/>
       </w:rPr>
@@ -4243,6 +4534,7 @@
         <w:spacing w:after="0" w:before="0" w:line="240" w:lineRule="auto"/>
       </w:pPr>
       <w:rPr>
+        <w:rFonts w:eastAsia="黑体"/>
         <w:b/>
         <w:bCs/>
       </w:rPr>
@@ -4260,12 +4552,14 @@
     </w:tblStylePr>
     <w:tblStylePr w:type="firstCol">
       <w:rPr>
+        <w:rFonts w:eastAsia="黑体"/>
         <w:b/>
         <w:bCs/>
       </w:rPr>
     </w:tblStylePr>
     <w:tblStylePr w:type="lastCol">
       <w:rPr>
+        <w:rFonts w:eastAsia="黑体"/>
         <w:b/>
         <w:bCs/>
       </w:rPr>
@@ -4304,6 +4598,7 @@
       <w:spacing w:after="0" w:line="240" w:lineRule="auto"/>
     </w:pPr>
     <w:rPr>
+      <w:rFonts w:eastAsia="黑体"/>
       <w:color w:themeColor="accent2" w:themeShade="BF" w:val="943634"/>
     </w:rPr>
     <w:tblPr>
@@ -4326,6 +4621,7 @@
         <w:spacing w:after="0" w:before="0" w:line="240" w:lineRule="auto"/>
       </w:pPr>
       <w:rPr>
+        <w:rFonts w:eastAsia="黑体"/>
         <w:b/>
         <w:bCs/>
       </w:rPr>
@@ -4346,6 +4642,7 @@
         <w:spacing w:after="0" w:before="0" w:line="240" w:lineRule="auto"/>
       </w:pPr>
       <w:rPr>
+        <w:rFonts w:eastAsia="黑体"/>
         <w:b/>
         <w:bCs/>
       </w:rPr>
@@ -4363,12 +4660,14 @@
     </w:tblStylePr>
     <w:tblStylePr w:type="firstCol">
       <w:rPr>
+        <w:rFonts w:eastAsia="黑体"/>
         <w:b/>
         <w:bCs/>
       </w:rPr>
     </w:tblStylePr>
     <w:tblStylePr w:type="lastCol">
       <w:rPr>
+        <w:rFonts w:eastAsia="黑体"/>
         <w:b/>
         <w:bCs/>
       </w:rPr>
@@ -4407,6 +4706,7 @@
       <w:spacing w:after="0" w:line="240" w:lineRule="auto"/>
     </w:pPr>
     <w:rPr>
+      <w:rFonts w:eastAsia="黑体"/>
       <w:color w:themeColor="accent3" w:themeShade="BF" w:val="76923C"/>
     </w:rPr>
     <w:tblPr>
@@ -4429,6 +4729,7 @@
         <w:spacing w:after="0" w:before="0" w:line="240" w:lineRule="auto"/>
       </w:pPr>
       <w:rPr>
+        <w:rFonts w:eastAsia="黑体"/>
         <w:b/>
         <w:bCs/>
       </w:rPr>
@@ -4449,6 +4750,7 @@
         <w:spacing w:after="0" w:before="0" w:line="240" w:lineRule="auto"/>
       </w:pPr>
       <w:rPr>
+        <w:rFonts w:eastAsia="黑体"/>
         <w:b/>
         <w:bCs/>
       </w:rPr>
@@ -4466,12 +4768,14 @@
     </w:tblStylePr>
     <w:tblStylePr w:type="firstCol">
       <w:rPr>
+        <w:rFonts w:eastAsia="黑体"/>
         <w:b/>
         <w:bCs/>
       </w:rPr>
     </w:tblStylePr>
     <w:tblStylePr w:type="lastCol">
       <w:rPr>
+        <w:rFonts w:eastAsia="黑体"/>
         <w:b/>
         <w:bCs/>
       </w:rPr>
@@ -4510,6 +4814,7 @@
       <w:spacing w:after="0" w:line="240" w:lineRule="auto"/>
     </w:pPr>
     <w:rPr>
+      <w:rFonts w:eastAsia="黑体"/>
       <w:color w:themeColor="accent4" w:themeShade="BF" w:val="5F497A"/>
     </w:rPr>
     <w:tblPr>
@@ -4532,6 +4837,7 @@
         <w:spacing w:after="0" w:before="0" w:line="240" w:lineRule="auto"/>
       </w:pPr>
       <w:rPr>
+        <w:rFonts w:eastAsia="黑体"/>
         <w:b/>
         <w:bCs/>
       </w:rPr>
@@ -4552,6 +4858,7 @@
         <w:spacing w:after="0" w:before="0" w:line="240" w:lineRule="auto"/>
       </w:pPr>
       <w:rPr>
+        <w:rFonts w:eastAsia="黑体"/>
         <w:b/>
         <w:bCs/>
       </w:rPr>
@@ -4569,12 +4876,14 @@
     </w:tblStylePr>
     <w:tblStylePr w:type="firstCol">
       <w:rPr>
+        <w:rFonts w:eastAsia="黑体"/>
         <w:b/>
         <w:bCs/>
       </w:rPr>
     </w:tblStylePr>
     <w:tblStylePr w:type="lastCol">
       <w:rPr>
+        <w:rFonts w:eastAsia="黑体"/>
         <w:b/>
         <w:bCs/>
       </w:rPr>
@@ -4613,6 +4922,7 @@
       <w:spacing w:after="0" w:line="240" w:lineRule="auto"/>
     </w:pPr>
     <w:rPr>
+      <w:rFonts w:eastAsia="黑体"/>
       <w:color w:themeColor="accent5" w:themeShade="BF" w:val="31849B"/>
     </w:rPr>
     <w:tblPr>
@@ -4635,6 +4945,7 @@
         <w:spacing w:after="0" w:before="0" w:line="240" w:lineRule="auto"/>
       </w:pPr>
       <w:rPr>
+        <w:rFonts w:eastAsia="黑体"/>
         <w:b/>
         <w:bCs/>
       </w:rPr>
@@ -4655,6 +4966,7 @@
         <w:spacing w:after="0" w:before="0" w:line="240" w:lineRule="auto"/>
       </w:pPr>
       <w:rPr>
+        <w:rFonts w:eastAsia="黑体"/>
         <w:b/>
         <w:bCs/>
       </w:rPr>
@@ -4672,12 +4984,14 @@
     </w:tblStylePr>
     <w:tblStylePr w:type="firstCol">
       <w:rPr>
+        <w:rFonts w:eastAsia="黑体"/>
         <w:b/>
         <w:bCs/>
       </w:rPr>
     </w:tblStylePr>
     <w:tblStylePr w:type="lastCol">
       <w:rPr>
+        <w:rFonts w:eastAsia="黑体"/>
         <w:b/>
         <w:bCs/>
       </w:rPr>
@@ -4716,6 +5030,7 @@
       <w:spacing w:after="0" w:line="240" w:lineRule="auto"/>
     </w:pPr>
     <w:rPr>
+      <w:rFonts w:eastAsia="黑体"/>
       <w:color w:themeColor="accent6" w:themeShade="BF" w:val="E36C0A"/>
     </w:rPr>
     <w:tblPr>
@@ -4738,6 +5053,7 @@
         <w:spacing w:after="0" w:before="0" w:line="240" w:lineRule="auto"/>
       </w:pPr>
       <w:rPr>
+        <w:rFonts w:eastAsia="黑体"/>
         <w:b/>
         <w:bCs/>
       </w:rPr>
@@ -4758,6 +5074,7 @@
         <w:spacing w:after="0" w:before="0" w:line="240" w:lineRule="auto"/>
       </w:pPr>
       <w:rPr>
+        <w:rFonts w:eastAsia="黑体"/>
         <w:b/>
         <w:bCs/>
       </w:rPr>
@@ -4775,12 +5092,14 @@
     </w:tblStylePr>
     <w:tblStylePr w:type="firstCol">
       <w:rPr>
+        <w:rFonts w:eastAsia="黑体"/>
         <w:b/>
         <w:bCs/>
       </w:rPr>
     </w:tblStylePr>
     <w:tblStylePr w:type="lastCol">
       <w:rPr>
+        <w:rFonts w:eastAsia="黑体"/>
         <w:b/>
         <w:bCs/>
       </w:rPr>
@@ -4840,6 +5159,7 @@
         <w:spacing w:after="0" w:before="0" w:line="240" w:lineRule="auto"/>
       </w:pPr>
       <w:rPr>
+        <w:rFonts w:eastAsia="黑体"/>
         <w:b/>
         <w:bCs/>
         <w:color w:themeColor="background1" w:val="FFFFFF"/>
@@ -4854,6 +5174,7 @@
         <w:spacing w:after="0" w:before="0" w:line="240" w:lineRule="auto"/>
       </w:pPr>
       <w:rPr>
+        <w:rFonts w:eastAsia="黑体"/>
         <w:b/>
         <w:bCs/>
       </w:rPr>
@@ -4869,12 +5190,14 @@
     </w:tblStylePr>
     <w:tblStylePr w:type="firstCol">
       <w:rPr>
+        <w:rFonts w:eastAsia="黑体"/>
         <w:b/>
         <w:bCs/>
       </w:rPr>
     </w:tblStylePr>
     <w:tblStylePr w:type="lastCol">
       <w:rPr>
+        <w:rFonts w:eastAsia="黑体"/>
         <w:b/>
         <w:bCs/>
       </w:rPr>
@@ -4932,6 +5255,7 @@
         <w:spacing w:after="0" w:before="0" w:line="240" w:lineRule="auto"/>
       </w:pPr>
       <w:rPr>
+        <w:rFonts w:eastAsia="黑体"/>
         <w:b/>
         <w:bCs/>
         <w:color w:themeColor="background1" w:val="FFFFFF"/>
@@ -4946,6 +5270,7 @@
         <w:spacing w:after="0" w:before="0" w:line="240" w:lineRule="auto"/>
       </w:pPr>
       <w:rPr>
+        <w:rFonts w:eastAsia="黑体"/>
         <w:b/>
         <w:bCs/>
       </w:rPr>
@@ -4961,12 +5286,14 @@
     </w:tblStylePr>
     <w:tblStylePr w:type="firstCol">
       <w:rPr>
+        <w:rFonts w:eastAsia="黑体"/>
         <w:b/>
         <w:bCs/>
       </w:rPr>
     </w:tblStylePr>
     <w:tblStylePr w:type="lastCol">
       <w:rPr>
+        <w:rFonts w:eastAsia="黑体"/>
         <w:b/>
         <w:bCs/>
       </w:rPr>
@@ -5024,6 +5351,7 @@
         <w:spacing w:after="0" w:before="0" w:line="240" w:lineRule="auto"/>
       </w:pPr>
       <w:rPr>
+        <w:rFonts w:eastAsia="黑体"/>
         <w:b/>
         <w:bCs/>
         <w:color w:themeColor="background1" w:val="FFFFFF"/>
@@ -5038,6 +5366,7 @@
         <w:spacing w:after="0" w:before="0" w:line="240" w:lineRule="auto"/>
       </w:pPr>
       <w:rPr>
+        <w:rFonts w:eastAsia="黑体"/>
         <w:b/>
         <w:bCs/>
       </w:rPr>
@@ -5053,12 +5382,14 @@
     </w:tblStylePr>
     <w:tblStylePr w:type="firstCol">
       <w:rPr>
+        <w:rFonts w:eastAsia="黑体"/>
         <w:b/>
         <w:bCs/>
       </w:rPr>
     </w:tblStylePr>
     <w:tblStylePr w:type="lastCol">
       <w:rPr>
+        <w:rFonts w:eastAsia="黑体"/>
         <w:b/>
         <w:bCs/>
       </w:rPr>
@@ -5116,6 +5447,7 @@
         <w:spacing w:after="0" w:before="0" w:line="240" w:lineRule="auto"/>
       </w:pPr>
       <w:rPr>
+        <w:rFonts w:eastAsia="黑体"/>
         <w:b/>
         <w:bCs/>
         <w:color w:themeColor="background1" w:val="FFFFFF"/>
@@ -5130,6 +5462,7 @@
         <w:spacing w:after="0" w:before="0" w:line="240" w:lineRule="auto"/>
       </w:pPr>
       <w:rPr>
+        <w:rFonts w:eastAsia="黑体"/>
         <w:b/>
         <w:bCs/>
       </w:rPr>
@@ -5145,12 +5478,14 @@
     </w:tblStylePr>
     <w:tblStylePr w:type="firstCol">
       <w:rPr>
+        <w:rFonts w:eastAsia="黑体"/>
         <w:b/>
         <w:bCs/>
       </w:rPr>
     </w:tblStylePr>
     <w:tblStylePr w:type="lastCol">
       <w:rPr>
+        <w:rFonts w:eastAsia="黑体"/>
         <w:b/>
         <w:bCs/>
       </w:rPr>
@@ -5208,6 +5543,7 @@
         <w:spacing w:after="0" w:before="0" w:line="240" w:lineRule="auto"/>
       </w:pPr>
       <w:rPr>
+        <w:rFonts w:eastAsia="黑体"/>
         <w:b/>
         <w:bCs/>
         <w:color w:themeColor="background1" w:val="FFFFFF"/>
@@ -5222,6 +5558,7 @@
         <w:spacing w:after="0" w:before="0" w:line="240" w:lineRule="auto"/>
       </w:pPr>
       <w:rPr>
+        <w:rFonts w:eastAsia="黑体"/>
         <w:b/>
         <w:bCs/>
       </w:rPr>
@@ -5237,12 +5574,14 @@
     </w:tblStylePr>
     <w:tblStylePr w:type="firstCol">
       <w:rPr>
+        <w:rFonts w:eastAsia="黑体"/>
         <w:b/>
         <w:bCs/>
       </w:rPr>
     </w:tblStylePr>
     <w:tblStylePr w:type="lastCol">
       <w:rPr>
+        <w:rFonts w:eastAsia="黑体"/>
         <w:b/>
         <w:bCs/>
       </w:rPr>
@@ -5300,6 +5639,7 @@
         <w:spacing w:after="0" w:before="0" w:line="240" w:lineRule="auto"/>
       </w:pPr>
       <w:rPr>
+        <w:rFonts w:eastAsia="黑体"/>
         <w:b/>
         <w:bCs/>
         <w:color w:themeColor="background1" w:val="FFFFFF"/>
@@ -5314,6 +5654,7 @@
         <w:spacing w:after="0" w:before="0" w:line="240" w:lineRule="auto"/>
       </w:pPr>
       <w:rPr>
+        <w:rFonts w:eastAsia="黑体"/>
         <w:b/>
         <w:bCs/>
       </w:rPr>
@@ -5329,12 +5670,14 @@
     </w:tblStylePr>
     <w:tblStylePr w:type="firstCol">
       <w:rPr>
+        <w:rFonts w:eastAsia="黑体"/>
         <w:b/>
         <w:bCs/>
       </w:rPr>
     </w:tblStylePr>
     <w:tblStylePr w:type="lastCol">
       <w:rPr>
+        <w:rFonts w:eastAsia="黑体"/>
         <w:b/>
         <w:bCs/>
       </w:rPr>
@@ -5392,6 +5735,7 @@
         <w:spacing w:after="0" w:before="0" w:line="240" w:lineRule="auto"/>
       </w:pPr>
       <w:rPr>
+        <w:rFonts w:eastAsia="黑体"/>
         <w:b/>
         <w:bCs/>
         <w:color w:themeColor="background1" w:val="FFFFFF"/>
@@ -5406,6 +5750,7 @@
         <w:spacing w:after="0" w:before="0" w:line="240" w:lineRule="auto"/>
       </w:pPr>
       <w:rPr>
+        <w:rFonts w:eastAsia="黑体"/>
         <w:b/>
         <w:bCs/>
       </w:rPr>
@@ -5421,12 +5766,14 @@
     </w:tblStylePr>
     <w:tblStylePr w:type="firstCol">
       <w:rPr>
+        <w:rFonts w:eastAsia="黑体"/>
         <w:b/>
         <w:bCs/>
       </w:rPr>
     </w:tblStylePr>
     <w:tblStylePr w:type="lastCol">
       <w:rPr>
+        <w:rFonts w:eastAsia="黑体"/>
         <w:b/>
         <w:bCs/>
       </w:rPr>
@@ -5486,7 +5833,7 @@
         <w:spacing w:after="0" w:before="0" w:line="240" w:lineRule="auto"/>
       </w:pPr>
       <w:rPr>
-        <w:rFonts w:asciiTheme="majorHAnsi" w:cstheme="majorBidi" w:eastAsiaTheme="majorEastAsia" w:hAnsiTheme="majorHAnsi"/>
+        <w:rFonts w:asciiTheme="majorHAnsi" w:cstheme="majorBidi" w:hAnsiTheme="majorHAnsi" w:eastAsia="黑体"/>
         <w:b/>
         <w:bCs/>
       </w:rPr>
@@ -5507,7 +5854,7 @@
         <w:spacing w:after="0" w:before="0" w:line="240" w:lineRule="auto"/>
       </w:pPr>
       <w:rPr>
-        <w:rFonts w:asciiTheme="majorHAnsi" w:cstheme="majorBidi" w:eastAsiaTheme="majorEastAsia" w:hAnsiTheme="majorHAnsi"/>
+        <w:rFonts w:asciiTheme="majorHAnsi" w:cstheme="majorBidi" w:hAnsiTheme="majorHAnsi" w:eastAsia="黑体"/>
         <w:b/>
         <w:bCs/>
       </w:rPr>
@@ -5525,14 +5872,14 @@
     </w:tblStylePr>
     <w:tblStylePr w:type="firstCol">
       <w:rPr>
-        <w:rFonts w:asciiTheme="majorHAnsi" w:cstheme="majorBidi" w:eastAsiaTheme="majorEastAsia" w:hAnsiTheme="majorHAnsi"/>
+        <w:rFonts w:asciiTheme="majorHAnsi" w:cstheme="majorBidi" w:hAnsiTheme="majorHAnsi" w:eastAsia="黑体"/>
         <w:b/>
         <w:bCs/>
       </w:rPr>
     </w:tblStylePr>
     <w:tblStylePr w:type="lastCol">
       <w:rPr>
-        <w:rFonts w:asciiTheme="majorHAnsi" w:cstheme="majorBidi" w:eastAsiaTheme="majorEastAsia" w:hAnsiTheme="majorHAnsi"/>
+        <w:rFonts w:asciiTheme="majorHAnsi" w:cstheme="majorBidi" w:hAnsiTheme="majorHAnsi" w:eastAsia="黑体"/>
         <w:b/>
         <w:bCs/>
       </w:rPr>
@@ -5616,7 +5963,7 @@
         <w:spacing w:after="0" w:before="0" w:line="240" w:lineRule="auto"/>
       </w:pPr>
       <w:rPr>
-        <w:rFonts w:asciiTheme="majorHAnsi" w:cstheme="majorBidi" w:eastAsiaTheme="majorEastAsia" w:hAnsiTheme="majorHAnsi"/>
+        <w:rFonts w:asciiTheme="majorHAnsi" w:cstheme="majorBidi" w:hAnsiTheme="majorHAnsi" w:eastAsia="黑体"/>
         <w:b/>
         <w:bCs/>
       </w:rPr>
@@ -5637,7 +5984,7 @@
         <w:spacing w:after="0" w:before="0" w:line="240" w:lineRule="auto"/>
       </w:pPr>
       <w:rPr>
-        <w:rFonts w:asciiTheme="majorHAnsi" w:cstheme="majorBidi" w:eastAsiaTheme="majorEastAsia" w:hAnsiTheme="majorHAnsi"/>
+        <w:rFonts w:asciiTheme="majorHAnsi" w:cstheme="majorBidi" w:hAnsiTheme="majorHAnsi" w:eastAsia="黑体"/>
         <w:b/>
         <w:bCs/>
       </w:rPr>
@@ -5655,14 +6002,14 @@
     </w:tblStylePr>
     <w:tblStylePr w:type="firstCol">
       <w:rPr>
-        <w:rFonts w:asciiTheme="majorHAnsi" w:cstheme="majorBidi" w:eastAsiaTheme="majorEastAsia" w:hAnsiTheme="majorHAnsi"/>
+        <w:rFonts w:asciiTheme="majorHAnsi" w:cstheme="majorBidi" w:hAnsiTheme="majorHAnsi" w:eastAsia="黑体"/>
         <w:b/>
         <w:bCs/>
       </w:rPr>
     </w:tblStylePr>
     <w:tblStylePr w:type="lastCol">
       <w:rPr>
-        <w:rFonts w:asciiTheme="majorHAnsi" w:cstheme="majorBidi" w:eastAsiaTheme="majorEastAsia" w:hAnsiTheme="majorHAnsi"/>
+        <w:rFonts w:asciiTheme="majorHAnsi" w:cstheme="majorBidi" w:hAnsiTheme="majorHAnsi" w:eastAsia="黑体"/>
         <w:b/>
         <w:bCs/>
       </w:rPr>
@@ -5746,7 +6093,7 @@
         <w:spacing w:after="0" w:before="0" w:line="240" w:lineRule="auto"/>
       </w:pPr>
       <w:rPr>
-        <w:rFonts w:asciiTheme="majorHAnsi" w:cstheme="majorBidi" w:eastAsiaTheme="majorEastAsia" w:hAnsiTheme="majorHAnsi"/>
+        <w:rFonts w:asciiTheme="majorHAnsi" w:cstheme="majorBidi" w:hAnsiTheme="majorHAnsi" w:eastAsia="黑体"/>
         <w:b/>
         <w:bCs/>
       </w:rPr>
@@ -5767,7 +6114,7 @@
         <w:spacing w:after="0" w:before="0" w:line="240" w:lineRule="auto"/>
       </w:pPr>
       <w:rPr>
-        <w:rFonts w:asciiTheme="majorHAnsi" w:cstheme="majorBidi" w:eastAsiaTheme="majorEastAsia" w:hAnsiTheme="majorHAnsi"/>
+        <w:rFonts w:asciiTheme="majorHAnsi" w:cstheme="majorBidi" w:hAnsiTheme="majorHAnsi" w:eastAsia="黑体"/>
         <w:b/>
         <w:bCs/>
       </w:rPr>
@@ -5785,14 +6132,14 @@
     </w:tblStylePr>
     <w:tblStylePr w:type="firstCol">
       <w:rPr>
-        <w:rFonts w:asciiTheme="majorHAnsi" w:cstheme="majorBidi" w:eastAsiaTheme="majorEastAsia" w:hAnsiTheme="majorHAnsi"/>
+        <w:rFonts w:asciiTheme="majorHAnsi" w:cstheme="majorBidi" w:hAnsiTheme="majorHAnsi" w:eastAsia="黑体"/>
         <w:b/>
         <w:bCs/>
       </w:rPr>
     </w:tblStylePr>
     <w:tblStylePr w:type="lastCol">
       <w:rPr>
-        <w:rFonts w:asciiTheme="majorHAnsi" w:cstheme="majorBidi" w:eastAsiaTheme="majorEastAsia" w:hAnsiTheme="majorHAnsi"/>
+        <w:rFonts w:asciiTheme="majorHAnsi" w:cstheme="majorBidi" w:hAnsiTheme="majorHAnsi" w:eastAsia="黑体"/>
         <w:b/>
         <w:bCs/>
       </w:rPr>
@@ -5876,7 +6223,7 @@
         <w:spacing w:after="0" w:before="0" w:line="240" w:lineRule="auto"/>
       </w:pPr>
       <w:rPr>
-        <w:rFonts w:asciiTheme="majorHAnsi" w:cstheme="majorBidi" w:eastAsiaTheme="majorEastAsia" w:hAnsiTheme="majorHAnsi"/>
+        <w:rFonts w:asciiTheme="majorHAnsi" w:cstheme="majorBidi" w:hAnsiTheme="majorHAnsi" w:eastAsia="黑体"/>
         <w:b/>
         <w:bCs/>
       </w:rPr>
@@ -5897,7 +6244,7 @@
         <w:spacing w:after="0" w:before="0" w:line="240" w:lineRule="auto"/>
       </w:pPr>
       <w:rPr>
-        <w:rFonts w:asciiTheme="majorHAnsi" w:cstheme="majorBidi" w:eastAsiaTheme="majorEastAsia" w:hAnsiTheme="majorHAnsi"/>
+        <w:rFonts w:asciiTheme="majorHAnsi" w:cstheme="majorBidi" w:hAnsiTheme="majorHAnsi" w:eastAsia="黑体"/>
         <w:b/>
         <w:bCs/>
       </w:rPr>
@@ -5915,14 +6262,14 @@
     </w:tblStylePr>
     <w:tblStylePr w:type="firstCol">
       <w:rPr>
-        <w:rFonts w:asciiTheme="majorHAnsi" w:cstheme="majorBidi" w:eastAsiaTheme="majorEastAsia" w:hAnsiTheme="majorHAnsi"/>
+        <w:rFonts w:asciiTheme="majorHAnsi" w:cstheme="majorBidi" w:hAnsiTheme="majorHAnsi" w:eastAsia="黑体"/>
         <w:b/>
         <w:bCs/>
       </w:rPr>
     </w:tblStylePr>
     <w:tblStylePr w:type="lastCol">
       <w:rPr>
-        <w:rFonts w:asciiTheme="majorHAnsi" w:cstheme="majorBidi" w:eastAsiaTheme="majorEastAsia" w:hAnsiTheme="majorHAnsi"/>
+        <w:rFonts w:asciiTheme="majorHAnsi" w:cstheme="majorBidi" w:hAnsiTheme="majorHAnsi" w:eastAsia="黑体"/>
         <w:b/>
         <w:bCs/>
       </w:rPr>
@@ -6006,7 +6353,7 @@
         <w:spacing w:after="0" w:before="0" w:line="240" w:lineRule="auto"/>
       </w:pPr>
       <w:rPr>
-        <w:rFonts w:asciiTheme="majorHAnsi" w:cstheme="majorBidi" w:eastAsiaTheme="majorEastAsia" w:hAnsiTheme="majorHAnsi"/>
+        <w:rFonts w:asciiTheme="majorHAnsi" w:cstheme="majorBidi" w:hAnsiTheme="majorHAnsi" w:eastAsia="黑体"/>
         <w:b/>
         <w:bCs/>
       </w:rPr>
@@ -6027,7 +6374,7 @@
         <w:spacing w:after="0" w:before="0" w:line="240" w:lineRule="auto"/>
       </w:pPr>
       <w:rPr>
-        <w:rFonts w:asciiTheme="majorHAnsi" w:cstheme="majorBidi" w:eastAsiaTheme="majorEastAsia" w:hAnsiTheme="majorHAnsi"/>
+        <w:rFonts w:asciiTheme="majorHAnsi" w:cstheme="majorBidi" w:hAnsiTheme="majorHAnsi" w:eastAsia="黑体"/>
         <w:b/>
         <w:bCs/>
       </w:rPr>
@@ -6045,14 +6392,14 @@
     </w:tblStylePr>
     <w:tblStylePr w:type="firstCol">
       <w:rPr>
-        <w:rFonts w:asciiTheme="majorHAnsi" w:cstheme="majorBidi" w:eastAsiaTheme="majorEastAsia" w:hAnsiTheme="majorHAnsi"/>
+        <w:rFonts w:asciiTheme="majorHAnsi" w:cstheme="majorBidi" w:hAnsiTheme="majorHAnsi" w:eastAsia="黑体"/>
         <w:b/>
         <w:bCs/>
       </w:rPr>
     </w:tblStylePr>
     <w:tblStylePr w:type="lastCol">
       <w:rPr>
-        <w:rFonts w:asciiTheme="majorHAnsi" w:cstheme="majorBidi" w:eastAsiaTheme="majorEastAsia" w:hAnsiTheme="majorHAnsi"/>
+        <w:rFonts w:asciiTheme="majorHAnsi" w:cstheme="majorBidi" w:hAnsiTheme="majorHAnsi" w:eastAsia="黑体"/>
         <w:b/>
         <w:bCs/>
       </w:rPr>
@@ -6136,7 +6483,7 @@
         <w:spacing w:after="0" w:before="0" w:line="240" w:lineRule="auto"/>
       </w:pPr>
       <w:rPr>
-        <w:rFonts w:asciiTheme="majorHAnsi" w:cstheme="majorBidi" w:eastAsiaTheme="majorEastAsia" w:hAnsiTheme="majorHAnsi"/>
+        <w:rFonts w:asciiTheme="majorHAnsi" w:cstheme="majorBidi" w:hAnsiTheme="majorHAnsi" w:eastAsia="黑体"/>
         <w:b/>
         <w:bCs/>
       </w:rPr>
@@ -6157,7 +6504,7 @@
         <w:spacing w:after="0" w:before="0" w:line="240" w:lineRule="auto"/>
       </w:pPr>
       <w:rPr>
-        <w:rFonts w:asciiTheme="majorHAnsi" w:cstheme="majorBidi" w:eastAsiaTheme="majorEastAsia" w:hAnsiTheme="majorHAnsi"/>
+        <w:rFonts w:asciiTheme="majorHAnsi" w:cstheme="majorBidi" w:hAnsiTheme="majorHAnsi" w:eastAsia="黑体"/>
         <w:b/>
         <w:bCs/>
       </w:rPr>
@@ -6175,14 +6522,14 @@
     </w:tblStylePr>
     <w:tblStylePr w:type="firstCol">
       <w:rPr>
-        <w:rFonts w:asciiTheme="majorHAnsi" w:cstheme="majorBidi" w:eastAsiaTheme="majorEastAsia" w:hAnsiTheme="majorHAnsi"/>
+        <w:rFonts w:asciiTheme="majorHAnsi" w:cstheme="majorBidi" w:hAnsiTheme="majorHAnsi" w:eastAsia="黑体"/>
         <w:b/>
         <w:bCs/>
       </w:rPr>
     </w:tblStylePr>
     <w:tblStylePr w:type="lastCol">
       <w:rPr>
-        <w:rFonts w:asciiTheme="majorHAnsi" w:cstheme="majorBidi" w:eastAsiaTheme="majorEastAsia" w:hAnsiTheme="majorHAnsi"/>
+        <w:rFonts w:asciiTheme="majorHAnsi" w:cstheme="majorBidi" w:hAnsiTheme="majorHAnsi" w:eastAsia="黑体"/>
         <w:b/>
         <w:bCs/>
       </w:rPr>
@@ -6266,7 +6613,7 @@
         <w:spacing w:after="0" w:before="0" w:line="240" w:lineRule="auto"/>
       </w:pPr>
       <w:rPr>
-        <w:rFonts w:asciiTheme="majorHAnsi" w:cstheme="majorBidi" w:eastAsiaTheme="majorEastAsia" w:hAnsiTheme="majorHAnsi"/>
+        <w:rFonts w:asciiTheme="majorHAnsi" w:cstheme="majorBidi" w:hAnsiTheme="majorHAnsi" w:eastAsia="黑体"/>
         <w:b/>
         <w:bCs/>
       </w:rPr>
@@ -6287,7 +6634,7 @@
         <w:spacing w:after="0" w:before="0" w:line="240" w:lineRule="auto"/>
       </w:pPr>
       <w:rPr>
-        <w:rFonts w:asciiTheme="majorHAnsi" w:cstheme="majorBidi" w:eastAsiaTheme="majorEastAsia" w:hAnsiTheme="majorHAnsi"/>
+        <w:rFonts w:asciiTheme="majorHAnsi" w:cstheme="majorBidi" w:hAnsiTheme="majorHAnsi" w:eastAsia="黑体"/>
         <w:b/>
         <w:bCs/>
       </w:rPr>
@@ -6305,14 +6652,14 @@
     </w:tblStylePr>
     <w:tblStylePr w:type="firstCol">
       <w:rPr>
-        <w:rFonts w:asciiTheme="majorHAnsi" w:cstheme="majorBidi" w:eastAsiaTheme="majorEastAsia" w:hAnsiTheme="majorHAnsi"/>
+        <w:rFonts w:asciiTheme="majorHAnsi" w:cstheme="majorBidi" w:hAnsiTheme="majorHAnsi" w:eastAsia="黑体"/>
         <w:b/>
         <w:bCs/>
       </w:rPr>
     </w:tblStylePr>
     <w:tblStylePr w:type="lastCol">
       <w:rPr>
-        <w:rFonts w:asciiTheme="majorHAnsi" w:cstheme="majorBidi" w:eastAsiaTheme="majorEastAsia" w:hAnsiTheme="majorHAnsi"/>
+        <w:rFonts w:asciiTheme="majorHAnsi" w:cstheme="majorBidi" w:hAnsiTheme="majorHAnsi" w:eastAsia="黑体"/>
         <w:b/>
         <w:bCs/>
       </w:rPr>
@@ -6395,6 +6742,7 @@
         <w:spacing w:after="0" w:before="0" w:line="240" w:lineRule="auto"/>
       </w:pPr>
       <w:rPr>
+        <w:rFonts w:eastAsia="黑体"/>
         <w:b/>
         <w:bCs/>
         <w:color w:themeColor="background1" w:val="FFFFFF"/>
@@ -6417,6 +6765,7 @@
         <w:spacing w:after="0" w:before="0" w:line="240" w:lineRule="auto"/>
       </w:pPr>
       <w:rPr>
+        <w:rFonts w:eastAsia="黑体"/>
         <w:b/>
         <w:bCs/>
       </w:rPr>
@@ -6434,12 +6783,14 @@
     </w:tblStylePr>
     <w:tblStylePr w:type="firstCol">
       <w:rPr>
+        <w:rFonts w:eastAsia="黑体"/>
         <w:b/>
         <w:bCs/>
       </w:rPr>
     </w:tblStylePr>
     <w:tblStylePr w:type="lastCol">
       <w:rPr>
+        <w:rFonts w:eastAsia="黑体"/>
         <w:b/>
         <w:bCs/>
       </w:rPr>
@@ -6501,6 +6852,7 @@
         <w:spacing w:after="0" w:before="0" w:line="240" w:lineRule="auto"/>
       </w:pPr>
       <w:rPr>
+        <w:rFonts w:eastAsia="黑体"/>
         <w:b/>
         <w:bCs/>
         <w:color w:themeColor="background1" w:val="FFFFFF"/>
@@ -6523,6 +6875,7 @@
         <w:spacing w:after="0" w:before="0" w:line="240" w:lineRule="auto"/>
       </w:pPr>
       <w:rPr>
+        <w:rFonts w:eastAsia="黑体"/>
         <w:b/>
         <w:bCs/>
       </w:rPr>
@@ -6540,12 +6893,14 @@
     </w:tblStylePr>
     <w:tblStylePr w:type="firstCol">
       <w:rPr>
+        <w:rFonts w:eastAsia="黑体"/>
         <w:b/>
         <w:bCs/>
       </w:rPr>
     </w:tblStylePr>
     <w:tblStylePr w:type="lastCol">
       <w:rPr>
+        <w:rFonts w:eastAsia="黑体"/>
         <w:b/>
         <w:bCs/>
       </w:rPr>
@@ -6607,6 +6962,7 @@
         <w:spacing w:after="0" w:before="0" w:line="240" w:lineRule="auto"/>
       </w:pPr>
       <w:rPr>
+        <w:rFonts w:eastAsia="黑体"/>
         <w:b/>
         <w:bCs/>
         <w:color w:themeColor="background1" w:val="FFFFFF"/>
@@ -6629,6 +6985,7 @@
         <w:spacing w:after="0" w:before="0" w:line="240" w:lineRule="auto"/>
       </w:pPr>
       <w:rPr>
+        <w:rFonts w:eastAsia="黑体"/>
         <w:b/>
         <w:bCs/>
       </w:rPr>
@@ -6646,12 +7003,14 @@
     </w:tblStylePr>
     <w:tblStylePr w:type="firstCol">
       <w:rPr>
+        <w:rFonts w:eastAsia="黑体"/>
         <w:b/>
         <w:bCs/>
       </w:rPr>
     </w:tblStylePr>
     <w:tblStylePr w:type="lastCol">
       <w:rPr>
+        <w:rFonts w:eastAsia="黑体"/>
         <w:b/>
         <w:bCs/>
       </w:rPr>
@@ -6713,6 +7072,7 @@
         <w:spacing w:after="0" w:before="0" w:line="240" w:lineRule="auto"/>
       </w:pPr>
       <w:rPr>
+        <w:rFonts w:eastAsia="黑体"/>
         <w:b/>
         <w:bCs/>
         <w:color w:themeColor="background1" w:val="FFFFFF"/>
@@ -6735,6 +7095,7 @@
         <w:spacing w:after="0" w:before="0" w:line="240" w:lineRule="auto"/>
       </w:pPr>
       <w:rPr>
+        <w:rFonts w:eastAsia="黑体"/>
         <w:b/>
         <w:bCs/>
       </w:rPr>
@@ -6752,12 +7113,14 @@
     </w:tblStylePr>
     <w:tblStylePr w:type="firstCol">
       <w:rPr>
+        <w:rFonts w:eastAsia="黑体"/>
         <w:b/>
         <w:bCs/>
       </w:rPr>
     </w:tblStylePr>
     <w:tblStylePr w:type="lastCol">
       <w:rPr>
+        <w:rFonts w:eastAsia="黑体"/>
         <w:b/>
         <w:bCs/>
       </w:rPr>
@@ -6819,6 +7182,7 @@
         <w:spacing w:after="0" w:before="0" w:line="240" w:lineRule="auto"/>
       </w:pPr>
       <w:rPr>
+        <w:rFonts w:eastAsia="黑体"/>
         <w:b/>
         <w:bCs/>
         <w:color w:themeColor="background1" w:val="FFFFFF"/>
@@ -6841,6 +7205,7 @@
         <w:spacing w:after="0" w:before="0" w:line="240" w:lineRule="auto"/>
       </w:pPr>
       <w:rPr>
+        <w:rFonts w:eastAsia="黑体"/>
         <w:b/>
         <w:bCs/>
       </w:rPr>
@@ -6858,12 +7223,14 @@
     </w:tblStylePr>
     <w:tblStylePr w:type="firstCol">
       <w:rPr>
+        <w:rFonts w:eastAsia="黑体"/>
         <w:b/>
         <w:bCs/>
       </w:rPr>
     </w:tblStylePr>
     <w:tblStylePr w:type="lastCol">
       <w:rPr>
+        <w:rFonts w:eastAsia="黑体"/>
         <w:b/>
         <w:bCs/>
       </w:rPr>
@@ -6925,6 +7292,7 @@
         <w:spacing w:after="0" w:before="0" w:line="240" w:lineRule="auto"/>
       </w:pPr>
       <w:rPr>
+        <w:rFonts w:eastAsia="黑体"/>
         <w:b/>
         <w:bCs/>
         <w:color w:themeColor="background1" w:val="FFFFFF"/>
@@ -6947,6 +7315,7 @@
         <w:spacing w:after="0" w:before="0" w:line="240" w:lineRule="auto"/>
       </w:pPr>
       <w:rPr>
+        <w:rFonts w:eastAsia="黑体"/>
         <w:b/>
         <w:bCs/>
       </w:rPr>
@@ -6964,12 +7333,14 @@
     </w:tblStylePr>
     <w:tblStylePr w:type="firstCol">
       <w:rPr>
+        <w:rFonts w:eastAsia="黑体"/>
         <w:b/>
         <w:bCs/>
       </w:rPr>
     </w:tblStylePr>
     <w:tblStylePr w:type="lastCol">
       <w:rPr>
+        <w:rFonts w:eastAsia="黑体"/>
         <w:b/>
         <w:bCs/>
       </w:rPr>
@@ -7031,6 +7402,7 @@
         <w:spacing w:after="0" w:before="0" w:line="240" w:lineRule="auto"/>
       </w:pPr>
       <w:rPr>
+        <w:rFonts w:eastAsia="黑体"/>
         <w:b/>
         <w:bCs/>
         <w:color w:themeColor="background1" w:val="FFFFFF"/>
@@ -7053,6 +7425,7 @@
         <w:spacing w:after="0" w:before="0" w:line="240" w:lineRule="auto"/>
       </w:pPr>
       <w:rPr>
+        <w:rFonts w:eastAsia="黑体"/>
         <w:b/>
         <w:bCs/>
       </w:rPr>
@@ -7070,12 +7443,14 @@
     </w:tblStylePr>
     <w:tblStylePr w:type="firstCol">
       <w:rPr>
+        <w:rFonts w:eastAsia="黑体"/>
         <w:b/>
         <w:bCs/>
       </w:rPr>
     </w:tblStylePr>
     <w:tblStylePr w:type="lastCol">
       <w:rPr>
+        <w:rFonts w:eastAsia="黑体"/>
         <w:b/>
         <w:bCs/>
       </w:rPr>
@@ -7134,6 +7509,7 @@
         <w:spacing w:after="0" w:before="0" w:line="240" w:lineRule="auto"/>
       </w:pPr>
       <w:rPr>
+        <w:rFonts w:eastAsia="黑体"/>
         <w:b/>
         <w:bCs/>
         <w:color w:themeColor="background1" w:val="FFFFFF"/>
@@ -7156,6 +7532,7 @@
         <w:spacing w:after="0" w:before="0" w:line="240" w:lineRule="auto"/>
       </w:pPr>
       <w:rPr>
+        <w:rFonts w:eastAsia="黑体"/>
         <w:color w:val="auto"/>
       </w:rPr>
       <w:tblPr/>
@@ -7173,6 +7550,7 @@
     </w:tblStylePr>
     <w:tblStylePr w:type="firstCol">
       <w:rPr>
+        <w:rFonts w:eastAsia="黑体"/>
         <w:b/>
         <w:bCs/>
         <w:color w:themeColor="background1" w:val="FFFFFF"/>
@@ -7192,6 +7570,7 @@
     </w:tblStylePr>
     <w:tblStylePr w:type="lastCol">
       <w:rPr>
+        <w:rFonts w:eastAsia="黑体"/>
         <w:b/>
         <w:bCs/>
         <w:color w:themeColor="background1" w:val="FFFFFF"/>
@@ -7240,6 +7619,7 @@
     </w:tblStylePr>
     <w:tblStylePr w:type="nwCell">
       <w:rPr>
+        <w:rFonts w:eastAsia="黑体"/>
         <w:color w:themeColor="background1" w:val="FFFFFF"/>
       </w:rPr>
       <w:tblPr/>
@@ -7283,6 +7663,7 @@
         <w:spacing w:after="0" w:before="0" w:line="240" w:lineRule="auto"/>
       </w:pPr>
       <w:rPr>
+        <w:rFonts w:eastAsia="黑体"/>
         <w:b/>
         <w:bCs/>
         <w:color w:themeColor="background1" w:val="FFFFFF"/>
@@ -7305,6 +7686,7 @@
         <w:spacing w:after="0" w:before="0" w:line="240" w:lineRule="auto"/>
       </w:pPr>
       <w:rPr>
+        <w:rFonts w:eastAsia="黑体"/>
         <w:color w:val="auto"/>
       </w:rPr>
       <w:tblPr/>
@@ -7322,6 +7704,7 @@
     </w:tblStylePr>
     <w:tblStylePr w:type="firstCol">
       <w:rPr>
+        <w:rFonts w:eastAsia="黑体"/>
         <w:b/>
         <w:bCs/>
         <w:color w:themeColor="background1" w:val="FFFFFF"/>
@@ -7341,6 +7724,7 @@
     </w:tblStylePr>
     <w:tblStylePr w:type="lastCol">
       <w:rPr>
+        <w:rFonts w:eastAsia="黑体"/>
         <w:b/>
         <w:bCs/>
         <w:color w:themeColor="background1" w:val="FFFFFF"/>
@@ -7389,6 +7773,7 @@
     </w:tblStylePr>
     <w:tblStylePr w:type="nwCell">
       <w:rPr>
+        <w:rFonts w:eastAsia="黑体"/>
         <w:color w:themeColor="background1" w:val="FFFFFF"/>
       </w:rPr>
       <w:tblPr/>
@@ -7432,6 +7817,7 @@
         <w:spacing w:after="0" w:before="0" w:line="240" w:lineRule="auto"/>
       </w:pPr>
       <w:rPr>
+        <w:rFonts w:eastAsia="黑体"/>
         <w:b/>
         <w:bCs/>
         <w:color w:themeColor="background1" w:val="FFFFFF"/>
@@ -7454,6 +7840,7 @@
         <w:spacing w:after="0" w:before="0" w:line="240" w:lineRule="auto"/>
       </w:pPr>
       <w:rPr>
+        <w:rFonts w:eastAsia="黑体"/>
         <w:color w:val="auto"/>
       </w:rPr>
       <w:tblPr/>
@@ -7471,6 +7858,7 @@
     </w:tblStylePr>
     <w:tblStylePr w:type="firstCol">
       <w:rPr>
+        <w:rFonts w:eastAsia="黑体"/>
         <w:b/>
         <w:bCs/>
         <w:color w:themeColor="background1" w:val="FFFFFF"/>
@@ -7490,6 +7878,7 @@
     </w:tblStylePr>
     <w:tblStylePr w:type="lastCol">
       <w:rPr>
+        <w:rFonts w:eastAsia="黑体"/>
         <w:b/>
         <w:bCs/>
         <w:color w:themeColor="background1" w:val="FFFFFF"/>
@@ -7538,6 +7927,7 @@
     </w:tblStylePr>
     <w:tblStylePr w:type="nwCell">
       <w:rPr>
+        <w:rFonts w:eastAsia="黑体"/>
         <w:color w:themeColor="background1" w:val="FFFFFF"/>
       </w:rPr>
       <w:tblPr/>
@@ -7581,6 +7971,7 @@
         <w:spacing w:after="0" w:before="0" w:line="240" w:lineRule="auto"/>
       </w:pPr>
       <w:rPr>
+        <w:rFonts w:eastAsia="黑体"/>
         <w:b/>
         <w:bCs/>
         <w:color w:themeColor="background1" w:val="FFFFFF"/>
@@ -7603,6 +7994,7 @@
         <w:spacing w:after="0" w:before="0" w:line="240" w:lineRule="auto"/>
       </w:pPr>
       <w:rPr>
+        <w:rFonts w:eastAsia="黑体"/>
         <w:color w:val="auto"/>
       </w:rPr>
       <w:tblPr/>
@@ -7620,6 +8012,7 @@
     </w:tblStylePr>
     <w:tblStylePr w:type="firstCol">
       <w:rPr>
+        <w:rFonts w:eastAsia="黑体"/>
         <w:b/>
         <w:bCs/>
         <w:color w:themeColor="background1" w:val="FFFFFF"/>
@@ -7639,6 +8032,7 @@
     </w:tblStylePr>
     <w:tblStylePr w:type="lastCol">
       <w:rPr>
+        <w:rFonts w:eastAsia="黑体"/>
         <w:b/>
         <w:bCs/>
         <w:color w:themeColor="background1" w:val="FFFFFF"/>
@@ -7687,6 +8081,7 @@
     </w:tblStylePr>
     <w:tblStylePr w:type="nwCell">
       <w:rPr>
+        <w:rFonts w:eastAsia="黑体"/>
         <w:color w:themeColor="background1" w:val="FFFFFF"/>
       </w:rPr>
       <w:tblPr/>
@@ -7730,6 +8125,7 @@
         <w:spacing w:after="0" w:before="0" w:line="240" w:lineRule="auto"/>
       </w:pPr>
       <w:rPr>
+        <w:rFonts w:eastAsia="黑体"/>
         <w:b/>
         <w:bCs/>
         <w:color w:themeColor="background1" w:val="FFFFFF"/>
@@ -7752,6 +8148,7 @@
         <w:spacing w:after="0" w:before="0" w:line="240" w:lineRule="auto"/>
       </w:pPr>
       <w:rPr>
+        <w:rFonts w:eastAsia="黑体"/>
         <w:color w:val="auto"/>
       </w:rPr>
       <w:tblPr/>
@@ -7769,6 +8166,7 @@
     </w:tblStylePr>
     <w:tblStylePr w:type="firstCol">
       <w:rPr>
+        <w:rFonts w:eastAsia="黑体"/>
         <w:b/>
         <w:bCs/>
         <w:color w:themeColor="background1" w:val="FFFFFF"/>
@@ -7788,6 +8186,7 @@
     </w:tblStylePr>
     <w:tblStylePr w:type="lastCol">
       <w:rPr>
+        <w:rFonts w:eastAsia="黑体"/>
         <w:b/>
         <w:bCs/>
         <w:color w:themeColor="background1" w:val="FFFFFF"/>
@@ -7836,6 +8235,7 @@
     </w:tblStylePr>
     <w:tblStylePr w:type="nwCell">
       <w:rPr>
+        <w:rFonts w:eastAsia="黑体"/>
         <w:color w:themeColor="background1" w:val="FFFFFF"/>
       </w:rPr>
       <w:tblPr/>
@@ -7879,6 +8279,7 @@
         <w:spacing w:after="0" w:before="0" w:line="240" w:lineRule="auto"/>
       </w:pPr>
       <w:rPr>
+        <w:rFonts w:eastAsia="黑体"/>
         <w:b/>
         <w:bCs/>
         <w:color w:themeColor="background1" w:val="FFFFFF"/>
@@ -7901,6 +8302,7 @@
         <w:spacing w:after="0" w:before="0" w:line="240" w:lineRule="auto"/>
       </w:pPr>
       <w:rPr>
+        <w:rFonts w:eastAsia="黑体"/>
         <w:color w:val="auto"/>
       </w:rPr>
       <w:tblPr/>
@@ -7918,6 +8320,7 @@
     </w:tblStylePr>
     <w:tblStylePr w:type="firstCol">
       <w:rPr>
+        <w:rFonts w:eastAsia="黑体"/>
         <w:b/>
         <w:bCs/>
         <w:color w:themeColor="background1" w:val="FFFFFF"/>
@@ -7937,6 +8340,7 @@
     </w:tblStylePr>
     <w:tblStylePr w:type="lastCol">
       <w:rPr>
+        <w:rFonts w:eastAsia="黑体"/>
         <w:b/>
         <w:bCs/>
         <w:color w:themeColor="background1" w:val="FFFFFF"/>
@@ -7985,6 +8389,7 @@
     </w:tblStylePr>
     <w:tblStylePr w:type="nwCell">
       <w:rPr>
+        <w:rFonts w:eastAsia="黑体"/>
         <w:color w:themeColor="background1" w:val="FFFFFF"/>
       </w:rPr>
       <w:tblPr/>
@@ -8028,6 +8433,7 @@
         <w:spacing w:after="0" w:before="0" w:line="240" w:lineRule="auto"/>
       </w:pPr>
       <w:rPr>
+        <w:rFonts w:eastAsia="黑体"/>
         <w:b/>
         <w:bCs/>
         <w:color w:themeColor="background1" w:val="FFFFFF"/>
@@ -8050,6 +8456,7 @@
         <w:spacing w:after="0" w:before="0" w:line="240" w:lineRule="auto"/>
       </w:pPr>
       <w:rPr>
+        <w:rFonts w:eastAsia="黑体"/>
         <w:color w:val="auto"/>
       </w:rPr>
       <w:tblPr/>
@@ -8067,6 +8474,7 @@
     </w:tblStylePr>
     <w:tblStylePr w:type="firstCol">
       <w:rPr>
+        <w:rFonts w:eastAsia="黑体"/>
         <w:b/>
         <w:bCs/>
         <w:color w:themeColor="background1" w:val="FFFFFF"/>
@@ -8086,6 +8494,7 @@
     </w:tblStylePr>
     <w:tblStylePr w:type="lastCol">
       <w:rPr>
+        <w:rFonts w:eastAsia="黑体"/>
         <w:b/>
         <w:bCs/>
         <w:color w:themeColor="background1" w:val="FFFFFF"/>
@@ -8134,6 +8543,7 @@
     </w:tblStylePr>
     <w:tblStylePr w:type="nwCell">
       <w:rPr>
+        <w:rFonts w:eastAsia="黑体"/>
         <w:color w:themeColor="background1" w:val="FFFFFF"/>
       </w:rPr>
       <w:tblPr/>
@@ -8158,6 +8568,7 @@
       <w:spacing w:after="0" w:line="240" w:lineRule="auto"/>
     </w:pPr>
     <w:rPr>
+      <w:rFonts w:eastAsia="黑体"/>
       <w:color w:themeColor="text1" w:val="000000"/>
     </w:rPr>
     <w:tblPr>
@@ -8177,7 +8588,7 @@
     </w:tblPr>
     <w:tblStylePr w:type="firstRow">
       <w:rPr>
-        <w:rFonts w:asciiTheme="majorHAnsi" w:cstheme="majorBidi" w:eastAsiaTheme="majorEastAsia" w:hAnsiTheme="majorHAnsi"/>
+        <w:rFonts w:asciiTheme="majorHAnsi" w:cstheme="majorBidi" w:hAnsiTheme="majorHAnsi" w:eastAsia="黑体"/>
       </w:rPr>
       <w:tblPr/>
       <w:tcPr>
@@ -8189,6 +8600,7 @@
     </w:tblStylePr>
     <w:tblStylePr w:type="lastRow">
       <w:rPr>
+        <w:rFonts w:eastAsia="黑体"/>
         <w:b/>
         <w:bCs/>
         <w:color w:themeColor="text2" w:val="1F497D"/>
@@ -8203,12 +8615,14 @@
     </w:tblStylePr>
     <w:tblStylePr w:type="firstCol">
       <w:rPr>
+        <w:rFonts w:eastAsia="黑体"/>
         <w:b/>
         <w:bCs/>
       </w:rPr>
     </w:tblStylePr>
     <w:tblStylePr w:type="lastCol">
       <w:rPr>
+        <w:rFonts w:eastAsia="黑体"/>
         <w:b/>
         <w:bCs/>
       </w:rPr>
@@ -8242,6 +8656,7 @@
       <w:spacing w:after="0" w:line="240" w:lineRule="auto"/>
     </w:pPr>
     <w:rPr>
+      <w:rFonts w:eastAsia="黑体"/>
       <w:color w:themeColor="text1" w:val="000000"/>
     </w:rPr>
     <w:tblPr>
@@ -8261,7 +8676,7 @@
     </w:tblPr>
     <w:tblStylePr w:type="firstRow">
       <w:rPr>
-        <w:rFonts w:asciiTheme="majorHAnsi" w:cstheme="majorBidi" w:eastAsiaTheme="majorEastAsia" w:hAnsiTheme="majorHAnsi"/>
+        <w:rFonts w:asciiTheme="majorHAnsi" w:cstheme="majorBidi" w:hAnsiTheme="majorHAnsi" w:eastAsia="黑体"/>
       </w:rPr>
       <w:tblPr/>
       <w:tcPr>
@@ -8273,6 +8688,7 @@
     </w:tblStylePr>
     <w:tblStylePr w:type="lastRow">
       <w:rPr>
+        <w:rFonts w:eastAsia="黑体"/>
         <w:b/>
         <w:bCs/>
         <w:color w:themeColor="text2" w:val="1F497D"/>
@@ -8287,12 +8703,14 @@
     </w:tblStylePr>
     <w:tblStylePr w:type="firstCol">
       <w:rPr>
+        <w:rFonts w:eastAsia="黑体"/>
         <w:b/>
         <w:bCs/>
       </w:rPr>
     </w:tblStylePr>
     <w:tblStylePr w:type="lastCol">
       <w:rPr>
+        <w:rFonts w:eastAsia="黑体"/>
         <w:b/>
         <w:bCs/>
       </w:rPr>
@@ -8326,6 +8744,7 @@
       <w:spacing w:after="0" w:line="240" w:lineRule="auto"/>
     </w:pPr>
     <w:rPr>
+      <w:rFonts w:eastAsia="黑体"/>
       <w:color w:themeColor="text1" w:val="000000"/>
     </w:rPr>
     <w:tblPr>
@@ -8345,7 +8764,7 @@
     </w:tblPr>
     <w:tblStylePr w:type="firstRow">
       <w:rPr>
-        <w:rFonts w:asciiTheme="majorHAnsi" w:cstheme="majorBidi" w:eastAsiaTheme="majorEastAsia" w:hAnsiTheme="majorHAnsi"/>
+        <w:rFonts w:asciiTheme="majorHAnsi" w:cstheme="majorBidi" w:hAnsiTheme="majorHAnsi" w:eastAsia="黑体"/>
       </w:rPr>
       <w:tblPr/>
       <w:tcPr>
@@ -8357,6 +8776,7 @@
     </w:tblStylePr>
     <w:tblStylePr w:type="lastRow">
       <w:rPr>
+        <w:rFonts w:eastAsia="黑体"/>
         <w:b/>
         <w:bCs/>
         <w:color w:themeColor="text2" w:val="1F497D"/>
@@ -8371,12 +8791,14 @@
     </w:tblStylePr>
     <w:tblStylePr w:type="firstCol">
       <w:rPr>
+        <w:rFonts w:eastAsia="黑体"/>
         <w:b/>
         <w:bCs/>
       </w:rPr>
     </w:tblStylePr>
     <w:tblStylePr w:type="lastCol">
       <w:rPr>
+        <w:rFonts w:eastAsia="黑体"/>
         <w:b/>
         <w:bCs/>
       </w:rPr>
@@ -8410,6 +8832,7 @@
       <w:spacing w:after="0" w:line="240" w:lineRule="auto"/>
     </w:pPr>
     <w:rPr>
+      <w:rFonts w:eastAsia="黑体"/>
       <w:color w:themeColor="text1" w:val="000000"/>
     </w:rPr>
     <w:tblPr>
@@ -8429,7 +8852,7 @@
     </w:tblPr>
     <w:tblStylePr w:type="firstRow">
       <w:rPr>
-        <w:rFonts w:asciiTheme="majorHAnsi" w:cstheme="majorBidi" w:eastAsiaTheme="majorEastAsia" w:hAnsiTheme="majorHAnsi"/>
+        <w:rFonts w:asciiTheme="majorHAnsi" w:cstheme="majorBidi" w:hAnsiTheme="majorHAnsi" w:eastAsia="黑体"/>
       </w:rPr>
       <w:tblPr/>
       <w:tcPr>
@@ -8441,6 +8864,7 @@
     </w:tblStylePr>
     <w:tblStylePr w:type="lastRow">
       <w:rPr>
+        <w:rFonts w:eastAsia="黑体"/>
         <w:b/>
         <w:bCs/>
         <w:color w:themeColor="text2" w:val="1F497D"/>
@@ -8455,12 +8879,14 @@
     </w:tblStylePr>
     <w:tblStylePr w:type="firstCol">
       <w:rPr>
+        <w:rFonts w:eastAsia="黑体"/>
         <w:b/>
         <w:bCs/>
       </w:rPr>
     </w:tblStylePr>
     <w:tblStylePr w:type="lastCol">
       <w:rPr>
+        <w:rFonts w:eastAsia="黑体"/>
         <w:b/>
         <w:bCs/>
       </w:rPr>
@@ -8494,6 +8920,7 @@
       <w:spacing w:after="0" w:line="240" w:lineRule="auto"/>
     </w:pPr>
     <w:rPr>
+      <w:rFonts w:eastAsia="黑体"/>
       <w:color w:themeColor="text1" w:val="000000"/>
     </w:rPr>
     <w:tblPr>
@@ -8513,7 +8940,7 @@
     </w:tblPr>
     <w:tblStylePr w:type="firstRow">
       <w:rPr>
-        <w:rFonts w:asciiTheme="majorHAnsi" w:cstheme="majorBidi" w:eastAsiaTheme="majorEastAsia" w:hAnsiTheme="majorHAnsi"/>
+        <w:rFonts w:asciiTheme="majorHAnsi" w:cstheme="majorBidi" w:hAnsiTheme="majorHAnsi" w:eastAsia="黑体"/>
       </w:rPr>
       <w:tblPr/>
       <w:tcPr>
@@ -8525,6 +8952,7 @@
     </w:tblStylePr>
     <w:tblStylePr w:type="lastRow">
       <w:rPr>
+        <w:rFonts w:eastAsia="黑体"/>
         <w:b/>
         <w:bCs/>
         <w:color w:themeColor="text2" w:val="1F497D"/>
@@ -8539,12 +8967,14 @@
     </w:tblStylePr>
     <w:tblStylePr w:type="firstCol">
       <w:rPr>
+        <w:rFonts w:eastAsia="黑体"/>
         <w:b/>
         <w:bCs/>
       </w:rPr>
     </w:tblStylePr>
     <w:tblStylePr w:type="lastCol">
       <w:rPr>
+        <w:rFonts w:eastAsia="黑体"/>
         <w:b/>
         <w:bCs/>
       </w:rPr>
@@ -8578,6 +9008,7 @@
       <w:spacing w:after="0" w:line="240" w:lineRule="auto"/>
     </w:pPr>
     <w:rPr>
+      <w:rFonts w:eastAsia="黑体"/>
       <w:color w:themeColor="text1" w:val="000000"/>
     </w:rPr>
     <w:tblPr>
@@ -8597,7 +9028,7 @@
     </w:tblPr>
     <w:tblStylePr w:type="firstRow">
       <w:rPr>
-        <w:rFonts w:asciiTheme="majorHAnsi" w:cstheme="majorBidi" w:eastAsiaTheme="majorEastAsia" w:hAnsiTheme="majorHAnsi"/>
+        <w:rFonts w:asciiTheme="majorHAnsi" w:cstheme="majorBidi" w:hAnsiTheme="majorHAnsi" w:eastAsia="黑体"/>
       </w:rPr>
       <w:tblPr/>
       <w:tcPr>
@@ -8609,6 +9040,7 @@
     </w:tblStylePr>
     <w:tblStylePr w:type="lastRow">
       <w:rPr>
+        <w:rFonts w:eastAsia="黑体"/>
         <w:b/>
         <w:bCs/>
         <w:color w:themeColor="text2" w:val="1F497D"/>
@@ -8623,12 +9055,14 @@
     </w:tblStylePr>
     <w:tblStylePr w:type="firstCol">
       <w:rPr>
+        <w:rFonts w:eastAsia="黑体"/>
         <w:b/>
         <w:bCs/>
       </w:rPr>
     </w:tblStylePr>
     <w:tblStylePr w:type="lastCol">
       <w:rPr>
+        <w:rFonts w:eastAsia="黑体"/>
         <w:b/>
         <w:bCs/>
       </w:rPr>
@@ -8662,6 +9096,7 @@
       <w:spacing w:after="0" w:line="240" w:lineRule="auto"/>
     </w:pPr>
     <w:rPr>
+      <w:rFonts w:eastAsia="黑体"/>
       <w:color w:themeColor="text1" w:val="000000"/>
     </w:rPr>
     <w:tblPr>
@@ -8681,7 +9116,7 @@
     </w:tblPr>
     <w:tblStylePr w:type="firstRow">
       <w:rPr>
-        <w:rFonts w:asciiTheme="majorHAnsi" w:cstheme="majorBidi" w:eastAsiaTheme="majorEastAsia" w:hAnsiTheme="majorHAnsi"/>
+        <w:rFonts w:asciiTheme="majorHAnsi" w:cstheme="majorBidi" w:hAnsiTheme="majorHAnsi" w:eastAsia="黑体"/>
       </w:rPr>
       <w:tblPr/>
       <w:tcPr>
@@ -8693,6 +9128,7 @@
     </w:tblStylePr>
     <w:tblStylePr w:type="lastRow">
       <w:rPr>
+        <w:rFonts w:eastAsia="黑体"/>
         <w:b/>
         <w:bCs/>
         <w:color w:themeColor="text2" w:val="1F497D"/>
@@ -8707,12 +9143,14 @@
     </w:tblStylePr>
     <w:tblStylePr w:type="firstCol">
       <w:rPr>
+        <w:rFonts w:eastAsia="黑体"/>
         <w:b/>
         <w:bCs/>
       </w:rPr>
     </w:tblStylePr>
     <w:tblStylePr w:type="lastCol">
       <w:rPr>
+        <w:rFonts w:eastAsia="黑体"/>
         <w:b/>
         <w:bCs/>
       </w:rPr>
@@ -8746,7 +9184,7 @@
       <w:spacing w:after="0" w:line="240" w:lineRule="auto"/>
     </w:pPr>
     <w:rPr>
-      <w:rFonts w:asciiTheme="majorHAnsi" w:cstheme="majorBidi" w:eastAsiaTheme="majorEastAsia" w:hAnsiTheme="majorHAnsi"/>
+      <w:rFonts w:asciiTheme="majorHAnsi" w:cstheme="majorBidi" w:hAnsiTheme="majorHAnsi" w:eastAsia="黑体"/>
       <w:color w:themeColor="text1" w:val="000000"/>
     </w:rPr>
     <w:tblPr>
@@ -8768,6 +9206,7 @@
     </w:tblPr>
     <w:tblStylePr w:type="firstRow">
       <w:rPr>
+        <w:rFonts w:eastAsia="黑体"/>
         <w:sz w:val="24"/>
         <w:szCs w:val="24"/>
       </w:rPr>
@@ -8874,7 +9313,7 @@
       <w:spacing w:after="0" w:line="240" w:lineRule="auto"/>
     </w:pPr>
     <w:rPr>
-      <w:rFonts w:asciiTheme="majorHAnsi" w:cstheme="majorBidi" w:eastAsiaTheme="majorEastAsia" w:hAnsiTheme="majorHAnsi"/>
+      <w:rFonts w:asciiTheme="majorHAnsi" w:cstheme="majorBidi" w:hAnsiTheme="majorHAnsi" w:eastAsia="黑体"/>
       <w:color w:themeColor="text1" w:val="000000"/>
     </w:rPr>
     <w:tblPr>
@@ -8896,6 +9335,7 @@
     </w:tblPr>
     <w:tblStylePr w:type="firstRow">
       <w:rPr>
+        <w:rFonts w:eastAsia="黑体"/>
         <w:sz w:val="24"/>
         <w:szCs w:val="24"/>
       </w:rPr>
@@ -9002,7 +9442,7 @@
       <w:spacing w:after="0" w:line="240" w:lineRule="auto"/>
     </w:pPr>
     <w:rPr>
-      <w:rFonts w:asciiTheme="majorHAnsi" w:cstheme="majorBidi" w:eastAsiaTheme="majorEastAsia" w:hAnsiTheme="majorHAnsi"/>
+      <w:rFonts w:asciiTheme="majorHAnsi" w:cstheme="majorBidi" w:hAnsiTheme="majorHAnsi" w:eastAsia="黑体"/>
       <w:color w:themeColor="text1" w:val="000000"/>
     </w:rPr>
     <w:tblPr>
@@ -9024,6 +9464,7 @@
     </w:tblPr>
     <w:tblStylePr w:type="firstRow">
       <w:rPr>
+        <w:rFonts w:eastAsia="黑体"/>
         <w:sz w:val="24"/>
         <w:szCs w:val="24"/>
       </w:rPr>
@@ -9130,7 +9571,7 @@
       <w:spacing w:after="0" w:line="240" w:lineRule="auto"/>
     </w:pPr>
     <w:rPr>
-      <w:rFonts w:asciiTheme="majorHAnsi" w:cstheme="majorBidi" w:eastAsiaTheme="majorEastAsia" w:hAnsiTheme="majorHAnsi"/>
+      <w:rFonts w:asciiTheme="majorHAnsi" w:cstheme="majorBidi" w:hAnsiTheme="majorHAnsi" w:eastAsia="黑体"/>
       <w:color w:themeColor="text1" w:val="000000"/>
     </w:rPr>
     <w:tblPr>
@@ -9152,6 +9593,7 @@
     </w:tblPr>
     <w:tblStylePr w:type="firstRow">
       <w:rPr>
+        <w:rFonts w:eastAsia="黑体"/>
         <w:sz w:val="24"/>
         <w:szCs w:val="24"/>
       </w:rPr>
@@ -9258,7 +9700,7 @@
       <w:spacing w:after="0" w:line="240" w:lineRule="auto"/>
     </w:pPr>
     <w:rPr>
-      <w:rFonts w:asciiTheme="majorHAnsi" w:cstheme="majorBidi" w:eastAsiaTheme="majorEastAsia" w:hAnsiTheme="majorHAnsi"/>
+      <w:rFonts w:asciiTheme="majorHAnsi" w:cstheme="majorBidi" w:hAnsiTheme="majorHAnsi" w:eastAsia="黑体"/>
       <w:color w:themeColor="text1" w:val="000000"/>
     </w:rPr>
     <w:tblPr>
@@ -9280,6 +9722,7 @@
     </w:tblPr>
     <w:tblStylePr w:type="firstRow">
       <w:rPr>
+        <w:rFonts w:eastAsia="黑体"/>
         <w:sz w:val="24"/>
         <w:szCs w:val="24"/>
       </w:rPr>
@@ -9386,7 +9829,7 @@
       <w:spacing w:after="0" w:line="240" w:lineRule="auto"/>
     </w:pPr>
     <w:rPr>
-      <w:rFonts w:asciiTheme="majorHAnsi" w:cstheme="majorBidi" w:eastAsiaTheme="majorEastAsia" w:hAnsiTheme="majorHAnsi"/>
+      <w:rFonts w:asciiTheme="majorHAnsi" w:cstheme="majorBidi" w:hAnsiTheme="majorHAnsi" w:eastAsia="黑体"/>
       <w:color w:themeColor="text1" w:val="000000"/>
     </w:rPr>
     <w:tblPr>
@@ -9408,6 +9851,7 @@
     </w:tblPr>
     <w:tblStylePr w:type="firstRow">
       <w:rPr>
+        <w:rFonts w:eastAsia="黑体"/>
         <w:sz w:val="24"/>
         <w:szCs w:val="24"/>
       </w:rPr>
@@ -9514,7 +9958,7 @@
       <w:spacing w:after="0" w:line="240" w:lineRule="auto"/>
     </w:pPr>
     <w:rPr>
-      <w:rFonts w:asciiTheme="majorHAnsi" w:cstheme="majorBidi" w:eastAsiaTheme="majorEastAsia" w:hAnsiTheme="majorHAnsi"/>
+      <w:rFonts w:asciiTheme="majorHAnsi" w:cstheme="majorBidi" w:hAnsiTheme="majorHAnsi" w:eastAsia="黑体"/>
       <w:color w:themeColor="text1" w:val="000000"/>
     </w:rPr>
     <w:tblPr>
@@ -9536,6 +9980,7 @@
     </w:tblPr>
     <w:tblStylePr w:type="firstRow">
       <w:rPr>
+        <w:rFonts w:eastAsia="黑体"/>
         <w:sz w:val="24"/>
         <w:szCs w:val="24"/>
       </w:rPr>
@@ -9665,12 +10110,14 @@
     </w:tcPr>
     <w:tblStylePr w:type="firstRow">
       <w:rPr>
+        <w:rFonts w:eastAsia="黑体"/>
         <w:b/>
         <w:bCs/>
       </w:rPr>
     </w:tblStylePr>
     <w:tblStylePr w:type="lastRow">
       <w:rPr>
+        <w:rFonts w:eastAsia="黑体"/>
         <w:b/>
         <w:bCs/>
       </w:rPr>
@@ -9683,12 +10130,14 @@
     </w:tblStylePr>
     <w:tblStylePr w:type="firstCol">
       <w:rPr>
+        <w:rFonts w:eastAsia="黑体"/>
         <w:b/>
         <w:bCs/>
       </w:rPr>
     </w:tblStylePr>
     <w:tblStylePr w:type="lastCol">
       <w:rPr>
+        <w:rFonts w:eastAsia="黑体"/>
         <w:b/>
         <w:bCs/>
       </w:rPr>
@@ -9738,12 +10187,14 @@
     </w:tcPr>
     <w:tblStylePr w:type="firstRow">
       <w:rPr>
+        <w:rFonts w:eastAsia="黑体"/>
         <w:b/>
         <w:bCs/>
       </w:rPr>
     </w:tblStylePr>
     <w:tblStylePr w:type="lastRow">
       <w:rPr>
+        <w:rFonts w:eastAsia="黑体"/>
         <w:b/>
         <w:bCs/>
       </w:rPr>
@@ -9756,12 +10207,14 @@
     </w:tblStylePr>
     <w:tblStylePr w:type="firstCol">
       <w:rPr>
+        <w:rFonts w:eastAsia="黑体"/>
         <w:b/>
         <w:bCs/>
       </w:rPr>
     </w:tblStylePr>
     <w:tblStylePr w:type="lastCol">
       <w:rPr>
+        <w:rFonts w:eastAsia="黑体"/>
         <w:b/>
         <w:bCs/>
       </w:rPr>
@@ -9811,12 +10264,14 @@
     </w:tcPr>
     <w:tblStylePr w:type="firstRow">
       <w:rPr>
+        <w:rFonts w:eastAsia="黑体"/>
         <w:b/>
         <w:bCs/>
       </w:rPr>
     </w:tblStylePr>
     <w:tblStylePr w:type="lastRow">
       <w:rPr>
+        <w:rFonts w:eastAsia="黑体"/>
         <w:b/>
         <w:bCs/>
       </w:rPr>
@@ -9829,12 +10284,14 @@
     </w:tblStylePr>
     <w:tblStylePr w:type="firstCol">
       <w:rPr>
+        <w:rFonts w:eastAsia="黑体"/>
         <w:b/>
         <w:bCs/>
       </w:rPr>
     </w:tblStylePr>
     <w:tblStylePr w:type="lastCol">
       <w:rPr>
+        <w:rFonts w:eastAsia="黑体"/>
         <w:b/>
         <w:bCs/>
       </w:rPr>
@@ -9884,12 +10341,14 @@
     </w:tcPr>
     <w:tblStylePr w:type="firstRow">
       <w:rPr>
+        <w:rFonts w:eastAsia="黑体"/>
         <w:b/>
         <w:bCs/>
       </w:rPr>
     </w:tblStylePr>
     <w:tblStylePr w:type="lastRow">
       <w:rPr>
+        <w:rFonts w:eastAsia="黑体"/>
         <w:b/>
         <w:bCs/>
       </w:rPr>
@@ -9902,12 +10361,14 @@
     </w:tblStylePr>
     <w:tblStylePr w:type="firstCol">
       <w:rPr>
+        <w:rFonts w:eastAsia="黑体"/>
         <w:b/>
         <w:bCs/>
       </w:rPr>
     </w:tblStylePr>
     <w:tblStylePr w:type="lastCol">
       <w:rPr>
+        <w:rFonts w:eastAsia="黑体"/>
         <w:b/>
         <w:bCs/>
       </w:rPr>
@@ -9957,12 +10418,14 @@
     </w:tcPr>
     <w:tblStylePr w:type="firstRow">
       <w:rPr>
+        <w:rFonts w:eastAsia="黑体"/>
         <w:b/>
         <w:bCs/>
       </w:rPr>
     </w:tblStylePr>
     <w:tblStylePr w:type="lastRow">
       <w:rPr>
+        <w:rFonts w:eastAsia="黑体"/>
         <w:b/>
         <w:bCs/>
       </w:rPr>
@@ -9975,12 +10438,14 @@
     </w:tblStylePr>
     <w:tblStylePr w:type="firstCol">
       <w:rPr>
+        <w:rFonts w:eastAsia="黑体"/>
         <w:b/>
         <w:bCs/>
       </w:rPr>
     </w:tblStylePr>
     <w:tblStylePr w:type="lastCol">
       <w:rPr>
+        <w:rFonts w:eastAsia="黑体"/>
         <w:b/>
         <w:bCs/>
       </w:rPr>
@@ -10030,12 +10495,14 @@
     </w:tcPr>
     <w:tblStylePr w:type="firstRow">
       <w:rPr>
+        <w:rFonts w:eastAsia="黑体"/>
         <w:b/>
         <w:bCs/>
       </w:rPr>
     </w:tblStylePr>
     <w:tblStylePr w:type="lastRow">
       <w:rPr>
+        <w:rFonts w:eastAsia="黑体"/>
         <w:b/>
         <w:bCs/>
       </w:rPr>
@@ -10048,12 +10515,14 @@
     </w:tblStylePr>
     <w:tblStylePr w:type="firstCol">
       <w:rPr>
+        <w:rFonts w:eastAsia="黑体"/>
         <w:b/>
         <w:bCs/>
       </w:rPr>
     </w:tblStylePr>
     <w:tblStylePr w:type="lastCol">
       <w:rPr>
+        <w:rFonts w:eastAsia="黑体"/>
         <w:b/>
         <w:bCs/>
       </w:rPr>
@@ -10103,12 +10572,14 @@
     </w:tcPr>
     <w:tblStylePr w:type="firstRow">
       <w:rPr>
+        <w:rFonts w:eastAsia="黑体"/>
         <w:b/>
         <w:bCs/>
       </w:rPr>
     </w:tblStylePr>
     <w:tblStylePr w:type="lastRow">
       <w:rPr>
+        <w:rFonts w:eastAsia="黑体"/>
         <w:b/>
         <w:bCs/>
       </w:rPr>
@@ -10121,12 +10592,14 @@
     </w:tblStylePr>
     <w:tblStylePr w:type="firstCol">
       <w:rPr>
+        <w:rFonts w:eastAsia="黑体"/>
         <w:b/>
         <w:bCs/>
       </w:rPr>
     </w:tblStylePr>
     <w:tblStylePr w:type="lastCol">
       <w:rPr>
+        <w:rFonts w:eastAsia="黑体"/>
         <w:b/>
         <w:bCs/>
       </w:rPr>
@@ -10153,7 +10626,7 @@
       <w:spacing w:after="0" w:line="240" w:lineRule="auto"/>
     </w:pPr>
     <w:rPr>
-      <w:rFonts w:asciiTheme="majorHAnsi" w:cstheme="majorBidi" w:eastAsiaTheme="majorEastAsia" w:hAnsiTheme="majorHAnsi"/>
+      <w:rFonts w:asciiTheme="majorHAnsi" w:cstheme="majorBidi" w:hAnsiTheme="majorHAnsi" w:eastAsia="黑体"/>
       <w:color w:themeColor="text1" w:val="000000"/>
     </w:rPr>
     <w:tblPr>
@@ -10180,6 +10653,7 @@
     </w:tcPr>
     <w:tblStylePr w:type="firstRow">
       <w:rPr>
+        <w:rFonts w:eastAsia="黑体"/>
         <w:b/>
         <w:bCs/>
         <w:color w:themeColor="text1" w:val="000000"/>
@@ -10191,6 +10665,7 @@
     </w:tblStylePr>
     <w:tblStylePr w:type="lastRow">
       <w:rPr>
+        <w:rFonts w:eastAsia="黑体"/>
         <w:b/>
         <w:bCs/>
         <w:color w:themeColor="text1" w:val="000000"/>
@@ -10210,6 +10685,7 @@
     </w:tblStylePr>
     <w:tblStylePr w:type="firstCol">
       <w:rPr>
+        <w:rFonts w:eastAsia="黑体"/>
         <w:b/>
         <w:bCs/>
         <w:color w:themeColor="text1" w:val="000000"/>
@@ -10229,6 +10705,7 @@
     </w:tblStylePr>
     <w:tblStylePr w:type="lastCol">
       <w:rPr>
+        <w:rFonts w:eastAsia="黑体"/>
         <w:b w:val="0"/>
         <w:bCs w:val="0"/>
         <w:color w:themeColor="text1" w:val="000000"/>
@@ -10278,7 +10755,7 @@
       <w:spacing w:after="0" w:line="240" w:lineRule="auto"/>
     </w:pPr>
     <w:rPr>
-      <w:rFonts w:asciiTheme="majorHAnsi" w:cstheme="majorBidi" w:eastAsiaTheme="majorEastAsia" w:hAnsiTheme="majorHAnsi"/>
+      <w:rFonts w:asciiTheme="majorHAnsi" w:cstheme="majorBidi" w:hAnsiTheme="majorHAnsi" w:eastAsia="黑体"/>
       <w:color w:themeColor="text1" w:val="000000"/>
     </w:rPr>
     <w:tblPr>
@@ -10305,6 +10782,7 @@
     </w:tcPr>
     <w:tblStylePr w:type="firstRow">
       <w:rPr>
+        <w:rFonts w:eastAsia="黑体"/>
         <w:b/>
         <w:bCs/>
         <w:color w:themeColor="text1" w:val="000000"/>
@@ -10316,6 +10794,7 @@
     </w:tblStylePr>
     <w:tblStylePr w:type="lastRow">
       <w:rPr>
+        <w:rFonts w:eastAsia="黑体"/>
         <w:b/>
         <w:bCs/>
         <w:color w:themeColor="text1" w:val="000000"/>
@@ -10335,6 +10814,7 @@
     </w:tblStylePr>
     <w:tblStylePr w:type="firstCol">
       <w:rPr>
+        <w:rFonts w:eastAsia="黑体"/>
         <w:b/>
         <w:bCs/>
         <w:color w:themeColor="text1" w:val="000000"/>
@@ -10354,6 +10834,7 @@
     </w:tblStylePr>
     <w:tblStylePr w:type="lastCol">
       <w:rPr>
+        <w:rFonts w:eastAsia="黑体"/>
         <w:b w:val="0"/>
         <w:bCs w:val="0"/>
         <w:color w:themeColor="text1" w:val="000000"/>
@@ -10403,7 +10884,7 @@
       <w:spacing w:after="0" w:line="240" w:lineRule="auto"/>
     </w:pPr>
     <w:rPr>
-      <w:rFonts w:asciiTheme="majorHAnsi" w:cstheme="majorBidi" w:eastAsiaTheme="majorEastAsia" w:hAnsiTheme="majorHAnsi"/>
+      <w:rFonts w:asciiTheme="majorHAnsi" w:cstheme="majorBidi" w:hAnsiTheme="majorHAnsi" w:eastAsia="黑体"/>
       <w:color w:themeColor="text1" w:val="000000"/>
     </w:rPr>
     <w:tblPr>
@@ -10430,6 +10911,7 @@
     </w:tcPr>
     <w:tblStylePr w:type="firstRow">
       <w:rPr>
+        <w:rFonts w:eastAsia="黑体"/>
         <w:b/>
         <w:bCs/>
         <w:color w:themeColor="text1" w:val="000000"/>
@@ -10441,6 +10923,7 @@
     </w:tblStylePr>
     <w:tblStylePr w:type="lastRow">
       <w:rPr>
+        <w:rFonts w:eastAsia="黑体"/>
         <w:b/>
         <w:bCs/>
         <w:color w:themeColor="text1" w:val="000000"/>
@@ -10460,6 +10943,7 @@
     </w:tblStylePr>
     <w:tblStylePr w:type="firstCol">
       <w:rPr>
+        <w:rFonts w:eastAsia="黑体"/>
         <w:b/>
         <w:bCs/>
         <w:color w:themeColor="text1" w:val="000000"/>
@@ -10479,6 +10963,7 @@
     </w:tblStylePr>
     <w:tblStylePr w:type="lastCol">
       <w:rPr>
+        <w:rFonts w:eastAsia="黑体"/>
         <w:b w:val="0"/>
         <w:bCs w:val="0"/>
         <w:color w:themeColor="text1" w:val="000000"/>
@@ -10528,7 +11013,7 @@
       <w:spacing w:after="0" w:line="240" w:lineRule="auto"/>
     </w:pPr>
     <w:rPr>
-      <w:rFonts w:asciiTheme="majorHAnsi" w:cstheme="majorBidi" w:eastAsiaTheme="majorEastAsia" w:hAnsiTheme="majorHAnsi"/>
+      <w:rFonts w:asciiTheme="majorHAnsi" w:cstheme="majorBidi" w:hAnsiTheme="majorHAnsi" w:eastAsia="黑体"/>
       <w:color w:themeColor="text1" w:val="000000"/>
     </w:rPr>
     <w:tblPr>
@@ -10555,6 +11040,7 @@
     </w:tcPr>
     <w:tblStylePr w:type="firstRow">
       <w:rPr>
+        <w:rFonts w:eastAsia="黑体"/>
         <w:b/>
         <w:bCs/>
         <w:color w:themeColor="text1" w:val="000000"/>
@@ -10566,6 +11052,7 @@
     </w:tblStylePr>
     <w:tblStylePr w:type="lastRow">
       <w:rPr>
+        <w:rFonts w:eastAsia="黑体"/>
         <w:b/>
         <w:bCs/>
         <w:color w:themeColor="text1" w:val="000000"/>
@@ -10585,6 +11072,7 @@
     </w:tblStylePr>
     <w:tblStylePr w:type="firstCol">
       <w:rPr>
+        <w:rFonts w:eastAsia="黑体"/>
         <w:b/>
         <w:bCs/>
         <w:color w:themeColor="text1" w:val="000000"/>
@@ -10604,6 +11092,7 @@
     </w:tblStylePr>
     <w:tblStylePr w:type="lastCol">
       <w:rPr>
+        <w:rFonts w:eastAsia="黑体"/>
         <w:b w:val="0"/>
         <w:bCs w:val="0"/>
         <w:color w:themeColor="text1" w:val="000000"/>
@@ -10653,7 +11142,7 @@
       <w:spacing w:after="0" w:line="240" w:lineRule="auto"/>
     </w:pPr>
     <w:rPr>
-      <w:rFonts w:asciiTheme="majorHAnsi" w:cstheme="majorBidi" w:eastAsiaTheme="majorEastAsia" w:hAnsiTheme="majorHAnsi"/>
+      <w:rFonts w:asciiTheme="majorHAnsi" w:cstheme="majorBidi" w:hAnsiTheme="majorHAnsi" w:eastAsia="黑体"/>
       <w:color w:themeColor="text1" w:val="000000"/>
     </w:rPr>
     <w:tblPr>
@@ -10680,6 +11169,7 @@
     </w:tcPr>
     <w:tblStylePr w:type="firstRow">
       <w:rPr>
+        <w:rFonts w:eastAsia="黑体"/>
         <w:b/>
         <w:bCs/>
         <w:color w:themeColor="text1" w:val="000000"/>
@@ -10691,6 +11181,7 @@
     </w:tblStylePr>
     <w:tblStylePr w:type="lastRow">
       <w:rPr>
+        <w:rFonts w:eastAsia="黑体"/>
         <w:b/>
         <w:bCs/>
         <w:color w:themeColor="text1" w:val="000000"/>
@@ -10710,6 +11201,7 @@
     </w:tblStylePr>
     <w:tblStylePr w:type="firstCol">
       <w:rPr>
+        <w:rFonts w:eastAsia="黑体"/>
         <w:b/>
         <w:bCs/>
         <w:color w:themeColor="text1" w:val="000000"/>
@@ -10729,6 +11221,7 @@
     </w:tblStylePr>
     <w:tblStylePr w:type="lastCol">
       <w:rPr>
+        <w:rFonts w:eastAsia="黑体"/>
         <w:b w:val="0"/>
         <w:bCs w:val="0"/>
         <w:color w:themeColor="text1" w:val="000000"/>
@@ -10778,7 +11271,7 @@
       <w:spacing w:after="0" w:line="240" w:lineRule="auto"/>
     </w:pPr>
     <w:rPr>
-      <w:rFonts w:asciiTheme="majorHAnsi" w:cstheme="majorBidi" w:eastAsiaTheme="majorEastAsia" w:hAnsiTheme="majorHAnsi"/>
+      <w:rFonts w:asciiTheme="majorHAnsi" w:cstheme="majorBidi" w:hAnsiTheme="majorHAnsi" w:eastAsia="黑体"/>
       <w:color w:themeColor="text1" w:val="000000"/>
     </w:rPr>
     <w:tblPr>
@@ -10805,6 +11298,7 @@
     </w:tcPr>
     <w:tblStylePr w:type="firstRow">
       <w:rPr>
+        <w:rFonts w:eastAsia="黑体"/>
         <w:b/>
         <w:bCs/>
         <w:color w:themeColor="text1" w:val="000000"/>
@@ -10816,6 +11310,7 @@
     </w:tblStylePr>
     <w:tblStylePr w:type="lastRow">
       <w:rPr>
+        <w:rFonts w:eastAsia="黑体"/>
         <w:b/>
         <w:bCs/>
         <w:color w:themeColor="text1" w:val="000000"/>
@@ -10835,6 +11330,7 @@
     </w:tblStylePr>
     <w:tblStylePr w:type="firstCol">
       <w:rPr>
+        <w:rFonts w:eastAsia="黑体"/>
         <w:b/>
         <w:bCs/>
         <w:color w:themeColor="text1" w:val="000000"/>
@@ -10854,6 +11350,7 @@
     </w:tblStylePr>
     <w:tblStylePr w:type="lastCol">
       <w:rPr>
+        <w:rFonts w:eastAsia="黑体"/>
         <w:b w:val="0"/>
         <w:bCs w:val="0"/>
         <w:color w:themeColor="text1" w:val="000000"/>
@@ -10903,7 +11400,7 @@
       <w:spacing w:after="0" w:line="240" w:lineRule="auto"/>
     </w:pPr>
     <w:rPr>
-      <w:rFonts w:asciiTheme="majorHAnsi" w:cstheme="majorBidi" w:eastAsiaTheme="majorEastAsia" w:hAnsiTheme="majorHAnsi"/>
+      <w:rFonts w:asciiTheme="majorHAnsi" w:cstheme="majorBidi" w:hAnsiTheme="majorHAnsi" w:eastAsia="黑体"/>
       <w:color w:themeColor="text1" w:val="000000"/>
     </w:rPr>
     <w:tblPr>
@@ -10930,6 +11427,7 @@
     </w:tcPr>
     <w:tblStylePr w:type="firstRow">
       <w:rPr>
+        <w:rFonts w:eastAsia="黑体"/>
         <w:b/>
         <w:bCs/>
         <w:color w:themeColor="text1" w:val="000000"/>
@@ -10941,6 +11439,7 @@
     </w:tblStylePr>
     <w:tblStylePr w:type="lastRow">
       <w:rPr>
+        <w:rFonts w:eastAsia="黑体"/>
         <w:b/>
         <w:bCs/>
         <w:color w:themeColor="text1" w:val="000000"/>
@@ -10960,6 +11459,7 @@
     </w:tblStylePr>
     <w:tblStylePr w:type="firstCol">
       <w:rPr>
+        <w:rFonts w:eastAsia="黑体"/>
         <w:b/>
         <w:bCs/>
         <w:color w:themeColor="text1" w:val="000000"/>
@@ -10979,6 +11479,7 @@
     </w:tblStylePr>
     <w:tblStylePr w:type="lastCol">
       <w:rPr>
+        <w:rFonts w:eastAsia="黑体"/>
         <w:b w:val="0"/>
         <w:bCs w:val="0"/>
         <w:color w:themeColor="text1" w:val="000000"/>
@@ -11051,6 +11552,7 @@
     </w:tcPr>
     <w:tblStylePr w:type="firstRow">
       <w:rPr>
+        <w:rFonts w:eastAsia="黑体"/>
         <w:b/>
         <w:bCs/>
         <w:i w:val="0"/>
@@ -11072,6 +11574,7 @@
     </w:tblStylePr>
     <w:tblStylePr w:type="lastRow">
       <w:rPr>
+        <w:rFonts w:eastAsia="黑体"/>
         <w:b/>
         <w:bCs/>
         <w:i w:val="0"/>
@@ -11093,6 +11596,7 @@
     </w:tblStylePr>
     <w:tblStylePr w:type="firstCol">
       <w:rPr>
+        <w:rFonts w:eastAsia="黑体"/>
         <w:b/>
         <w:bCs/>
         <w:i w:val="0"/>
@@ -11112,6 +11616,7 @@
     </w:tblStylePr>
     <w:tblStylePr w:type="lastCol">
       <w:rPr>
+        <w:rFonts w:eastAsia="黑体"/>
         <w:b/>
         <w:bCs/>
         <w:i w:val="0"/>
@@ -11192,6 +11697,7 @@
     </w:tcPr>
     <w:tblStylePr w:type="firstRow">
       <w:rPr>
+        <w:rFonts w:eastAsia="黑体"/>
         <w:b/>
         <w:bCs/>
         <w:i w:val="0"/>
@@ -11213,6 +11719,7 @@
     </w:tblStylePr>
     <w:tblStylePr w:type="lastRow">
       <w:rPr>
+        <w:rFonts w:eastAsia="黑体"/>
         <w:b/>
         <w:bCs/>
         <w:i w:val="0"/>
@@ -11234,6 +11741,7 @@
     </w:tblStylePr>
     <w:tblStylePr w:type="firstCol">
       <w:rPr>
+        <w:rFonts w:eastAsia="黑体"/>
         <w:b/>
         <w:bCs/>
         <w:i w:val="0"/>
@@ -11253,6 +11761,7 @@
     </w:tblStylePr>
     <w:tblStylePr w:type="lastCol">
       <w:rPr>
+        <w:rFonts w:eastAsia="黑体"/>
         <w:b/>
         <w:bCs/>
         <w:i w:val="0"/>
@@ -11333,6 +11842,7 @@
     </w:tcPr>
     <w:tblStylePr w:type="firstRow">
       <w:rPr>
+        <w:rFonts w:eastAsia="黑体"/>
         <w:b/>
         <w:bCs/>
         <w:i w:val="0"/>
@@ -11354,6 +11864,7 @@
     </w:tblStylePr>
     <w:tblStylePr w:type="lastRow">
       <w:rPr>
+        <w:rFonts w:eastAsia="黑体"/>
         <w:b/>
         <w:bCs/>
         <w:i w:val="0"/>
@@ -11375,6 +11886,7 @@
     </w:tblStylePr>
     <w:tblStylePr w:type="firstCol">
       <w:rPr>
+        <w:rFonts w:eastAsia="黑体"/>
         <w:b/>
         <w:bCs/>
         <w:i w:val="0"/>
@@ -11394,6 +11906,7 @@
     </w:tblStylePr>
     <w:tblStylePr w:type="lastCol">
       <w:rPr>
+        <w:rFonts w:eastAsia="黑体"/>
         <w:b/>
         <w:bCs/>
         <w:i w:val="0"/>
@@ -11474,6 +11987,7 @@
     </w:tcPr>
     <w:tblStylePr w:type="firstRow">
       <w:rPr>
+        <w:rFonts w:eastAsia="黑体"/>
         <w:b/>
         <w:bCs/>
         <w:i w:val="0"/>
@@ -11495,6 +12009,7 @@
     </w:tblStylePr>
     <w:tblStylePr w:type="lastRow">
       <w:rPr>
+        <w:rFonts w:eastAsia="黑体"/>
         <w:b/>
         <w:bCs/>
         <w:i w:val="0"/>
@@ -11516,6 +12031,7 @@
     </w:tblStylePr>
     <w:tblStylePr w:type="firstCol">
       <w:rPr>
+        <w:rFonts w:eastAsia="黑体"/>
         <w:b/>
         <w:bCs/>
         <w:i w:val="0"/>
@@ -11535,6 +12051,7 @@
     </w:tblStylePr>
     <w:tblStylePr w:type="lastCol">
       <w:rPr>
+        <w:rFonts w:eastAsia="黑体"/>
         <w:b/>
         <w:bCs/>
         <w:i w:val="0"/>
@@ -11615,6 +12132,7 @@
     </w:tcPr>
     <w:tblStylePr w:type="firstRow">
       <w:rPr>
+        <w:rFonts w:eastAsia="黑体"/>
         <w:b/>
         <w:bCs/>
         <w:i w:val="0"/>
@@ -11636,6 +12154,7 @@
     </w:tblStylePr>
     <w:tblStylePr w:type="lastRow">
       <w:rPr>
+        <w:rFonts w:eastAsia="黑体"/>
         <w:b/>
         <w:bCs/>
         <w:i w:val="0"/>
@@ -11657,6 +12176,7 @@
     </w:tblStylePr>
     <w:tblStylePr w:type="firstCol">
       <w:rPr>
+        <w:rFonts w:eastAsia="黑体"/>
         <w:b/>
         <w:bCs/>
         <w:i w:val="0"/>
@@ -11676,6 +12196,7 @@
     </w:tblStylePr>
     <w:tblStylePr w:type="lastCol">
       <w:rPr>
+        <w:rFonts w:eastAsia="黑体"/>
         <w:b/>
         <w:bCs/>
         <w:i w:val="0"/>
@@ -11756,6 +12277,7 @@
     </w:tcPr>
     <w:tblStylePr w:type="firstRow">
       <w:rPr>
+        <w:rFonts w:eastAsia="黑体"/>
         <w:b/>
         <w:bCs/>
         <w:i w:val="0"/>
@@ -11777,6 +12299,7 @@
     </w:tblStylePr>
     <w:tblStylePr w:type="lastRow">
       <w:rPr>
+        <w:rFonts w:eastAsia="黑体"/>
         <w:b/>
         <w:bCs/>
         <w:i w:val="0"/>
@@ -11798,6 +12321,7 @@
     </w:tblStylePr>
     <w:tblStylePr w:type="firstCol">
       <w:rPr>
+        <w:rFonts w:eastAsia="黑体"/>
         <w:b/>
         <w:bCs/>
         <w:i w:val="0"/>
@@ -11817,6 +12341,7 @@
     </w:tblStylePr>
     <w:tblStylePr w:type="lastCol">
       <w:rPr>
+        <w:rFonts w:eastAsia="黑体"/>
         <w:b/>
         <w:bCs/>
         <w:i w:val="0"/>
@@ -11897,6 +12422,7 @@
     </w:tcPr>
     <w:tblStylePr w:type="firstRow">
       <w:rPr>
+        <w:rFonts w:eastAsia="黑体"/>
         <w:b/>
         <w:bCs/>
         <w:i w:val="0"/>
@@ -11918,6 +12444,7 @@
     </w:tblStylePr>
     <w:tblStylePr w:type="lastRow">
       <w:rPr>
+        <w:rFonts w:eastAsia="黑体"/>
         <w:b/>
         <w:bCs/>
         <w:i w:val="0"/>
@@ -11939,6 +12466,7 @@
     </w:tblStylePr>
     <w:tblStylePr w:type="firstCol">
       <w:rPr>
+        <w:rFonts w:eastAsia="黑体"/>
         <w:b/>
         <w:bCs/>
         <w:i w:val="0"/>
@@ -11958,6 +12486,7 @@
     </w:tblStylePr>
     <w:tblStylePr w:type="lastCol">
       <w:rPr>
+        <w:rFonts w:eastAsia="黑体"/>
         <w:b/>
         <w:bCs/>
         <w:i w:val="0"/>
@@ -12015,6 +12544,7 @@
       <w:spacing w:after="0" w:line="240" w:lineRule="auto"/>
     </w:pPr>
     <w:rPr>
+      <w:rFonts w:eastAsia="黑体"/>
       <w:color w:themeColor="background1" w:val="FFFFFF"/>
     </w:rPr>
     <w:tblPr>
@@ -12033,6 +12563,7 @@
     </w:tcPr>
     <w:tblStylePr w:type="firstRow">
       <w:rPr>
+        <w:rFonts w:eastAsia="黑体"/>
         <w:b/>
         <w:bCs/>
       </w:rPr>
@@ -12129,6 +12660,7 @@
       <w:spacing w:after="0" w:line="240" w:lineRule="auto"/>
     </w:pPr>
     <w:rPr>
+      <w:rFonts w:eastAsia="黑体"/>
       <w:color w:themeColor="background1" w:val="FFFFFF"/>
     </w:rPr>
     <w:tblPr>
@@ -12147,6 +12679,7 @@
     </w:tcPr>
     <w:tblStylePr w:type="firstRow">
       <w:rPr>
+        <w:rFonts w:eastAsia="黑体"/>
         <w:b/>
         <w:bCs/>
       </w:rPr>
@@ -12243,6 +12776,7 @@
       <w:spacing w:after="0" w:line="240" w:lineRule="auto"/>
     </w:pPr>
     <w:rPr>
+      <w:rFonts w:eastAsia="黑体"/>
       <w:color w:themeColor="background1" w:val="FFFFFF"/>
     </w:rPr>
     <w:tblPr>
@@ -12261,6 +12795,7 @@
     </w:tcPr>
     <w:tblStylePr w:type="firstRow">
       <w:rPr>
+        <w:rFonts w:eastAsia="黑体"/>
         <w:b/>
         <w:bCs/>
       </w:rPr>
@@ -12357,6 +12892,7 @@
       <w:spacing w:after="0" w:line="240" w:lineRule="auto"/>
     </w:pPr>
     <w:rPr>
+      <w:rFonts w:eastAsia="黑体"/>
       <w:color w:themeColor="background1" w:val="FFFFFF"/>
     </w:rPr>
     <w:tblPr>
@@ -12375,6 +12911,7 @@
     </w:tcPr>
     <w:tblStylePr w:type="firstRow">
       <w:rPr>
+        <w:rFonts w:eastAsia="黑体"/>
         <w:b/>
         <w:bCs/>
       </w:rPr>
@@ -12471,6 +13008,7 @@
       <w:spacing w:after="0" w:line="240" w:lineRule="auto"/>
     </w:pPr>
     <w:rPr>
+      <w:rFonts w:eastAsia="黑体"/>
       <w:color w:themeColor="background1" w:val="FFFFFF"/>
     </w:rPr>
     <w:tblPr>
@@ -12489,6 +13027,7 @@
     </w:tcPr>
     <w:tblStylePr w:type="firstRow">
       <w:rPr>
+        <w:rFonts w:eastAsia="黑体"/>
         <w:b/>
         <w:bCs/>
       </w:rPr>
@@ -12585,6 +13124,7 @@
       <w:spacing w:after="0" w:line="240" w:lineRule="auto"/>
     </w:pPr>
     <w:rPr>
+      <w:rFonts w:eastAsia="黑体"/>
       <w:color w:themeColor="background1" w:val="FFFFFF"/>
     </w:rPr>
     <w:tblPr>
@@ -12603,6 +13143,7 @@
     </w:tcPr>
     <w:tblStylePr w:type="firstRow">
       <w:rPr>
+        <w:rFonts w:eastAsia="黑体"/>
         <w:b/>
         <w:bCs/>
       </w:rPr>
@@ -12699,6 +13240,7 @@
       <w:spacing w:after="0" w:line="240" w:lineRule="auto"/>
     </w:pPr>
     <w:rPr>
+      <w:rFonts w:eastAsia="黑体"/>
       <w:color w:themeColor="background1" w:val="FFFFFF"/>
     </w:rPr>
     <w:tblPr>
@@ -12717,6 +13259,7 @@
     </w:tcPr>
     <w:tblStylePr w:type="firstRow">
       <w:rPr>
+        <w:rFonts w:eastAsia="黑体"/>
         <w:b/>
         <w:bCs/>
       </w:rPr>
@@ -12813,6 +13356,7 @@
       <w:spacing w:after="0" w:line="240" w:lineRule="auto"/>
     </w:pPr>
     <w:rPr>
+      <w:rFonts w:eastAsia="黑体"/>
       <w:color w:themeColor="text1" w:val="000000"/>
     </w:rPr>
     <w:tblPr>
@@ -12839,6 +13383,7 @@
     </w:tcPr>
     <w:tblStylePr w:type="firstRow">
       <w:rPr>
+        <w:rFonts w:eastAsia="黑体"/>
         <w:b/>
         <w:bCs/>
       </w:rPr>
@@ -12857,6 +13402,7 @@
     </w:tblStylePr>
     <w:tblStylePr w:type="lastRow">
       <w:rPr>
+        <w:rFonts w:eastAsia="黑体"/>
         <w:b/>
         <w:bCs/>
         <w:color w:themeColor="background1" w:val="FFFFFF"/>
@@ -12871,6 +13417,7 @@
     </w:tblStylePr>
     <w:tblStylePr w:type="firstCol">
       <w:rPr>
+        <w:rFonts w:eastAsia="黑体"/>
         <w:color w:themeColor="background1" w:val="FFFFFF"/>
       </w:rPr>
       <w:tblPr/>
@@ -12888,6 +13435,7 @@
     </w:tblStylePr>
     <w:tblStylePr w:type="lastCol">
       <w:rPr>
+        <w:rFonts w:eastAsia="黑体"/>
         <w:color w:themeColor="background1" w:val="FFFFFF"/>
       </w:rPr>
       <w:tblPr/>
@@ -12917,11 +13465,13 @@
     </w:tblStylePr>
     <w:tblStylePr w:type="neCell">
       <w:rPr>
+        <w:rFonts w:eastAsia="黑体"/>
         <w:color w:themeColor="text1" w:val="000000"/>
       </w:rPr>
     </w:tblStylePr>
     <w:tblStylePr w:type="nwCell">
       <w:rPr>
+        <w:rFonts w:eastAsia="黑体"/>
         <w:color w:themeColor="text1" w:val="000000"/>
       </w:rPr>
     </w:tblStylePr>
@@ -12935,6 +13485,7 @@
       <w:spacing w:after="0" w:line="240" w:lineRule="auto"/>
     </w:pPr>
     <w:rPr>
+      <w:rFonts w:eastAsia="黑体"/>
       <w:color w:themeColor="text1" w:val="000000"/>
     </w:rPr>
     <w:tblPr>
@@ -12961,6 +13512,7 @@
     </w:tcPr>
     <w:tblStylePr w:type="firstRow">
       <w:rPr>
+        <w:rFonts w:eastAsia="黑体"/>
         <w:b/>
         <w:bCs/>
       </w:rPr>
@@ -12979,6 +13531,7 @@
     </w:tblStylePr>
     <w:tblStylePr w:type="lastRow">
       <w:rPr>
+        <w:rFonts w:eastAsia="黑体"/>
         <w:b/>
         <w:bCs/>
         <w:color w:themeColor="background1" w:val="FFFFFF"/>
@@ -12993,6 +13546,7 @@
     </w:tblStylePr>
     <w:tblStylePr w:type="firstCol">
       <w:rPr>
+        <w:rFonts w:eastAsia="黑体"/>
         <w:color w:themeColor="background1" w:val="FFFFFF"/>
       </w:rPr>
       <w:tblPr/>
@@ -13010,6 +13564,7 @@
     </w:tblStylePr>
     <w:tblStylePr w:type="lastCol">
       <w:rPr>
+        <w:rFonts w:eastAsia="黑体"/>
         <w:color w:themeColor="background1" w:val="FFFFFF"/>
       </w:rPr>
       <w:tblPr/>
@@ -13039,11 +13594,13 @@
     </w:tblStylePr>
     <w:tblStylePr w:type="neCell">
       <w:rPr>
+        <w:rFonts w:eastAsia="黑体"/>
         <w:color w:themeColor="text1" w:val="000000"/>
       </w:rPr>
     </w:tblStylePr>
     <w:tblStylePr w:type="nwCell">
       <w:rPr>
+        <w:rFonts w:eastAsia="黑体"/>
         <w:color w:themeColor="text1" w:val="000000"/>
       </w:rPr>
     </w:tblStylePr>
@@ -13057,6 +13614,7 @@
       <w:spacing w:after="0" w:line="240" w:lineRule="auto"/>
     </w:pPr>
     <w:rPr>
+      <w:rFonts w:eastAsia="黑体"/>
       <w:color w:themeColor="text1" w:val="000000"/>
     </w:rPr>
     <w:tblPr>
@@ -13083,6 +13641,7 @@
     </w:tcPr>
     <w:tblStylePr w:type="firstRow">
       <w:rPr>
+        <w:rFonts w:eastAsia="黑体"/>
         <w:b/>
         <w:bCs/>
       </w:rPr>
@@ -13101,6 +13660,7 @@
     </w:tblStylePr>
     <w:tblStylePr w:type="lastRow">
       <w:rPr>
+        <w:rFonts w:eastAsia="黑体"/>
         <w:b/>
         <w:bCs/>
         <w:color w:themeColor="background1" w:val="FFFFFF"/>
@@ -13115,6 +13675,7 @@
     </w:tblStylePr>
     <w:tblStylePr w:type="firstCol">
       <w:rPr>
+        <w:rFonts w:eastAsia="黑体"/>
         <w:color w:themeColor="background1" w:val="FFFFFF"/>
       </w:rPr>
       <w:tblPr/>
@@ -13132,6 +13693,7 @@
     </w:tblStylePr>
     <w:tblStylePr w:type="lastCol">
       <w:rPr>
+        <w:rFonts w:eastAsia="黑体"/>
         <w:color w:themeColor="background1" w:val="FFFFFF"/>
       </w:rPr>
       <w:tblPr/>
@@ -13161,11 +13723,13 @@
     </w:tblStylePr>
     <w:tblStylePr w:type="neCell">
       <w:rPr>
+        <w:rFonts w:eastAsia="黑体"/>
         <w:color w:themeColor="text1" w:val="000000"/>
       </w:rPr>
     </w:tblStylePr>
     <w:tblStylePr w:type="nwCell">
       <w:rPr>
+        <w:rFonts w:eastAsia="黑体"/>
         <w:color w:themeColor="text1" w:val="000000"/>
       </w:rPr>
     </w:tblStylePr>
@@ -13179,6 +13743,7 @@
       <w:spacing w:after="0" w:line="240" w:lineRule="auto"/>
     </w:pPr>
     <w:rPr>
+      <w:rFonts w:eastAsia="黑体"/>
       <w:color w:themeColor="text1" w:val="000000"/>
     </w:rPr>
     <w:tblPr>
@@ -13205,6 +13770,7 @@
     </w:tcPr>
     <w:tblStylePr w:type="firstRow">
       <w:rPr>
+        <w:rFonts w:eastAsia="黑体"/>
         <w:b/>
         <w:bCs/>
       </w:rPr>
@@ -13223,6 +13789,7 @@
     </w:tblStylePr>
     <w:tblStylePr w:type="lastRow">
       <w:rPr>
+        <w:rFonts w:eastAsia="黑体"/>
         <w:b/>
         <w:bCs/>
         <w:color w:themeColor="background1" w:val="FFFFFF"/>
@@ -13237,6 +13804,7 @@
     </w:tblStylePr>
     <w:tblStylePr w:type="firstCol">
       <w:rPr>
+        <w:rFonts w:eastAsia="黑体"/>
         <w:color w:themeColor="background1" w:val="FFFFFF"/>
       </w:rPr>
       <w:tblPr/>
@@ -13254,6 +13822,7 @@
     </w:tblStylePr>
     <w:tblStylePr w:type="lastCol">
       <w:rPr>
+        <w:rFonts w:eastAsia="黑体"/>
         <w:color w:themeColor="background1" w:val="FFFFFF"/>
       </w:rPr>
       <w:tblPr/>
@@ -13291,6 +13860,7 @@
       <w:spacing w:after="0" w:line="240" w:lineRule="auto"/>
     </w:pPr>
     <w:rPr>
+      <w:rFonts w:eastAsia="黑体"/>
       <w:color w:themeColor="text1" w:val="000000"/>
     </w:rPr>
     <w:tblPr>
@@ -13317,6 +13887,7 @@
     </w:tcPr>
     <w:tblStylePr w:type="firstRow">
       <w:rPr>
+        <w:rFonts w:eastAsia="黑体"/>
         <w:b/>
         <w:bCs/>
       </w:rPr>
@@ -13335,6 +13906,7 @@
     </w:tblStylePr>
     <w:tblStylePr w:type="lastRow">
       <w:rPr>
+        <w:rFonts w:eastAsia="黑体"/>
         <w:b/>
         <w:bCs/>
         <w:color w:themeColor="background1" w:val="FFFFFF"/>
@@ -13349,6 +13921,7 @@
     </w:tblStylePr>
     <w:tblStylePr w:type="firstCol">
       <w:rPr>
+        <w:rFonts w:eastAsia="黑体"/>
         <w:color w:themeColor="background1" w:val="FFFFFF"/>
       </w:rPr>
       <w:tblPr/>
@@ -13366,6 +13939,7 @@
     </w:tblStylePr>
     <w:tblStylePr w:type="lastCol">
       <w:rPr>
+        <w:rFonts w:eastAsia="黑体"/>
         <w:color w:themeColor="background1" w:val="FFFFFF"/>
       </w:rPr>
       <w:tblPr/>
@@ -13395,11 +13969,13 @@
     </w:tblStylePr>
     <w:tblStylePr w:type="neCell">
       <w:rPr>
+        <w:rFonts w:eastAsia="黑体"/>
         <w:color w:themeColor="text1" w:val="000000"/>
       </w:rPr>
     </w:tblStylePr>
     <w:tblStylePr w:type="nwCell">
       <w:rPr>
+        <w:rFonts w:eastAsia="黑体"/>
         <w:color w:themeColor="text1" w:val="000000"/>
       </w:rPr>
     </w:tblStylePr>
@@ -13413,6 +13989,7 @@
       <w:spacing w:after="0" w:line="240" w:lineRule="auto"/>
     </w:pPr>
     <w:rPr>
+      <w:rFonts w:eastAsia="黑体"/>
       <w:color w:themeColor="text1" w:val="000000"/>
     </w:rPr>
     <w:tblPr>
@@ -13439,6 +14016,7 @@
     </w:tcPr>
     <w:tblStylePr w:type="firstRow">
       <w:rPr>
+        <w:rFonts w:eastAsia="黑体"/>
         <w:b/>
         <w:bCs/>
       </w:rPr>
@@ -13457,6 +14035,7 @@
     </w:tblStylePr>
     <w:tblStylePr w:type="lastRow">
       <w:rPr>
+        <w:rFonts w:eastAsia="黑体"/>
         <w:b/>
         <w:bCs/>
         <w:color w:themeColor="background1" w:val="FFFFFF"/>
@@ -13471,6 +14050,7 @@
     </w:tblStylePr>
     <w:tblStylePr w:type="firstCol">
       <w:rPr>
+        <w:rFonts w:eastAsia="黑体"/>
         <w:color w:themeColor="background1" w:val="FFFFFF"/>
       </w:rPr>
       <w:tblPr/>
@@ -13488,6 +14068,7 @@
     </w:tblStylePr>
     <w:tblStylePr w:type="lastCol">
       <w:rPr>
+        <w:rFonts w:eastAsia="黑体"/>
         <w:color w:themeColor="background1" w:val="FFFFFF"/>
       </w:rPr>
       <w:tblPr/>
@@ -13517,11 +14098,13 @@
     </w:tblStylePr>
     <w:tblStylePr w:type="neCell">
       <w:rPr>
+        <w:rFonts w:eastAsia="黑体"/>
         <w:color w:themeColor="text1" w:val="000000"/>
       </w:rPr>
     </w:tblStylePr>
     <w:tblStylePr w:type="nwCell">
       <w:rPr>
+        <w:rFonts w:eastAsia="黑体"/>
         <w:color w:themeColor="text1" w:val="000000"/>
       </w:rPr>
     </w:tblStylePr>
@@ -13535,6 +14118,7 @@
       <w:spacing w:after="0" w:line="240" w:lineRule="auto"/>
     </w:pPr>
     <w:rPr>
+      <w:rFonts w:eastAsia="黑体"/>
       <w:color w:themeColor="text1" w:val="000000"/>
     </w:rPr>
     <w:tblPr>
@@ -13561,6 +14145,7 @@
     </w:tcPr>
     <w:tblStylePr w:type="firstRow">
       <w:rPr>
+        <w:rFonts w:eastAsia="黑体"/>
         <w:b/>
         <w:bCs/>
       </w:rPr>
@@ -13579,6 +14164,7 @@
     </w:tblStylePr>
     <w:tblStylePr w:type="lastRow">
       <w:rPr>
+        <w:rFonts w:eastAsia="黑体"/>
         <w:b/>
         <w:bCs/>
         <w:color w:themeColor="background1" w:val="FFFFFF"/>
@@ -13593,6 +14179,7 @@
     </w:tblStylePr>
     <w:tblStylePr w:type="firstCol">
       <w:rPr>
+        <w:rFonts w:eastAsia="黑体"/>
         <w:color w:themeColor="background1" w:val="FFFFFF"/>
       </w:rPr>
       <w:tblPr/>
@@ -13610,6 +14197,7 @@
     </w:tblStylePr>
     <w:tblStylePr w:type="lastCol">
       <w:rPr>
+        <w:rFonts w:eastAsia="黑体"/>
         <w:color w:themeColor="background1" w:val="FFFFFF"/>
       </w:rPr>
       <w:tblPr/>
@@ -13639,11 +14227,13 @@
     </w:tblStylePr>
     <w:tblStylePr w:type="neCell">
       <w:rPr>
+        <w:rFonts w:eastAsia="黑体"/>
         <w:color w:themeColor="text1" w:val="000000"/>
       </w:rPr>
     </w:tblStylePr>
     <w:tblStylePr w:type="nwCell">
       <w:rPr>
+        <w:rFonts w:eastAsia="黑体"/>
         <w:color w:themeColor="text1" w:val="000000"/>
       </w:rPr>
     </w:tblStylePr>
@@ -13657,6 +14247,7 @@
       <w:spacing w:after="0" w:line="240" w:lineRule="auto"/>
     </w:pPr>
     <w:rPr>
+      <w:rFonts w:eastAsia="黑体"/>
       <w:color w:themeColor="text1" w:val="000000"/>
     </w:rPr>
     <w:tblPr>
@@ -13675,6 +14266,7 @@
     </w:tcPr>
     <w:tblStylePr w:type="firstRow">
       <w:rPr>
+        <w:rFonts w:eastAsia="黑体"/>
         <w:b/>
         <w:bCs/>
         <w:color w:themeColor="background1" w:val="FFFFFF"/>
@@ -13689,6 +14281,7 @@
     </w:tblStylePr>
     <w:tblStylePr w:type="lastRow">
       <w:rPr>
+        <w:rFonts w:eastAsia="黑体"/>
         <w:b/>
         <w:bCs/>
         <w:color w:themeColor="accent2" w:themeShade="CC" w:val="9E3A38"/>
@@ -13703,12 +14296,14 @@
     </w:tblStylePr>
     <w:tblStylePr w:type="firstCol">
       <w:rPr>
+        <w:rFonts w:eastAsia="黑体"/>
         <w:b/>
         <w:bCs/>
       </w:rPr>
     </w:tblStylePr>
     <w:tblStylePr w:type="lastCol">
       <w:rPr>
+        <w:rFonts w:eastAsia="黑体"/>
         <w:b/>
         <w:bCs/>
       </w:rPr>
@@ -13743,6 +14338,7 @@
       <w:spacing w:after="0" w:line="240" w:lineRule="auto"/>
     </w:pPr>
     <w:rPr>
+      <w:rFonts w:eastAsia="黑体"/>
       <w:color w:themeColor="text1" w:val="000000"/>
     </w:rPr>
     <w:tblPr>
@@ -13761,6 +14357,7 @@
     </w:tcPr>
     <w:tblStylePr w:type="firstRow">
       <w:rPr>
+        <w:rFonts w:eastAsia="黑体"/>
         <w:b/>
         <w:bCs/>
         <w:color w:themeColor="background1" w:val="FFFFFF"/>
@@ -13775,6 +14372,7 @@
     </w:tblStylePr>
     <w:tblStylePr w:type="lastRow">
       <w:rPr>
+        <w:rFonts w:eastAsia="黑体"/>
         <w:b/>
         <w:bCs/>
         <w:color w:themeColor="accent2" w:themeShade="CC" w:val="9E3A38"/>
@@ -13789,12 +14387,14 @@
     </w:tblStylePr>
     <w:tblStylePr w:type="firstCol">
       <w:rPr>
+        <w:rFonts w:eastAsia="黑体"/>
         <w:b/>
         <w:bCs/>
       </w:rPr>
     </w:tblStylePr>
     <w:tblStylePr w:type="lastCol">
       <w:rPr>
+        <w:rFonts w:eastAsia="黑体"/>
         <w:b/>
         <w:bCs/>
       </w:rPr>
@@ -13829,6 +14429,7 @@
       <w:spacing w:after="0" w:line="240" w:lineRule="auto"/>
     </w:pPr>
     <w:rPr>
+      <w:rFonts w:eastAsia="黑体"/>
       <w:color w:themeColor="text1" w:val="000000"/>
     </w:rPr>
     <w:tblPr>
@@ -13847,6 +14448,7 @@
     </w:tcPr>
     <w:tblStylePr w:type="firstRow">
       <w:rPr>
+        <w:rFonts w:eastAsia="黑体"/>
         <w:b/>
         <w:bCs/>
         <w:color w:themeColor="background1" w:val="FFFFFF"/>
@@ -13861,6 +14463,7 @@
     </w:tblStylePr>
     <w:tblStylePr w:type="lastRow">
       <w:rPr>
+        <w:rFonts w:eastAsia="黑体"/>
         <w:b/>
         <w:bCs/>
         <w:color w:themeColor="accent2" w:themeShade="CC" w:val="9E3A38"/>
@@ -13875,12 +14478,14 @@
     </w:tblStylePr>
     <w:tblStylePr w:type="firstCol">
       <w:rPr>
+        <w:rFonts w:eastAsia="黑体"/>
         <w:b/>
         <w:bCs/>
       </w:rPr>
     </w:tblStylePr>
     <w:tblStylePr w:type="lastCol">
       <w:rPr>
+        <w:rFonts w:eastAsia="黑体"/>
         <w:b/>
         <w:bCs/>
       </w:rPr>
@@ -13915,6 +14520,7 @@
       <w:spacing w:after="0" w:line="240" w:lineRule="auto"/>
     </w:pPr>
     <w:rPr>
+      <w:rFonts w:eastAsia="黑体"/>
       <w:color w:themeColor="text1" w:val="000000"/>
     </w:rPr>
     <w:tblPr>
@@ -13933,6 +14539,7 @@
     </w:tcPr>
     <w:tblStylePr w:type="firstRow">
       <w:rPr>
+        <w:rFonts w:eastAsia="黑体"/>
         <w:b/>
         <w:bCs/>
         <w:color w:themeColor="background1" w:val="FFFFFF"/>
@@ -13947,6 +14554,7 @@
     </w:tblStylePr>
     <w:tblStylePr w:type="lastRow">
       <w:rPr>
+        <w:rFonts w:eastAsia="黑体"/>
         <w:b/>
         <w:bCs/>
         <w:color w:themeColor="accent4" w:themeShade="CC" w:val="664E82"/>
@@ -13961,12 +14569,14 @@
     </w:tblStylePr>
     <w:tblStylePr w:type="firstCol">
       <w:rPr>
+        <w:rFonts w:eastAsia="黑体"/>
         <w:b/>
         <w:bCs/>
       </w:rPr>
     </w:tblStylePr>
     <w:tblStylePr w:type="lastCol">
       <w:rPr>
+        <w:rFonts w:eastAsia="黑体"/>
         <w:b/>
         <w:bCs/>
       </w:rPr>
@@ -14001,6 +14611,7 @@
       <w:spacing w:after="0" w:line="240" w:lineRule="auto"/>
     </w:pPr>
     <w:rPr>
+      <w:rFonts w:eastAsia="黑体"/>
       <w:color w:themeColor="text1" w:val="000000"/>
     </w:rPr>
     <w:tblPr>
@@ -14019,6 +14630,7 @@
     </w:tcPr>
     <w:tblStylePr w:type="firstRow">
       <w:rPr>
+        <w:rFonts w:eastAsia="黑体"/>
         <w:b/>
         <w:bCs/>
         <w:color w:themeColor="background1" w:val="FFFFFF"/>
@@ -14033,6 +14645,7 @@
     </w:tblStylePr>
     <w:tblStylePr w:type="lastRow">
       <w:rPr>
+        <w:rFonts w:eastAsia="黑体"/>
         <w:b/>
         <w:bCs/>
         <w:color w:themeColor="accent3" w:themeShade="CC" w:val="7E9C40"/>
@@ -14047,12 +14660,14 @@
     </w:tblStylePr>
     <w:tblStylePr w:type="firstCol">
       <w:rPr>
+        <w:rFonts w:eastAsia="黑体"/>
         <w:b/>
         <w:bCs/>
       </w:rPr>
     </w:tblStylePr>
     <w:tblStylePr w:type="lastCol">
       <w:rPr>
+        <w:rFonts w:eastAsia="黑体"/>
         <w:b/>
         <w:bCs/>
       </w:rPr>
@@ -14087,6 +14702,7 @@
       <w:spacing w:after="0" w:line="240" w:lineRule="auto"/>
     </w:pPr>
     <w:rPr>
+      <w:rFonts w:eastAsia="黑体"/>
       <w:color w:themeColor="text1" w:val="000000"/>
     </w:rPr>
     <w:tblPr>
@@ -14105,6 +14721,7 @@
     </w:tcPr>
     <w:tblStylePr w:type="firstRow">
       <w:rPr>
+        <w:rFonts w:eastAsia="黑体"/>
         <w:b/>
         <w:bCs/>
         <w:color w:themeColor="background1" w:val="FFFFFF"/>
@@ -14119,6 +14736,7 @@
     </w:tblStylePr>
     <w:tblStylePr w:type="lastRow">
       <w:rPr>
+        <w:rFonts w:eastAsia="黑体"/>
         <w:b/>
         <w:bCs/>
         <w:color w:themeColor="accent6" w:themeShade="CC" w:val="F2730A"/>
@@ -14133,12 +14751,14 @@
     </w:tblStylePr>
     <w:tblStylePr w:type="firstCol">
       <w:rPr>
+        <w:rFonts w:eastAsia="黑体"/>
         <w:b/>
         <w:bCs/>
       </w:rPr>
     </w:tblStylePr>
     <w:tblStylePr w:type="lastCol">
       <w:rPr>
+        <w:rFonts w:eastAsia="黑体"/>
         <w:b/>
         <w:bCs/>
       </w:rPr>
@@ -14173,6 +14793,7 @@
       <w:spacing w:after="0" w:line="240" w:lineRule="auto"/>
     </w:pPr>
     <w:rPr>
+      <w:rFonts w:eastAsia="黑体"/>
       <w:color w:themeColor="text1" w:val="000000"/>
     </w:rPr>
     <w:tblPr>
@@ -14191,6 +14812,7 @@
     </w:tcPr>
     <w:tblStylePr w:type="firstRow">
       <w:rPr>
+        <w:rFonts w:eastAsia="黑体"/>
         <w:b/>
         <w:bCs/>
         <w:color w:themeColor="background1" w:val="FFFFFF"/>
@@ -14205,6 +14827,7 @@
     </w:tblStylePr>
     <w:tblStylePr w:type="lastRow">
       <w:rPr>
+        <w:rFonts w:eastAsia="黑体"/>
         <w:b/>
         <w:bCs/>
         <w:color w:themeColor="accent5" w:themeShade="CC" w:val="348DA5"/>
@@ -14219,12 +14842,14 @@
     </w:tblStylePr>
     <w:tblStylePr w:type="firstCol">
       <w:rPr>
+        <w:rFonts w:eastAsia="黑体"/>
         <w:b/>
         <w:bCs/>
       </w:rPr>
     </w:tblStylePr>
     <w:tblStylePr w:type="lastCol">
       <w:rPr>
+        <w:rFonts w:eastAsia="黑体"/>
         <w:b/>
         <w:bCs/>
       </w:rPr>
@@ -14259,6 +14884,7 @@
       <w:spacing w:after="0" w:line="240" w:lineRule="auto"/>
     </w:pPr>
     <w:rPr>
+      <w:rFonts w:eastAsia="黑体"/>
       <w:color w:themeColor="text1" w:val="000000"/>
     </w:rPr>
     <w:tblPr>
@@ -14280,6 +14906,7 @@
     </w:tcPr>
     <w:tblStylePr w:type="firstRow">
       <w:rPr>
+        <w:rFonts w:eastAsia="黑体"/>
         <w:b/>
         <w:bCs/>
       </w:rPr>
@@ -14290,6 +14917,7 @@
     </w:tblStylePr>
     <w:tblStylePr w:type="lastRow">
       <w:rPr>
+        <w:rFonts w:eastAsia="黑体"/>
         <w:b/>
         <w:bCs/>
         <w:color w:themeColor="text1" w:val="000000"/>
@@ -14301,6 +14929,7 @@
     </w:tblStylePr>
     <w:tblStylePr w:type="firstCol">
       <w:rPr>
+        <w:rFonts w:eastAsia="黑体"/>
         <w:color w:themeColor="background1" w:val="FFFFFF"/>
       </w:rPr>
       <w:tblPr/>
@@ -14310,6 +14939,7 @@
     </w:tblStylePr>
     <w:tblStylePr w:type="lastCol">
       <w:rPr>
+        <w:rFonts w:eastAsia="黑体"/>
         <w:color w:themeColor="background1" w:val="FFFFFF"/>
       </w:rPr>
       <w:tblPr/>
@@ -14339,6 +14969,7 @@
       <w:spacing w:after="0" w:line="240" w:lineRule="auto"/>
     </w:pPr>
     <w:rPr>
+      <w:rFonts w:eastAsia="黑体"/>
       <w:color w:themeColor="text1" w:val="000000"/>
     </w:rPr>
     <w:tblPr>
@@ -14360,6 +14991,7 @@
     </w:tcPr>
     <w:tblStylePr w:type="firstRow">
       <w:rPr>
+        <w:rFonts w:eastAsia="黑体"/>
         <w:b/>
         <w:bCs/>
       </w:rPr>
@@ -14370,6 +15002,7 @@
     </w:tblStylePr>
     <w:tblStylePr w:type="lastRow">
       <w:rPr>
+        <w:rFonts w:eastAsia="黑体"/>
         <w:b/>
         <w:bCs/>
         <w:color w:themeColor="text1" w:val="000000"/>
@@ -14381,6 +15014,7 @@
     </w:tblStylePr>
     <w:tblStylePr w:type="firstCol">
       <w:rPr>
+        <w:rFonts w:eastAsia="黑体"/>
         <w:color w:themeColor="background1" w:val="FFFFFF"/>
       </w:rPr>
       <w:tblPr/>
@@ -14390,6 +15024,7 @@
     </w:tblStylePr>
     <w:tblStylePr w:type="lastCol">
       <w:rPr>
+        <w:rFonts w:eastAsia="黑体"/>
         <w:color w:themeColor="background1" w:val="FFFFFF"/>
       </w:rPr>
       <w:tblPr/>
@@ -14419,6 +15054,7 @@
       <w:spacing w:after="0" w:line="240" w:lineRule="auto"/>
     </w:pPr>
     <w:rPr>
+      <w:rFonts w:eastAsia="黑体"/>
       <w:color w:themeColor="text1" w:val="000000"/>
     </w:rPr>
     <w:tblPr>
@@ -14440,6 +15076,7 @@
     </w:tcPr>
     <w:tblStylePr w:type="firstRow">
       <w:rPr>
+        <w:rFonts w:eastAsia="黑体"/>
         <w:b/>
         <w:bCs/>
       </w:rPr>
@@ -14450,6 +15087,7 @@
     </w:tblStylePr>
     <w:tblStylePr w:type="lastRow">
       <w:rPr>
+        <w:rFonts w:eastAsia="黑体"/>
         <w:b/>
         <w:bCs/>
         <w:color w:themeColor="text1" w:val="000000"/>
@@ -14461,6 +15099,7 @@
     </w:tblStylePr>
     <w:tblStylePr w:type="firstCol">
       <w:rPr>
+        <w:rFonts w:eastAsia="黑体"/>
         <w:color w:themeColor="background1" w:val="FFFFFF"/>
       </w:rPr>
       <w:tblPr/>
@@ -14470,6 +15109,7 @@
     </w:tblStylePr>
     <w:tblStylePr w:type="lastCol">
       <w:rPr>
+        <w:rFonts w:eastAsia="黑体"/>
         <w:color w:themeColor="background1" w:val="FFFFFF"/>
       </w:rPr>
       <w:tblPr/>
@@ -14499,6 +15139,7 @@
       <w:spacing w:after="0" w:line="240" w:lineRule="auto"/>
     </w:pPr>
     <w:rPr>
+      <w:rFonts w:eastAsia="黑体"/>
       <w:color w:themeColor="text1" w:val="000000"/>
     </w:rPr>
     <w:tblPr>
@@ -14520,6 +15161,7 @@
     </w:tcPr>
     <w:tblStylePr w:type="firstRow">
       <w:rPr>
+        <w:rFonts w:eastAsia="黑体"/>
         <w:b/>
         <w:bCs/>
       </w:rPr>
@@ -14530,6 +15172,7 @@
     </w:tblStylePr>
     <w:tblStylePr w:type="lastRow">
       <w:rPr>
+        <w:rFonts w:eastAsia="黑体"/>
         <w:b/>
         <w:bCs/>
         <w:color w:themeColor="text1" w:val="000000"/>
@@ -14541,6 +15184,7 @@
     </w:tblStylePr>
     <w:tblStylePr w:type="firstCol">
       <w:rPr>
+        <w:rFonts w:eastAsia="黑体"/>
         <w:color w:themeColor="background1" w:val="FFFFFF"/>
       </w:rPr>
       <w:tblPr/>
@@ -14550,6 +15194,7 @@
     </w:tblStylePr>
     <w:tblStylePr w:type="lastCol">
       <w:rPr>
+        <w:rFonts w:eastAsia="黑体"/>
         <w:color w:themeColor="background1" w:val="FFFFFF"/>
       </w:rPr>
       <w:tblPr/>
@@ -14579,6 +15224,7 @@
       <w:spacing w:after="0" w:line="240" w:lineRule="auto"/>
     </w:pPr>
     <w:rPr>
+      <w:rFonts w:eastAsia="黑体"/>
       <w:color w:themeColor="text1" w:val="000000"/>
     </w:rPr>
     <w:tblPr>
@@ -14600,6 +15246,7 @@
     </w:tcPr>
     <w:tblStylePr w:type="firstRow">
       <w:rPr>
+        <w:rFonts w:eastAsia="黑体"/>
         <w:b/>
         <w:bCs/>
       </w:rPr>
@@ -14610,6 +15257,7 @@
     </w:tblStylePr>
     <w:tblStylePr w:type="lastRow">
       <w:rPr>
+        <w:rFonts w:eastAsia="黑体"/>
         <w:b/>
         <w:bCs/>
         <w:color w:themeColor="text1" w:val="000000"/>
@@ -14621,6 +15269,7 @@
     </w:tblStylePr>
     <w:tblStylePr w:type="firstCol">
       <w:rPr>
+        <w:rFonts w:eastAsia="黑体"/>
         <w:color w:themeColor="background1" w:val="FFFFFF"/>
       </w:rPr>
       <w:tblPr/>
@@ -14630,6 +15279,7 @@
     </w:tblStylePr>
     <w:tblStylePr w:type="lastCol">
       <w:rPr>
+        <w:rFonts w:eastAsia="黑体"/>
         <w:color w:themeColor="background1" w:val="FFFFFF"/>
       </w:rPr>
       <w:tblPr/>
@@ -14659,6 +15309,7 @@
       <w:spacing w:after="0" w:line="240" w:lineRule="auto"/>
     </w:pPr>
     <w:rPr>
+      <w:rFonts w:eastAsia="黑体"/>
       <w:color w:themeColor="text1" w:val="000000"/>
     </w:rPr>
     <w:tblPr>
@@ -14680,6 +15331,7 @@
     </w:tcPr>
     <w:tblStylePr w:type="firstRow">
       <w:rPr>
+        <w:rFonts w:eastAsia="黑体"/>
         <w:b/>
         <w:bCs/>
       </w:rPr>
@@ -14690,6 +15342,7 @@
     </w:tblStylePr>
     <w:tblStylePr w:type="lastRow">
       <w:rPr>
+        <w:rFonts w:eastAsia="黑体"/>
         <w:b/>
         <w:bCs/>
         <w:color w:themeColor="text1" w:val="000000"/>
@@ -14701,6 +15354,7 @@
     </w:tblStylePr>
     <w:tblStylePr w:type="firstCol">
       <w:rPr>
+        <w:rFonts w:eastAsia="黑体"/>
         <w:color w:themeColor="background1" w:val="FFFFFF"/>
       </w:rPr>
       <w:tblPr/>
@@ -14710,6 +15364,7 @@
     </w:tblStylePr>
     <w:tblStylePr w:type="lastCol">
       <w:rPr>
+        <w:rFonts w:eastAsia="黑体"/>
         <w:color w:themeColor="background1" w:val="FFFFFF"/>
       </w:rPr>
       <w:tblPr/>
@@ -14739,6 +15394,7 @@
       <w:spacing w:after="0" w:line="240" w:lineRule="auto"/>
     </w:pPr>
     <w:rPr>
+      <w:rFonts w:eastAsia="黑体"/>
       <w:color w:themeColor="text1" w:val="000000"/>
     </w:rPr>
     <w:tblPr>
@@ -14760,6 +15416,7 @@
     </w:tcPr>
     <w:tblStylePr w:type="firstRow">
       <w:rPr>
+        <w:rFonts w:eastAsia="黑体"/>
         <w:b/>
         <w:bCs/>
       </w:rPr>
@@ -14770,6 +15427,7 @@
     </w:tblStylePr>
     <w:tblStylePr w:type="lastRow">
       <w:rPr>
+        <w:rFonts w:eastAsia="黑体"/>
         <w:b/>
         <w:bCs/>
         <w:color w:themeColor="text1" w:val="000000"/>
@@ -14781,6 +15439,7 @@
     </w:tblStylePr>
     <w:tblStylePr w:type="firstCol">
       <w:rPr>
+        <w:rFonts w:eastAsia="黑体"/>
         <w:color w:themeColor="background1" w:val="FFFFFF"/>
       </w:rPr>
       <w:tblPr/>
@@ -14790,6 +15449,7 @@
     </w:tblStylePr>
     <w:tblStylePr w:type="lastCol">
       <w:rPr>
+        <w:rFonts w:eastAsia="黑体"/>
         <w:color w:themeColor="background1" w:val="FFFFFF"/>
       </w:rPr>
       <w:tblPr/>
@@ -14822,6 +15482,7 @@
     <w:name w:val="KeywordTok"/>
     <w:basedOn w:val="VerbatimChar"/>
     <w:rPr>
+      <w:rFonts w:eastAsia="黑体"/>
       <w:b/>
       <w:color w:val="007020"/>
     </w:rPr>
@@ -14830,6 +15491,7 @@
     <w:name w:val="DataTypeTok"/>
     <w:basedOn w:val="VerbatimChar"/>
     <w:rPr>
+      <w:rFonts w:eastAsia="黑体"/>
       <w:color w:val="902000"/>
     </w:rPr>
   </w:style>
@@ -14837,6 +15499,7 @@
     <w:name w:val="DecValTok"/>
     <w:basedOn w:val="VerbatimChar"/>
     <w:rPr>
+      <w:rFonts w:eastAsia="黑体"/>
       <w:color w:val="40a070"/>
     </w:rPr>
   </w:style>
@@ -14844,6 +15507,7 @@
     <w:name w:val="BaseNTok"/>
     <w:basedOn w:val="VerbatimChar"/>
     <w:rPr>
+      <w:rFonts w:eastAsia="黑体"/>
       <w:color w:val="40a070"/>
     </w:rPr>
   </w:style>
@@ -14851,6 +15515,7 @@
     <w:name w:val="FloatTok"/>
     <w:basedOn w:val="VerbatimChar"/>
     <w:rPr>
+      <w:rFonts w:eastAsia="黑体"/>
       <w:color w:val="40a070"/>
     </w:rPr>
   </w:style>
@@ -14858,6 +15523,7 @@
     <w:name w:val="ConstantTok"/>
     <w:basedOn w:val="VerbatimChar"/>
     <w:rPr>
+      <w:rFonts w:eastAsia="黑体"/>
       <w:color w:val="880000"/>
     </w:rPr>
   </w:style>
@@ -14865,6 +15531,7 @@
     <w:name w:val="CharTok"/>
     <w:basedOn w:val="VerbatimChar"/>
     <w:rPr>
+      <w:rFonts w:eastAsia="黑体"/>
       <w:color w:val="4070a0"/>
     </w:rPr>
   </w:style>
@@ -14872,6 +15539,7 @@
     <w:name w:val="SpecialCharTok"/>
     <w:basedOn w:val="VerbatimChar"/>
     <w:rPr>
+      <w:rFonts w:eastAsia="黑体"/>
       <w:color w:val="4070a0"/>
     </w:rPr>
   </w:style>
@@ -14879,6 +15547,7 @@
     <w:name w:val="StringTok"/>
     <w:basedOn w:val="VerbatimChar"/>
     <w:rPr>
+      <w:rFonts w:eastAsia="黑体"/>
       <w:color w:val="4070a0"/>
     </w:rPr>
   </w:style>
@@ -14886,6 +15555,7 @@
     <w:name w:val="VerbatimStringTok"/>
     <w:basedOn w:val="VerbatimChar"/>
     <w:rPr>
+      <w:rFonts w:eastAsia="黑体"/>
       <w:color w:val="4070a0"/>
     </w:rPr>
   </w:style>
@@ -14893,6 +15563,7 @@
     <w:name w:val="SpecialStringTok"/>
     <w:basedOn w:val="VerbatimChar"/>
     <w:rPr>
+      <w:rFonts w:eastAsia="黑体"/>
       <w:color w:val="bb6688"/>
     </w:rPr>
   </w:style>
@@ -14900,6 +15571,7 @@
     <w:name w:val="ImportTok"/>
     <w:basedOn w:val="VerbatimChar"/>
     <w:rPr>
+      <w:rFonts w:eastAsia="黑体"/>
       <w:b/>
       <w:color w:val="008000"/>
     </w:rPr>
@@ -14908,6 +15580,7 @@
     <w:name w:val="CommentTok"/>
     <w:basedOn w:val="VerbatimChar"/>
     <w:rPr>
+      <w:rFonts w:eastAsia="黑体"/>
       <w:i/>
       <w:color w:val="60a0b0"/>
     </w:rPr>
@@ -14916,6 +15589,7 @@
     <w:name w:val="DocumentationTok"/>
     <w:basedOn w:val="VerbatimChar"/>
     <w:rPr>
+      <w:rFonts w:eastAsia="黑体"/>
       <w:i/>
       <w:color w:val="ba2121"/>
     </w:rPr>
@@ -14924,6 +15598,7 @@
     <w:name w:val="AnnotationTok"/>
     <w:basedOn w:val="VerbatimChar"/>
     <w:rPr>
+      <w:rFonts w:eastAsia="黑体"/>
       <w:b/>
       <w:i/>
       <w:color w:val="60a0b0"/>
@@ -14933,6 +15608,7 @@
     <w:name w:val="CommentVarTok"/>
     <w:basedOn w:val="VerbatimChar"/>
     <w:rPr>
+      <w:rFonts w:eastAsia="黑体"/>
       <w:b/>
       <w:i/>
       <w:color w:val="60a0b0"/>
@@ -14942,6 +15618,7 @@
     <w:name w:val="OtherTok"/>
     <w:basedOn w:val="VerbatimChar"/>
     <w:rPr>
+      <w:rFonts w:eastAsia="黑体"/>
       <w:color w:val="007020"/>
     </w:rPr>
   </w:style>
@@ -14949,6 +15626,7 @@
     <w:name w:val="FunctionTok"/>
     <w:basedOn w:val="VerbatimChar"/>
     <w:rPr>
+      <w:rFonts w:eastAsia="黑体"/>
       <w:color w:val="06287e"/>
     </w:rPr>
   </w:style>
@@ -14956,6 +15634,7 @@
     <w:name w:val="VariableTok"/>
     <w:basedOn w:val="VerbatimChar"/>
     <w:rPr>
+      <w:rFonts w:eastAsia="黑体"/>
       <w:color w:val="19177c"/>
     </w:rPr>
   </w:style>
@@ -14963,6 +15642,7 @@
     <w:name w:val="ControlFlowTok"/>
     <w:basedOn w:val="VerbatimChar"/>
     <w:rPr>
+      <w:rFonts w:eastAsia="黑体"/>
       <w:b/>
       <w:color w:val="007020"/>
     </w:rPr>
@@ -14971,6 +15651,7 @@
     <w:name w:val="OperatorTok"/>
     <w:basedOn w:val="VerbatimChar"/>
     <w:rPr>
+      <w:rFonts w:eastAsia="黑体"/>
       <w:color w:val="666666"/>
     </w:rPr>
   </w:style>
@@ -14978,18 +15659,22 @@
     <w:name w:val="BuiltInTok"/>
     <w:basedOn w:val="VerbatimChar"/>
     <w:rPr>
+      <w:rFonts w:eastAsia="黑体"/>
       <w:color w:val="008000"/>
     </w:rPr>
   </w:style>
   <w:style w:type="character" w:customStyle="1" w:styleId="ExtensionTok">
     <w:name w:val="ExtensionTok"/>
     <w:basedOn w:val="VerbatimChar"/>
-    <w:rPr/>
+    <w:rPr>
+      <w:rFonts w:eastAsia="黑体"/>
+    </w:rPr>
   </w:style>
   <w:style w:type="character" w:customStyle="1" w:styleId="PreprocessorTok">
     <w:name w:val="PreprocessorTok"/>
     <w:basedOn w:val="VerbatimChar"/>
     <w:rPr>
+      <w:rFonts w:eastAsia="黑体"/>
       <w:color w:val="bc7a00"/>
     </w:rPr>
   </w:style>
@@ -14997,18 +15682,22 @@
     <w:name w:val="AttributeTok"/>
     <w:basedOn w:val="VerbatimChar"/>
     <w:rPr>
+      <w:rFonts w:eastAsia="黑体"/>
       <w:color w:val="7d9029"/>
     </w:rPr>
   </w:style>
   <w:style w:type="character" w:customStyle="1" w:styleId="RegionMarkerTok">
     <w:name w:val="RegionMarkerTok"/>
     <w:basedOn w:val="VerbatimChar"/>
-    <w:rPr/>
+    <w:rPr>
+      <w:rFonts w:eastAsia="黑体"/>
+    </w:rPr>
   </w:style>
   <w:style w:type="character" w:customStyle="1" w:styleId="InformationTok">
     <w:name w:val="InformationTok"/>
     <w:basedOn w:val="VerbatimChar"/>
     <w:rPr>
+      <w:rFonts w:eastAsia="黑体"/>
       <w:b/>
       <w:i/>
       <w:color w:val="60a0b0"/>
@@ -15018,6 +15707,7 @@
     <w:name w:val="WarningTok"/>
     <w:basedOn w:val="VerbatimChar"/>
     <w:rPr>
+      <w:rFonts w:eastAsia="黑体"/>
       <w:b/>
       <w:i/>
       <w:color w:val="60a0b0"/>
@@ -15027,6 +15717,7 @@
     <w:name w:val="AlertTok"/>
     <w:basedOn w:val="VerbatimChar"/>
     <w:rPr>
+      <w:rFonts w:eastAsia="黑体"/>
       <w:b/>
       <w:color w:val="ff0000"/>
     </w:rPr>
@@ -15035,6 +15726,7 @@
     <w:name w:val="ErrorTok"/>
     <w:basedOn w:val="VerbatimChar"/>
     <w:rPr>
+      <w:rFonts w:eastAsia="黑体"/>
       <w:b/>
       <w:color w:val="ff0000"/>
     </w:rPr>
@@ -15042,7 +15734,9 @@
   <w:style w:type="character" w:customStyle="1" w:styleId="NormalTok">
     <w:name w:val="NormalTok"/>
     <w:basedOn w:val="VerbatimChar"/>
-    <w:rPr/>
+    <w:rPr>
+      <w:rFonts w:eastAsia="黑体"/>
+    </w:rPr>
   </w:style>
 </w:styles>
 </file>
@@ -15091,12 +15785,12 @@
     <a:fontScheme name="Office">
       <a:majorFont>
         <a:latin typeface="Calibri"/>
-        <a:ea typeface=""/>
+        <a:ea typeface="黑体"/>
         <a:cs typeface=""/>
         <a:font script="Jpan" typeface="ＭＳ ゴシック"/>
         <a:font script="Hang" typeface="맑은 고딕"/>
-        <a:font script="Hans" typeface="宋体"/>
-        <a:font script="Hant" typeface="新細明體"/>
+        <a:font script="Hans" typeface="黑体"/>
+        <a:font script="Hant" typeface="黑体"/>
         <a:font script="Arab" typeface="Times New Roman"/>
         <a:font script="Hebr" typeface="Times New Roman"/>
         <a:font script="Thai" typeface="Angsana New"/>
@@ -15126,12 +15820,12 @@
       </a:majorFont>
       <a:minorFont>
         <a:latin typeface="Cambria"/>
-        <a:ea typeface=""/>
+        <a:ea typeface="黑体"/>
         <a:cs typeface=""/>
         <a:font script="Jpan" typeface="ＭＳ 明朝"/>
         <a:font script="Hang" typeface="맑은 고딕"/>
-        <a:font script="Hans" typeface="宋体"/>
-        <a:font script="Hant" typeface="新細明體"/>
+        <a:font script="Hans" typeface="黑体"/>
+        <a:font script="Hant" typeface="黑体"/>
         <a:font script="Arab" typeface="Arial"/>
         <a:font script="Hebr" typeface="Arial"/>
         <a:font script="Thai" typeface="Cordia New"/>

--- a/01-电源电路/02-开关电源/LLC谐振变换器/半桥LLC谐振电路/半桥LLC谐振电路.docx
+++ b/01-电源电路/02-开关电源/LLC谐振变换器/半桥LLC谐振电路/半桥LLC谐振电路.docx
@@ -2714,7 +2714,7 @@
           <w:color w:val="555555"/>
           <w:sz w:val="21"/>
         </w:rPr>
-        <w:t>材料收集者：杜文杰，WX手机：19519196569，QQ:3478827729</w:t>
+        <w:t>材料收集者：杜文杰，微信/手机：19519196569，QQ:3478827729</w:t>
       </w:r>
     </w:p>
     <w:sectPr>
